--- a/MATLAB Coursework 2  Word Template.docx
+++ b/MATLAB Coursework 2  Word Template.docx
@@ -8,7 +8,7 @@
     <w:p/>
     <w:p>
       <w:pPr>
-        <w:pStyle w:val="Title"/>
+        <w:pStyle w:val="a8"/>
       </w:pPr>
       <w:r>
         <w:t>AERO1005 MATLAB Coursework 2</w:t>
@@ -18,8 +18,10 @@
     <w:p>
       <w:pPr>
         <w:rPr>
+          <w:rFonts w:hint="eastAsia"/>
           <w:b/>
           <w:bCs/>
+          <w:lang w:eastAsia="zh-CN"/>
         </w:rPr>
       </w:pPr>
       <w:r>
@@ -27,14 +29,25 @@
           <w:b/>
           <w:bCs/>
         </w:rPr>
-        <w:t>Author: Add your name</w:t>
+        <w:t xml:space="preserve">Author: </w:t>
+      </w:r>
+      <w:r>
+        <w:rPr>
+          <w:rFonts w:hint="eastAsia"/>
+          <w:b/>
+          <w:bCs/>
+          <w:lang w:eastAsia="zh-CN"/>
+        </w:rPr>
+        <w:t>Shi Wen LIANG</w:t>
       </w:r>
     </w:p>
     <w:p>
       <w:pPr>
         <w:rPr>
+          <w:rFonts w:hint="eastAsia"/>
           <w:b/>
           <w:bCs/>
+          <w:lang w:eastAsia="zh-CN"/>
         </w:rPr>
       </w:pPr>
       <w:r>
@@ -42,14 +55,25 @@
           <w:b/>
           <w:bCs/>
         </w:rPr>
-        <w:t>Student ID: Put your ID number here</w:t>
+        <w:t xml:space="preserve">Student ID: </w:t>
+      </w:r>
+      <w:r>
+        <w:rPr>
+          <w:rFonts w:hint="eastAsia"/>
+          <w:b/>
+          <w:bCs/>
+          <w:lang w:eastAsia="zh-CN"/>
+        </w:rPr>
+        <w:t>20721914</w:t>
       </w:r>
     </w:p>
     <w:p>
       <w:pPr>
         <w:rPr>
+          <w:rFonts w:hint="eastAsia"/>
           <w:b/>
           <w:bCs/>
+          <w:lang w:eastAsia="zh-CN"/>
         </w:rPr>
       </w:pPr>
       <w:r>
@@ -61,10 +85,12 @@
       </w:r>
       <w:r>
         <w:rPr>
+          <w:rFonts w:hint="eastAsia"/>
           <w:b/>
           <w:bCs/>
+          <w:lang w:eastAsia="zh-CN"/>
         </w:rPr>
-        <w:t>Add submission date here</w:t>
+        <w:t>05/06/2026</w:t>
       </w:r>
     </w:p>
     <w:p/>
@@ -103,16 +129,309 @@
         <w:spacing w:line="259" w:lineRule="auto"/>
         <w:jc w:val="both"/>
         <w:rPr>
+          <w:bCs/>
           <w:color w:val="000000" w:themeColor="text1"/>
-          <w:highlight w:val="cyan"/>
+          <w:lang w:eastAsia="zh-CN"/>
+          <w14:shadow w14:blurRad="38100" w14:dist="19050" w14:dir="2700000" w14:sx="100000" w14:sy="100000" w14:kx="0" w14:ky="0" w14:algn="tl">
+            <w14:schemeClr w14:val="dk1">
+              <w14:alpha w14:val="60000"/>
+            </w14:schemeClr>
+          </w14:shadow>
+          <w14:textOutline w14:w="0" w14:cap="flat" w14:cmpd="sng" w14:algn="ctr">
+            <w14:noFill/>
+            <w14:prstDash w14:val="solid"/>
+            <w14:round/>
+          </w14:textOutline>
         </w:rPr>
       </w:pPr>
+      <w:r>
+        <w:rPr>
+          <w:rFonts w:hint="eastAsia"/>
+          <w:bCs/>
+          <w:color w:val="000000" w:themeColor="text1"/>
+          <w:lang w:eastAsia="zh-CN"/>
+          <w14:shadow w14:blurRad="38100" w14:dist="19050" w14:dir="2700000" w14:sx="100000" w14:sy="100000" w14:kx="0" w14:ky="0" w14:algn="tl">
+            <w14:schemeClr w14:val="dk1">
+              <w14:alpha w14:val="60000"/>
+            </w14:schemeClr>
+          </w14:shadow>
+          <w14:textOutline w14:w="0" w14:cap="flat" w14:cmpd="sng" w14:algn="ctr">
+            <w14:noFill/>
+            <w14:prstDash w14:val="solid"/>
+            <w14:round/>
+          </w14:textOutline>
+        </w:rPr>
+        <w:t xml:space="preserve">Task 2 </w:t>
+      </w:r>
+    </w:p>
+    <w:p>
+      <w:pPr>
+        <w:spacing w:line="259" w:lineRule="auto"/>
+        <w:jc w:val="both"/>
+        <w:rPr>
+          <w:bCs/>
+          <w:color w:val="000000" w:themeColor="text1"/>
+          <w:lang w:eastAsia="zh-CN"/>
+          <w14:shadow w14:blurRad="38100" w14:dist="19050" w14:dir="2700000" w14:sx="100000" w14:sy="100000" w14:kx="0" w14:ky="0" w14:algn="tl">
+            <w14:schemeClr w14:val="dk1">
+              <w14:alpha w14:val="60000"/>
+            </w14:schemeClr>
+          </w14:shadow>
+          <w14:textOutline w14:w="0" w14:cap="flat" w14:cmpd="sng" w14:algn="ctr">
+            <w14:noFill/>
+            <w14:prstDash w14:val="solid"/>
+            <w14:round/>
+          </w14:textOutline>
+        </w:rPr>
+      </w:pPr>
+      <w:r>
+        <w:rPr>
+          <w:rFonts w:hint="eastAsia"/>
+          <w:bCs/>
+          <w:color w:val="000000" w:themeColor="text1"/>
+          <w:lang w:eastAsia="zh-CN"/>
+          <w14:shadow w14:blurRad="38100" w14:dist="19050" w14:dir="2700000" w14:sx="100000" w14:sy="100000" w14:kx="0" w14:ky="0" w14:algn="tl">
+            <w14:schemeClr w14:val="dk1">
+              <w14:alpha w14:val="60000"/>
+            </w14:schemeClr>
+          </w14:shadow>
+          <w14:textOutline w14:w="0" w14:cap="flat" w14:cmpd="sng" w14:algn="ctr">
+            <w14:noFill/>
+            <w14:prstDash w14:val="solid"/>
+            <w14:round/>
+          </w14:textOutline>
+        </w:rPr>
+        <w:t>Flowchart 1</w:t>
+      </w:r>
+    </w:p>
+    <w:p>
+      <w:pPr>
+        <w:spacing w:line="259" w:lineRule="auto"/>
+        <w:jc w:val="both"/>
+        <w:rPr>
+          <w:bCs/>
+          <w:color w:val="000000" w:themeColor="text1"/>
+          <w:lang w:eastAsia="zh-CN"/>
+          <w14:shadow w14:blurRad="38100" w14:dist="19050" w14:dir="2700000" w14:sx="100000" w14:sy="100000" w14:kx="0" w14:ky="0" w14:algn="tl">
+            <w14:schemeClr w14:val="dk1">
+              <w14:alpha w14:val="60000"/>
+            </w14:schemeClr>
+          </w14:shadow>
+          <w14:textOutline w14:w="0" w14:cap="flat" w14:cmpd="sng" w14:algn="ctr">
+            <w14:noFill/>
+            <w14:prstDash w14:val="solid"/>
+            <w14:round/>
+          </w14:textOutline>
+        </w:rPr>
+      </w:pPr>
+      <w:r>
+        <w:rPr>
+          <w:rFonts w:hint="eastAsia"/>
+          <w:bCs/>
+          <w:noProof/>
+          <w:color w:val="000000" w:themeColor="text1"/>
+          <w:lang w:eastAsia="zh-CN"/>
+        </w:rPr>
+        <w:drawing>
+          <wp:inline distT="0" distB="0" distL="0" distR="0" wp14:anchorId="54570062" wp14:editId="5A897B60">
+            <wp:extent cx="4252913" cy="7456621"/>
+            <wp:effectExtent l="0" t="0" r="0" b="0"/>
+            <wp:docPr id="1557578953" name="图片 3"/>
+            <wp:cNvGraphicFramePr>
+              <a:graphicFrameLocks xmlns:a="http://schemas.openxmlformats.org/drawingml/2006/main" noChangeAspect="1"/>
+            </wp:cNvGraphicFramePr>
+            <a:graphic xmlns:a="http://schemas.openxmlformats.org/drawingml/2006/main">
+              <a:graphicData uri="http://schemas.openxmlformats.org/drawingml/2006/picture">
+                <pic:pic xmlns:pic="http://schemas.openxmlformats.org/drawingml/2006/picture">
+                  <pic:nvPicPr>
+                    <pic:cNvPr id="1557578953" name="图片 1557578953"/>
+                    <pic:cNvPicPr/>
+                  </pic:nvPicPr>
+                  <pic:blipFill>
+                    <a:blip r:embed="rId8">
+                      <a:extLst>
+                        <a:ext uri="{28A0092B-C50C-407E-A947-70E740481C1C}">
+                          <a14:useLocalDpi xmlns:a14="http://schemas.microsoft.com/office/drawing/2010/main" val="0"/>
+                        </a:ext>
+                      </a:extLst>
+                    </a:blip>
+                    <a:stretch>
+                      <a:fillRect/>
+                    </a:stretch>
+                  </pic:blipFill>
+                  <pic:spPr>
+                    <a:xfrm>
+                      <a:off x="0" y="0"/>
+                      <a:ext cx="4259255" cy="7467741"/>
+                    </a:xfrm>
+                    <a:prstGeom prst="rect">
+                      <a:avLst/>
+                    </a:prstGeom>
+                  </pic:spPr>
+                </pic:pic>
+              </a:graphicData>
+            </a:graphic>
+          </wp:inline>
+        </w:drawing>
+      </w:r>
+    </w:p>
+    <w:p>
+      <w:pPr>
+        <w:spacing w:line="259" w:lineRule="auto"/>
+        <w:jc w:val="both"/>
+        <w:rPr>
+          <w:bCs/>
+          <w:color w:val="000000" w:themeColor="text1"/>
+          <w:lang w:eastAsia="zh-CN"/>
+          <w14:shadow w14:blurRad="38100" w14:dist="19050" w14:dir="2700000" w14:sx="100000" w14:sy="100000" w14:kx="0" w14:ky="0" w14:algn="tl">
+            <w14:schemeClr w14:val="dk1">
+              <w14:alpha w14:val="60000"/>
+            </w14:schemeClr>
+          </w14:shadow>
+          <w14:textOutline w14:w="0" w14:cap="flat" w14:cmpd="sng" w14:algn="ctr">
+            <w14:noFill/>
+            <w14:prstDash w14:val="solid"/>
+            <w14:round/>
+          </w14:textOutline>
+        </w:rPr>
+      </w:pPr>
+      <w:r>
+        <w:rPr>
+          <w:rFonts w:hint="eastAsia"/>
+          <w:bCs/>
+          <w:color w:val="000000" w:themeColor="text1"/>
+          <w:lang w:eastAsia="zh-CN"/>
+          <w14:shadow w14:blurRad="38100" w14:dist="19050" w14:dir="2700000" w14:sx="100000" w14:sy="100000" w14:kx="0" w14:ky="0" w14:algn="tl">
+            <w14:schemeClr w14:val="dk1">
+              <w14:alpha w14:val="60000"/>
+            </w14:schemeClr>
+          </w14:shadow>
+          <w14:textOutline w14:w="0" w14:cap="flat" w14:cmpd="sng" w14:algn="ctr">
+            <w14:noFill/>
+            <w14:prstDash w14:val="solid"/>
+            <w14:round/>
+          </w14:textOutline>
+        </w:rPr>
+        <w:lastRenderedPageBreak/>
+        <w:t>Task 2</w:t>
+      </w:r>
+    </w:p>
+    <w:p>
+      <w:pPr>
+        <w:spacing w:line="259" w:lineRule="auto"/>
+        <w:jc w:val="both"/>
+        <w:rPr>
+          <w:rFonts w:hint="eastAsia"/>
+          <w:bCs/>
+          <w:color w:val="000000" w:themeColor="text1"/>
+          <w:lang w:eastAsia="zh-CN"/>
+          <w14:shadow w14:blurRad="38100" w14:dist="19050" w14:dir="2700000" w14:sx="100000" w14:sy="100000" w14:kx="0" w14:ky="0" w14:algn="tl">
+            <w14:schemeClr w14:val="dk1">
+              <w14:alpha w14:val="60000"/>
+            </w14:schemeClr>
+          </w14:shadow>
+          <w14:textOutline w14:w="0" w14:cap="flat" w14:cmpd="sng" w14:algn="ctr">
+            <w14:noFill/>
+            <w14:prstDash w14:val="solid"/>
+            <w14:round/>
+          </w14:textOutline>
+        </w:rPr>
+      </w:pPr>
+      <w:r>
+        <w:rPr>
+          <w:rFonts w:hint="eastAsia"/>
+          <w:bCs/>
+          <w:color w:val="000000" w:themeColor="text1"/>
+          <w:lang w:eastAsia="zh-CN"/>
+          <w14:shadow w14:blurRad="38100" w14:dist="19050" w14:dir="2700000" w14:sx="100000" w14:sy="100000" w14:kx="0" w14:ky="0" w14:algn="tl">
+            <w14:schemeClr w14:val="dk1">
+              <w14:alpha w14:val="60000"/>
+            </w14:schemeClr>
+          </w14:shadow>
+          <w14:textOutline w14:w="0" w14:cap="flat" w14:cmpd="sng" w14:algn="ctr">
+            <w14:noFill/>
+            <w14:prstDash w14:val="solid"/>
+            <w14:round/>
+          </w14:textOutline>
+        </w:rPr>
+        <w:t>Flowchart 2</w:t>
+      </w:r>
+      <w:r>
+        <w:rPr>
+          <w:bCs/>
+          <w:color w:val="000000" w:themeColor="text1"/>
+          <w:lang w:eastAsia="zh-CN"/>
+          <w14:shadow w14:blurRad="38100" w14:dist="19050" w14:dir="2700000" w14:sx="100000" w14:sy="100000" w14:kx="0" w14:ky="0" w14:algn="tl">
+            <w14:schemeClr w14:val="dk1">
+              <w14:alpha w14:val="60000"/>
+            </w14:schemeClr>
+          </w14:shadow>
+          <w14:textOutline w14:w="0" w14:cap="flat" w14:cmpd="sng" w14:algn="ctr">
+            <w14:noFill/>
+            <w14:prstDash w14:val="solid"/>
+            <w14:round/>
+          </w14:textOutline>
+        </w:rPr>
+        <w:br/>
+      </w:r>
+      <w:r>
+        <w:rPr>
+          <w:rFonts w:hint="eastAsia"/>
+          <w:bCs/>
+          <w:noProof/>
+          <w:color w:val="000000" w:themeColor="text1"/>
+          <w:lang w:eastAsia="zh-CN"/>
+        </w:rPr>
+        <w:drawing>
+          <wp:inline distT="0" distB="0" distL="0" distR="0" wp14:anchorId="070AC0F3" wp14:editId="61AEAE70">
+            <wp:extent cx="5731510" cy="8260715"/>
+            <wp:effectExtent l="0" t="0" r="2540" b="6985"/>
+            <wp:docPr id="436544076" name="图片 4"/>
+            <wp:cNvGraphicFramePr>
+              <a:graphicFrameLocks xmlns:a="http://schemas.openxmlformats.org/drawingml/2006/main" noChangeAspect="1"/>
+            </wp:cNvGraphicFramePr>
+            <a:graphic xmlns:a="http://schemas.openxmlformats.org/drawingml/2006/main">
+              <a:graphicData uri="http://schemas.openxmlformats.org/drawingml/2006/picture">
+                <pic:pic xmlns:pic="http://schemas.openxmlformats.org/drawingml/2006/picture">
+                  <pic:nvPicPr>
+                    <pic:cNvPr id="436544076" name="图片 436544076"/>
+                    <pic:cNvPicPr/>
+                  </pic:nvPicPr>
+                  <pic:blipFill>
+                    <a:blip r:embed="rId9">
+                      <a:extLst>
+                        <a:ext uri="{28A0092B-C50C-407E-A947-70E740481C1C}">
+                          <a14:useLocalDpi xmlns:a14="http://schemas.microsoft.com/office/drawing/2010/main" val="0"/>
+                        </a:ext>
+                      </a:extLst>
+                    </a:blip>
+                    <a:stretch>
+                      <a:fillRect/>
+                    </a:stretch>
+                  </pic:blipFill>
+                  <pic:spPr>
+                    <a:xfrm>
+                      <a:off x="0" y="0"/>
+                      <a:ext cx="5731510" cy="8260715"/>
+                    </a:xfrm>
+                    <a:prstGeom prst="rect">
+                      <a:avLst/>
+                    </a:prstGeom>
+                  </pic:spPr>
+                </pic:pic>
+              </a:graphicData>
+            </a:graphic>
+          </wp:inline>
+        </w:drawing>
+      </w:r>
     </w:p>
     <w:sectPr>
-      <w:headerReference w:type="default" r:id="rId8"/>
-      <w:footerReference w:type="default" r:id="rId9"/>
-      <w:headerReference w:type="first" r:id="rId10"/>
-      <w:footerReference w:type="first" r:id="rId11"/>
+      <w:headerReference w:type="even" r:id="rId10"/>
+      <w:headerReference w:type="default" r:id="rId11"/>
+      <w:footerReference w:type="even" r:id="rId12"/>
+      <w:footerReference w:type="default" r:id="rId13"/>
+      <w:headerReference w:type="first" r:id="rId14"/>
+      <w:footerReference w:type="first" r:id="rId15"/>
       <w:pgSz w:w="11906" w:h="16838"/>
       <w:pgMar w:top="1440" w:right="1440" w:bottom="1440" w:left="1440" w:header="850" w:footer="708" w:gutter="0"/>
       <w:cols w:space="708"/>
@@ -151,6 +470,16 @@
 
 <file path=word/footer1.xml><?xml version="1.0" encoding="utf-8"?>
 <w:ftr xmlns:wpc="http://schemas.microsoft.com/office/word/2010/wordprocessingCanvas" xmlns:cx="http://schemas.microsoft.com/office/drawing/2014/chartex" xmlns:cx1="http://schemas.microsoft.com/office/drawing/2015/9/8/chartex" xmlns:cx2="http://schemas.microsoft.com/office/drawing/2015/10/21/chartex" xmlns:cx3="http://schemas.microsoft.com/office/drawing/2016/5/9/chartex" xmlns:cx4="http://schemas.microsoft.com/office/drawing/2016/5/10/chartex" xmlns:cx5="http://schemas.microsoft.com/office/drawing/2016/5/11/chartex" xmlns:cx6="http://schemas.microsoft.com/office/drawing/2016/5/12/chartex" xmlns:cx7="http://schemas.microsoft.com/office/drawing/2016/5/13/chartex" xmlns:cx8="http://schemas.microsoft.com/office/drawing/2016/5/14/chartex" xmlns:mc="http://schemas.openxmlformats.org/markup-compatibility/2006" xmlns:aink="http://schemas.microsoft.com/office/drawing/2016/ink" xmlns:am3d="http://schemas.microsoft.com/office/drawing/2017/model3d" xmlns:o="urn:schemas-microsoft-com:office:office" xmlns:oel="http://schemas.microsoft.com/office/2019/extlst" xmlns:r="http://schemas.openxmlformats.org/officeDocument/2006/relationships" xmlns:m="http://schemas.openxmlformats.org/officeDocument/2006/math" xmlns:v="urn:schemas-microsoft-com:vml" xmlns:wp14="http://schemas.microsoft.com/office/word/2010/wordprocessingDrawing" xmlns:wp="http://schemas.openxmlformats.org/drawingml/2006/wordprocessingDrawing" xmlns:w10="urn:schemas-microsoft-com:office:word" xmlns:w="http://schemas.openxmlformats.org/wordprocessingml/2006/main" xmlns:w14="http://schemas.microsoft.com/office/word/2010/wordml" xmlns:w15="http://schemas.microsoft.com/office/word/2012/wordml" xmlns:w16cex="http://schemas.microsoft.com/office/word/2018/wordml/cex" xmlns:w16cid="http://schemas.microsoft.com/office/word/2016/wordml/cid" xmlns:w16="http://schemas.microsoft.com/office/word/2018/wordml" xmlns:w16du="http://schemas.microsoft.com/office/word/2023/wordml/word16du" xmlns:w16sdtdh="http://schemas.microsoft.com/office/word/2020/wordml/sdtdatahash" xmlns:w16sdtfl="http://schemas.microsoft.com/office/word/2024/wordml/sdtformatlock" xmlns:w16se="http://schemas.microsoft.com/office/word/2015/wordml/symex" xmlns:wpg="http://schemas.microsoft.com/office/word/2010/wordprocessingGroup" xmlns:wpi="http://schemas.microsoft.com/office/word/2010/wordprocessingInk" xmlns:wne="http://schemas.microsoft.com/office/word/2006/wordml" xmlns:wps="http://schemas.microsoft.com/office/word/2010/wordprocessingShape" mc:Ignorable="w14 w15 w16se w16cid w16 w16cex w16sdtdh w16sdtfl w16du wp14">
+  <w:p>
+    <w:pPr>
+      <w:pStyle w:val="a6"/>
+    </w:pPr>
+  </w:p>
+</w:ftr>
+</file>
+
+<file path=word/footer2.xml><?xml version="1.0" encoding="utf-8"?>
+<w:ftr xmlns:wpc="http://schemas.microsoft.com/office/word/2010/wordprocessingCanvas" xmlns:cx="http://schemas.microsoft.com/office/drawing/2014/chartex" xmlns:cx1="http://schemas.microsoft.com/office/drawing/2015/9/8/chartex" xmlns:cx2="http://schemas.microsoft.com/office/drawing/2015/10/21/chartex" xmlns:cx3="http://schemas.microsoft.com/office/drawing/2016/5/9/chartex" xmlns:cx4="http://schemas.microsoft.com/office/drawing/2016/5/10/chartex" xmlns:cx5="http://schemas.microsoft.com/office/drawing/2016/5/11/chartex" xmlns:cx6="http://schemas.microsoft.com/office/drawing/2016/5/12/chartex" xmlns:cx7="http://schemas.microsoft.com/office/drawing/2016/5/13/chartex" xmlns:cx8="http://schemas.microsoft.com/office/drawing/2016/5/14/chartex" xmlns:mc="http://schemas.openxmlformats.org/markup-compatibility/2006" xmlns:aink="http://schemas.microsoft.com/office/drawing/2016/ink" xmlns:am3d="http://schemas.microsoft.com/office/drawing/2017/model3d" xmlns:o="urn:schemas-microsoft-com:office:office" xmlns:oel="http://schemas.microsoft.com/office/2019/extlst" xmlns:r="http://schemas.openxmlformats.org/officeDocument/2006/relationships" xmlns:m="http://schemas.openxmlformats.org/officeDocument/2006/math" xmlns:v="urn:schemas-microsoft-com:vml" xmlns:wp14="http://schemas.microsoft.com/office/word/2010/wordprocessingDrawing" xmlns:wp="http://schemas.openxmlformats.org/drawingml/2006/wordprocessingDrawing" xmlns:w10="urn:schemas-microsoft-com:office:word" xmlns:w="http://schemas.openxmlformats.org/wordprocessingml/2006/main" xmlns:w14="http://schemas.microsoft.com/office/word/2010/wordml" xmlns:w15="http://schemas.microsoft.com/office/word/2012/wordml" xmlns:w16cex="http://schemas.microsoft.com/office/word/2018/wordml/cex" xmlns:w16cid="http://schemas.microsoft.com/office/word/2016/wordml/cid" xmlns:w16="http://schemas.microsoft.com/office/word/2018/wordml" xmlns:w16du="http://schemas.microsoft.com/office/word/2023/wordml/word16du" xmlns:w16sdtdh="http://schemas.microsoft.com/office/word/2020/wordml/sdtdatahash" xmlns:w16sdtfl="http://schemas.microsoft.com/office/word/2024/wordml/sdtformatlock" xmlns:w16se="http://schemas.microsoft.com/office/word/2015/wordml/symex" xmlns:wpg="http://schemas.microsoft.com/office/word/2010/wordprocessingGroup" xmlns:wpi="http://schemas.microsoft.com/office/word/2010/wordprocessingInk" xmlns:wne="http://schemas.microsoft.com/office/word/2006/wordml" xmlns:wps="http://schemas.microsoft.com/office/word/2010/wordprocessingShape" mc:Ignorable="w14 w15 w16se w16cid w16 w16cex w16sdtdh w16sdtfl w16du wp14">
   <w:sdt>
     <w:sdtPr>
       <w:id w:val="1214853255"/>
@@ -167,7 +496,7 @@
     <w:sdtContent>
       <w:p>
         <w:pPr>
-          <w:pStyle w:val="Footer"/>
+          <w:pStyle w:val="a6"/>
           <w:jc w:val="right"/>
         </w:pPr>
         <w:r>
@@ -226,7 +555,7 @@
             </mc:Choice>
             <mc:Fallback>
               <w:pict>
-                <v:line w14:anchorId="68CAF598" id="Straight Connector 4" o:spid="_x0000_s1026" style="position:absolute;z-index:251658243;visibility:visible;mso-wrap-style:square;mso-wrap-distance-left:9pt;mso-wrap-distance-top:0;mso-wrap-distance-right:9pt;mso-wrap-distance-bottom:0;mso-position-horizontal:absolute;mso-position-horizontal-relative:text;mso-position-vertical:absolute;mso-position-vertical-relative:text" from="-.75pt,-10.2pt" to="454.5pt,-10.2pt" o:gfxdata="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" strokecolor="#4472c4 [3204]" strokeweight=".5pt">
+                <v:line w14:anchorId="1880DC13" id="Straight Connector 4" o:spid="_x0000_s1026" style="position:absolute;z-index:251658243;visibility:visible;mso-wrap-style:square;mso-wrap-distance-left:9pt;mso-wrap-distance-top:0;mso-wrap-distance-right:9pt;mso-wrap-distance-bottom:0;mso-position-horizontal:absolute;mso-position-horizontal-relative:text;mso-position-vertical:absolute;mso-position-vertical-relative:text" from="-.75pt,-10.2pt" to="454.5pt,-10.2pt" o:gfxdata="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" strokecolor="#4472c4 [3204]" strokeweight=".5pt">
                   <v:stroke joinstyle="miter"/>
                 </v:line>
               </w:pict>
@@ -259,7 +588,7 @@
   </w:sdt>
   <w:p>
     <w:pPr>
-      <w:pStyle w:val="Footer"/>
+      <w:pStyle w:val="a6"/>
       <w:rPr>
         <w:i/>
         <w:iCs/>
@@ -269,23 +598,14 @@
     </w:pPr>
     <w:r>
       <w:rPr>
+        <w:rFonts w:hint="eastAsia"/>
         <w:i/>
         <w:iCs/>
         <w:sz w:val="18"/>
         <w:szCs w:val="18"/>
-        <w:highlight w:val="yellow"/>
-      </w:rPr>
-      <w:t>Your name</w:t>
-    </w:r>
-    <w:r>
-      <w:rPr>
-        <w:i/>
-        <w:iCs/>
-        <w:sz w:val="18"/>
-        <w:szCs w:val="18"/>
-        <w:highlight w:val="yellow"/>
-      </w:rPr>
-      <w:t>, student ID</w:t>
+        <w:lang w:eastAsia="zh-CN"/>
+      </w:rPr>
+      <w:t>Shi Wen LIANG, 20721914</w:t>
     </w:r>
     <w:r>
       <w:rPr>
@@ -300,17 +620,17 @@
 </w:ftr>
 </file>
 
-<file path=word/footer2.xml><?xml version="1.0" encoding="utf-8"?>
+<file path=word/footer3.xml><?xml version="1.0" encoding="utf-8"?>
 <w:ftr xmlns:wpc="http://schemas.microsoft.com/office/word/2010/wordprocessingCanvas" xmlns:cx="http://schemas.microsoft.com/office/drawing/2014/chartex" xmlns:cx1="http://schemas.microsoft.com/office/drawing/2015/9/8/chartex" xmlns:cx2="http://schemas.microsoft.com/office/drawing/2015/10/21/chartex" xmlns:cx3="http://schemas.microsoft.com/office/drawing/2016/5/9/chartex" xmlns:cx4="http://schemas.microsoft.com/office/drawing/2016/5/10/chartex" xmlns:cx5="http://schemas.microsoft.com/office/drawing/2016/5/11/chartex" xmlns:cx6="http://schemas.microsoft.com/office/drawing/2016/5/12/chartex" xmlns:cx7="http://schemas.microsoft.com/office/drawing/2016/5/13/chartex" xmlns:cx8="http://schemas.microsoft.com/office/drawing/2016/5/14/chartex" xmlns:mc="http://schemas.openxmlformats.org/markup-compatibility/2006" xmlns:aink="http://schemas.microsoft.com/office/drawing/2016/ink" xmlns:am3d="http://schemas.microsoft.com/office/drawing/2017/model3d" xmlns:o="urn:schemas-microsoft-com:office:office" xmlns:oel="http://schemas.microsoft.com/office/2019/extlst" xmlns:r="http://schemas.openxmlformats.org/officeDocument/2006/relationships" xmlns:m="http://schemas.openxmlformats.org/officeDocument/2006/math" xmlns:v="urn:schemas-microsoft-com:vml" xmlns:wp14="http://schemas.microsoft.com/office/word/2010/wordprocessingDrawing" xmlns:wp="http://schemas.openxmlformats.org/drawingml/2006/wordprocessingDrawing" xmlns:w10="urn:schemas-microsoft-com:office:word" xmlns:w="http://schemas.openxmlformats.org/wordprocessingml/2006/main" xmlns:w14="http://schemas.microsoft.com/office/word/2010/wordml" xmlns:w15="http://schemas.microsoft.com/office/word/2012/wordml" xmlns:w16cex="http://schemas.microsoft.com/office/word/2018/wordml/cex" xmlns:w16cid="http://schemas.microsoft.com/office/word/2016/wordml/cid" xmlns:w16="http://schemas.microsoft.com/office/word/2018/wordml" xmlns:w16du="http://schemas.microsoft.com/office/word/2023/wordml/word16du" xmlns:w16sdtdh="http://schemas.microsoft.com/office/word/2020/wordml/sdtdatahash" xmlns:w16sdtfl="http://schemas.microsoft.com/office/word/2024/wordml/sdtformatlock" xmlns:w16se="http://schemas.microsoft.com/office/word/2015/wordml/symex" xmlns:wpg="http://schemas.microsoft.com/office/word/2010/wordprocessingGroup" xmlns:wpi="http://schemas.microsoft.com/office/word/2010/wordprocessingInk" xmlns:wne="http://schemas.microsoft.com/office/word/2006/wordml" xmlns:wps="http://schemas.microsoft.com/office/word/2010/wordprocessingShape" mc:Ignorable="w14 w15 w16se w16cid w16 w16cex w16sdtdh w16sdtfl w16du wp14">
   <w:p>
     <w:pPr>
-      <w:pStyle w:val="Footer"/>
+      <w:pStyle w:val="a6"/>
       <w:jc w:val="right"/>
     </w:pPr>
   </w:p>
   <w:p>
     <w:pPr>
-      <w:pStyle w:val="Footer"/>
+      <w:pStyle w:val="a6"/>
     </w:pPr>
   </w:p>
 </w:ftr>
@@ -346,25 +666,8 @@
 <w:hdr xmlns:wpc="http://schemas.microsoft.com/office/word/2010/wordprocessingCanvas" xmlns:cx="http://schemas.microsoft.com/office/drawing/2014/chartex" xmlns:cx1="http://schemas.microsoft.com/office/drawing/2015/9/8/chartex" xmlns:cx2="http://schemas.microsoft.com/office/drawing/2015/10/21/chartex" xmlns:cx3="http://schemas.microsoft.com/office/drawing/2016/5/9/chartex" xmlns:cx4="http://schemas.microsoft.com/office/drawing/2016/5/10/chartex" xmlns:cx5="http://schemas.microsoft.com/office/drawing/2016/5/11/chartex" xmlns:cx6="http://schemas.microsoft.com/office/drawing/2016/5/12/chartex" xmlns:cx7="http://schemas.microsoft.com/office/drawing/2016/5/13/chartex" xmlns:cx8="http://schemas.microsoft.com/office/drawing/2016/5/14/chartex" xmlns:mc="http://schemas.openxmlformats.org/markup-compatibility/2006" xmlns:aink="http://schemas.microsoft.com/office/drawing/2016/ink" xmlns:am3d="http://schemas.microsoft.com/office/drawing/2017/model3d" xmlns:o="urn:schemas-microsoft-com:office:office" xmlns:oel="http://schemas.microsoft.com/office/2019/extlst" xmlns:r="http://schemas.openxmlformats.org/officeDocument/2006/relationships" xmlns:m="http://schemas.openxmlformats.org/officeDocument/2006/math" xmlns:v="urn:schemas-microsoft-com:vml" xmlns:wp14="http://schemas.microsoft.com/office/word/2010/wordprocessingDrawing" xmlns:wp="http://schemas.openxmlformats.org/drawingml/2006/wordprocessingDrawing" xmlns:w10="urn:schemas-microsoft-com:office:word" xmlns:w="http://schemas.openxmlformats.org/wordprocessingml/2006/main" xmlns:w14="http://schemas.microsoft.com/office/word/2010/wordml" xmlns:w15="http://schemas.microsoft.com/office/word/2012/wordml" xmlns:w16cex="http://schemas.microsoft.com/office/word/2018/wordml/cex" xmlns:w16cid="http://schemas.microsoft.com/office/word/2016/wordml/cid" xmlns:w16="http://schemas.microsoft.com/office/word/2018/wordml" xmlns:w16du="http://schemas.microsoft.com/office/word/2023/wordml/word16du" xmlns:w16sdtdh="http://schemas.microsoft.com/office/word/2020/wordml/sdtdatahash" xmlns:w16sdtfl="http://schemas.microsoft.com/office/word/2024/wordml/sdtformatlock" xmlns:w16se="http://schemas.microsoft.com/office/word/2015/wordml/symex" xmlns:wpg="http://schemas.microsoft.com/office/word/2010/wordprocessingGroup" xmlns:wpi="http://schemas.microsoft.com/office/word/2010/wordprocessingInk" xmlns:wne="http://schemas.microsoft.com/office/word/2006/wordml" xmlns:wps="http://schemas.microsoft.com/office/word/2010/wordprocessingShape" mc:Ignorable="w14 w15 w16se w16cid w16 w16cex w16sdtdh w16sdtfl w16du wp14">
   <w:p>
     <w:pPr>
-      <w:pStyle w:val="Header"/>
-      <w:rPr>
-        <w:i/>
-        <w:iCs/>
-        <w:sz w:val="18"/>
-        <w:szCs w:val="18"/>
-        <w:lang w:val="en-US"/>
-      </w:rPr>
+      <w:pStyle w:val="a4"/>
     </w:pPr>
-    <w:r>
-      <w:rPr>
-        <w:i/>
-        <w:iCs/>
-        <w:sz w:val="18"/>
-        <w:szCs w:val="18"/>
-        <w:lang w:val="en-US"/>
-      </w:rPr>
-      <w:t>MATLAB Coursework 2</w:t>
-    </w:r>
   </w:p>
 </w:hdr>
 </file>
@@ -373,7 +676,34 @@
 <w:hdr xmlns:wpc="http://schemas.microsoft.com/office/word/2010/wordprocessingCanvas" xmlns:cx="http://schemas.microsoft.com/office/drawing/2014/chartex" xmlns:cx1="http://schemas.microsoft.com/office/drawing/2015/9/8/chartex" xmlns:cx2="http://schemas.microsoft.com/office/drawing/2015/10/21/chartex" xmlns:cx3="http://schemas.microsoft.com/office/drawing/2016/5/9/chartex" xmlns:cx4="http://schemas.microsoft.com/office/drawing/2016/5/10/chartex" xmlns:cx5="http://schemas.microsoft.com/office/drawing/2016/5/11/chartex" xmlns:cx6="http://schemas.microsoft.com/office/drawing/2016/5/12/chartex" xmlns:cx7="http://schemas.microsoft.com/office/drawing/2016/5/13/chartex" xmlns:cx8="http://schemas.microsoft.com/office/drawing/2016/5/14/chartex" xmlns:mc="http://schemas.openxmlformats.org/markup-compatibility/2006" xmlns:aink="http://schemas.microsoft.com/office/drawing/2016/ink" xmlns:am3d="http://schemas.microsoft.com/office/drawing/2017/model3d" xmlns:o="urn:schemas-microsoft-com:office:office" xmlns:oel="http://schemas.microsoft.com/office/2019/extlst" xmlns:r="http://schemas.openxmlformats.org/officeDocument/2006/relationships" xmlns:m="http://schemas.openxmlformats.org/officeDocument/2006/math" xmlns:v="urn:schemas-microsoft-com:vml" xmlns:wp14="http://schemas.microsoft.com/office/word/2010/wordprocessingDrawing" xmlns:wp="http://schemas.openxmlformats.org/drawingml/2006/wordprocessingDrawing" xmlns:w10="urn:schemas-microsoft-com:office:word" xmlns:w="http://schemas.openxmlformats.org/wordprocessingml/2006/main" xmlns:w14="http://schemas.microsoft.com/office/word/2010/wordml" xmlns:w15="http://schemas.microsoft.com/office/word/2012/wordml" xmlns:w16cex="http://schemas.microsoft.com/office/word/2018/wordml/cex" xmlns:w16cid="http://schemas.microsoft.com/office/word/2016/wordml/cid" xmlns:w16="http://schemas.microsoft.com/office/word/2018/wordml" xmlns:w16du="http://schemas.microsoft.com/office/word/2023/wordml/word16du" xmlns:w16sdtdh="http://schemas.microsoft.com/office/word/2020/wordml/sdtdatahash" xmlns:w16sdtfl="http://schemas.microsoft.com/office/word/2024/wordml/sdtformatlock" xmlns:w16se="http://schemas.microsoft.com/office/word/2015/wordml/symex" xmlns:wpg="http://schemas.microsoft.com/office/word/2010/wordprocessingGroup" xmlns:wpi="http://schemas.microsoft.com/office/word/2010/wordprocessingInk" xmlns:wne="http://schemas.microsoft.com/office/word/2006/wordml" xmlns:wps="http://schemas.microsoft.com/office/word/2010/wordprocessingShape" mc:Ignorable="w14 w15 w16se w16cid w16 w16cex w16sdtdh w16sdtfl w16du wp14">
   <w:p>
     <w:pPr>
-      <w:pStyle w:val="Header"/>
+      <w:pStyle w:val="a4"/>
+      <w:rPr>
+        <w:i/>
+        <w:iCs/>
+        <w:sz w:val="18"/>
+        <w:szCs w:val="18"/>
+        <w:lang w:val="en-US"/>
+      </w:rPr>
+    </w:pPr>
+    <w:r>
+      <w:rPr>
+        <w:i/>
+        <w:iCs/>
+        <w:sz w:val="18"/>
+        <w:szCs w:val="18"/>
+        <w:lang w:val="en-US"/>
+      </w:rPr>
+      <w:t>MATLAB Coursework 2</w:t>
+    </w:r>
+  </w:p>
+</w:hdr>
+</file>
+
+<file path=word/header3.xml><?xml version="1.0" encoding="utf-8"?>
+<w:hdr xmlns:wpc="http://schemas.microsoft.com/office/word/2010/wordprocessingCanvas" xmlns:cx="http://schemas.microsoft.com/office/drawing/2014/chartex" xmlns:cx1="http://schemas.microsoft.com/office/drawing/2015/9/8/chartex" xmlns:cx2="http://schemas.microsoft.com/office/drawing/2015/10/21/chartex" xmlns:cx3="http://schemas.microsoft.com/office/drawing/2016/5/9/chartex" xmlns:cx4="http://schemas.microsoft.com/office/drawing/2016/5/10/chartex" xmlns:cx5="http://schemas.microsoft.com/office/drawing/2016/5/11/chartex" xmlns:cx6="http://schemas.microsoft.com/office/drawing/2016/5/12/chartex" xmlns:cx7="http://schemas.microsoft.com/office/drawing/2016/5/13/chartex" xmlns:cx8="http://schemas.microsoft.com/office/drawing/2016/5/14/chartex" xmlns:mc="http://schemas.openxmlformats.org/markup-compatibility/2006" xmlns:aink="http://schemas.microsoft.com/office/drawing/2016/ink" xmlns:am3d="http://schemas.microsoft.com/office/drawing/2017/model3d" xmlns:o="urn:schemas-microsoft-com:office:office" xmlns:oel="http://schemas.microsoft.com/office/2019/extlst" xmlns:r="http://schemas.openxmlformats.org/officeDocument/2006/relationships" xmlns:m="http://schemas.openxmlformats.org/officeDocument/2006/math" xmlns:v="urn:schemas-microsoft-com:vml" xmlns:wp14="http://schemas.microsoft.com/office/word/2010/wordprocessingDrawing" xmlns:wp="http://schemas.openxmlformats.org/drawingml/2006/wordprocessingDrawing" xmlns:w10="urn:schemas-microsoft-com:office:word" xmlns:w="http://schemas.openxmlformats.org/wordprocessingml/2006/main" xmlns:w14="http://schemas.microsoft.com/office/word/2010/wordml" xmlns:w15="http://schemas.microsoft.com/office/word/2012/wordml" xmlns:w16cex="http://schemas.microsoft.com/office/word/2018/wordml/cex" xmlns:w16cid="http://schemas.microsoft.com/office/word/2016/wordml/cid" xmlns:w16="http://schemas.microsoft.com/office/word/2018/wordml" xmlns:w16du="http://schemas.microsoft.com/office/word/2023/wordml/word16du" xmlns:w16sdtdh="http://schemas.microsoft.com/office/word/2020/wordml/sdtdatahash" xmlns:w16sdtfl="http://schemas.microsoft.com/office/word/2024/wordml/sdtformatlock" xmlns:w16se="http://schemas.microsoft.com/office/word/2015/wordml/symex" xmlns:wpg="http://schemas.microsoft.com/office/word/2010/wordprocessingGroup" xmlns:wpi="http://schemas.microsoft.com/office/word/2010/wordprocessingInk" xmlns:wne="http://schemas.microsoft.com/office/word/2006/wordml" xmlns:wps="http://schemas.microsoft.com/office/word/2010/wordprocessingShape" mc:Ignorable="w14 w15 w16se w16cid w16 w16cex w16sdtdh w16sdtfl w16du wp14">
+  <w:p>
+    <w:pPr>
+      <w:pStyle w:val="a4"/>
     </w:pPr>
     <w:r>
       <w:rPr>
@@ -648,7 +978,7 @@
     <w:lvl w:ilvl="0">
       <w:start w:val="1"/>
       <w:numFmt w:val="decimal"/>
-      <w:pStyle w:val="Heading1"/>
+      <w:pStyle w:val="1"/>
       <w:lvlText w:val="%1."/>
       <w:lvlJc w:val="left"/>
       <w:pPr>
@@ -658,7 +988,7 @@
     <w:lvl w:ilvl="1">
       <w:start w:val="1"/>
       <w:numFmt w:val="decimal"/>
-      <w:pStyle w:val="Heading2"/>
+      <w:pStyle w:val="2"/>
       <w:lvlText w:val="%1.%2."/>
       <w:lvlJc w:val="left"/>
       <w:pPr>
@@ -975,7 +1305,7 @@
   <w:docDefaults>
     <w:rPrDefault>
       <w:rPr>
-        <w:rFonts w:asciiTheme="minorHAnsi" w:eastAsiaTheme="minorHAnsi" w:hAnsiTheme="minorHAnsi" w:cstheme="minorBidi"/>
+        <w:rFonts w:asciiTheme="minorHAnsi" w:eastAsia="宋体" w:hAnsiTheme="minorHAnsi" w:cstheme="minorBidi"/>
         <w:sz w:val="22"/>
         <w:szCs w:val="22"/>
         <w:lang w:val="en-GB" w:eastAsia="en-US" w:bidi="ar-SA"/>
@@ -1365,7 +1695,7 @@
     <w:lsdException w:name="Unresolved Mention" w:semiHidden="1" w:unhideWhenUsed="1"/>
     <w:lsdException w:name="Smart Link" w:semiHidden="1" w:unhideWhenUsed="1"/>
   </w:latentStyles>
-  <w:style w:type="paragraph" w:default="1" w:styleId="Normal">
+  <w:style w:type="paragraph" w:default="1" w:styleId="a">
     <w:name w:val="Normal"/>
     <w:qFormat/>
     <w:rsid w:val="005072DF"/>
@@ -1376,11 +1706,11 @@
       <w:rFonts w:ascii="Arial" w:hAnsi="Arial" w:cs="Arial"/>
     </w:rPr>
   </w:style>
-  <w:style w:type="paragraph" w:styleId="Heading1">
+  <w:style w:type="paragraph" w:styleId="1">
     <w:name w:val="heading 1"/>
-    <w:basedOn w:val="ListParagraph"/>
-    <w:next w:val="Normal"/>
-    <w:link w:val="Heading1Char"/>
+    <w:basedOn w:val="a0"/>
+    <w:next w:val="a"/>
+    <w:link w:val="10"/>
     <w:uiPriority w:val="9"/>
     <w:qFormat/>
     <w:rsid w:val="001F5F3A"/>
@@ -1399,11 +1729,11 @@
       <w:szCs w:val="28"/>
     </w:rPr>
   </w:style>
-  <w:style w:type="paragraph" w:styleId="Heading2">
+  <w:style w:type="paragraph" w:styleId="2">
     <w:name w:val="heading 2"/>
-    <w:basedOn w:val="Heading1"/>
-    <w:next w:val="Normal"/>
-    <w:link w:val="Heading2Char"/>
+    <w:basedOn w:val="1"/>
+    <w:next w:val="a"/>
+    <w:link w:val="20"/>
     <w:uiPriority w:val="9"/>
     <w:unhideWhenUsed/>
     <w:qFormat/>
@@ -1421,13 +1751,13 @@
       <w:szCs w:val="22"/>
     </w:rPr>
   </w:style>
-  <w:style w:type="character" w:default="1" w:styleId="DefaultParagraphFont">
+  <w:style w:type="character" w:default="1" w:styleId="a1">
     <w:name w:val="Default Paragraph Font"/>
     <w:uiPriority w:val="1"/>
     <w:semiHidden/>
     <w:unhideWhenUsed/>
   </w:style>
-  <w:style w:type="table" w:default="1" w:styleId="TableNormal">
+  <w:style w:type="table" w:default="1" w:styleId="a2">
     <w:name w:val="Normal Table"/>
     <w:uiPriority w:val="99"/>
     <w:semiHidden/>
@@ -1442,16 +1772,16 @@
       </w:tblCellMar>
     </w:tblPr>
   </w:style>
-  <w:style w:type="numbering" w:default="1" w:styleId="NoList">
+  <w:style w:type="numbering" w:default="1" w:styleId="a3">
     <w:name w:val="No List"/>
     <w:uiPriority w:val="99"/>
     <w:semiHidden/>
     <w:unhideWhenUsed/>
   </w:style>
-  <w:style w:type="paragraph" w:styleId="Header">
+  <w:style w:type="paragraph" w:styleId="a4">
     <w:name w:val="header"/>
-    <w:basedOn w:val="Normal"/>
-    <w:link w:val="HeaderChar"/>
+    <w:basedOn w:val="a"/>
+    <w:link w:val="a5"/>
     <w:uiPriority w:val="99"/>
     <w:unhideWhenUsed/>
     <w:rsid w:val="00A864C2"/>
@@ -1463,17 +1793,17 @@
       <w:spacing w:after="0" w:line="240" w:lineRule="auto"/>
     </w:pPr>
   </w:style>
-  <w:style w:type="character" w:customStyle="1" w:styleId="HeaderChar">
-    <w:name w:val="Header Char"/>
-    <w:basedOn w:val="DefaultParagraphFont"/>
-    <w:link w:val="Header"/>
+  <w:style w:type="character" w:customStyle="1" w:styleId="a5">
+    <w:name w:val="页眉 字符"/>
+    <w:basedOn w:val="a1"/>
+    <w:link w:val="a4"/>
     <w:uiPriority w:val="99"/>
     <w:rsid w:val="00A864C2"/>
   </w:style>
-  <w:style w:type="paragraph" w:styleId="Footer">
+  <w:style w:type="paragraph" w:styleId="a6">
     <w:name w:val="footer"/>
-    <w:basedOn w:val="Normal"/>
-    <w:link w:val="FooterChar"/>
+    <w:basedOn w:val="a"/>
+    <w:link w:val="a7"/>
     <w:uiPriority w:val="99"/>
     <w:unhideWhenUsed/>
     <w:rsid w:val="00A864C2"/>
@@ -1485,18 +1815,18 @@
       <w:spacing w:after="0" w:line="240" w:lineRule="auto"/>
     </w:pPr>
   </w:style>
-  <w:style w:type="character" w:customStyle="1" w:styleId="FooterChar">
-    <w:name w:val="Footer Char"/>
-    <w:basedOn w:val="DefaultParagraphFont"/>
-    <w:link w:val="Footer"/>
+  <w:style w:type="character" w:customStyle="1" w:styleId="a7">
+    <w:name w:val="页脚 字符"/>
+    <w:basedOn w:val="a1"/>
+    <w:link w:val="a6"/>
     <w:uiPriority w:val="99"/>
     <w:rsid w:val="00A864C2"/>
   </w:style>
-  <w:style w:type="paragraph" w:styleId="Title">
+  <w:style w:type="paragraph" w:styleId="a8">
     <w:name w:val="Title"/>
-    <w:basedOn w:val="Normal"/>
-    <w:next w:val="Normal"/>
-    <w:link w:val="TitleChar"/>
+    <w:basedOn w:val="a"/>
+    <w:next w:val="a"/>
+    <w:link w:val="a9"/>
     <w:uiPriority w:val="10"/>
     <w:qFormat/>
     <w:rsid w:val="00470AA9"/>
@@ -1510,10 +1840,10 @@
       <w:szCs w:val="28"/>
     </w:rPr>
   </w:style>
-  <w:style w:type="character" w:customStyle="1" w:styleId="TitleChar">
-    <w:name w:val="Title Char"/>
-    <w:basedOn w:val="DefaultParagraphFont"/>
-    <w:link w:val="Title"/>
+  <w:style w:type="character" w:customStyle="1" w:styleId="a9">
+    <w:name w:val="标题 字符"/>
+    <w:basedOn w:val="a1"/>
+    <w:link w:val="a8"/>
     <w:uiPriority w:val="10"/>
     <w:rsid w:val="00470AA9"/>
     <w:rPr>
@@ -1524,9 +1854,9 @@
       <w:szCs w:val="28"/>
     </w:rPr>
   </w:style>
-  <w:style w:type="table" w:styleId="TableGrid">
+  <w:style w:type="table" w:styleId="aa">
     <w:name w:val="Table Grid"/>
-    <w:basedOn w:val="TableNormal"/>
+    <w:basedOn w:val="a2"/>
     <w:uiPriority w:val="39"/>
     <w:rsid w:val="005072DF"/>
     <w:pPr>
@@ -1543,9 +1873,9 @@
       </w:tblBorders>
     </w:tblPr>
   </w:style>
-  <w:style w:type="character" w:styleId="PlaceholderText">
+  <w:style w:type="character" w:styleId="ab">
     <w:name w:val="Placeholder Text"/>
-    <w:basedOn w:val="DefaultParagraphFont"/>
+    <w:basedOn w:val="a1"/>
     <w:uiPriority w:val="99"/>
     <w:semiHidden/>
     <w:rsid w:val="005072DF"/>
@@ -1553,9 +1883,9 @@
       <w:color w:val="808080"/>
     </w:rPr>
   </w:style>
-  <w:style w:type="paragraph" w:styleId="ListParagraph">
+  <w:style w:type="paragraph" w:styleId="a0">
     <w:name w:val="List Paragraph"/>
-    <w:basedOn w:val="Normal"/>
+    <w:basedOn w:val="a"/>
     <w:uiPriority w:val="34"/>
     <w:qFormat/>
     <w:rsid w:val="00470AA9"/>
@@ -1564,10 +1894,10 @@
       <w:contextualSpacing/>
     </w:pPr>
   </w:style>
-  <w:style w:type="character" w:customStyle="1" w:styleId="Heading1Char">
-    <w:name w:val="Heading 1 Char"/>
-    <w:basedOn w:val="DefaultParagraphFont"/>
-    <w:link w:val="Heading1"/>
+  <w:style w:type="character" w:customStyle="1" w:styleId="10">
+    <w:name w:val="标题 1 字符"/>
+    <w:basedOn w:val="a1"/>
+    <w:link w:val="1"/>
     <w:uiPriority w:val="9"/>
     <w:rsid w:val="001F5F3A"/>
     <w:rPr>
@@ -1578,10 +1908,10 @@
       <w:szCs w:val="28"/>
     </w:rPr>
   </w:style>
-  <w:style w:type="character" w:customStyle="1" w:styleId="Heading2Char">
-    <w:name w:val="Heading 2 Char"/>
-    <w:basedOn w:val="DefaultParagraphFont"/>
-    <w:link w:val="Heading2"/>
+  <w:style w:type="character" w:customStyle="1" w:styleId="20">
+    <w:name w:val="标题 2 字符"/>
+    <w:basedOn w:val="a1"/>
+    <w:link w:val="2"/>
     <w:uiPriority w:val="9"/>
     <w:rsid w:val="00ED034F"/>
     <w:rPr>
@@ -1590,10 +1920,10 @@
       <w:bCs/>
     </w:rPr>
   </w:style>
-  <w:style w:type="paragraph" w:styleId="Caption">
+  <w:style w:type="paragraph" w:styleId="ac">
     <w:name w:val="caption"/>
-    <w:basedOn w:val="Normal"/>
-    <w:next w:val="Normal"/>
+    <w:basedOn w:val="a"/>
+    <w:next w:val="a"/>
     <w:uiPriority w:val="35"/>
     <w:unhideWhenUsed/>
     <w:qFormat/>
@@ -1608,10 +1938,10 @@
       <w:color w:val="44546A" w:themeColor="text2"/>
     </w:rPr>
   </w:style>
-  <w:style w:type="paragraph" w:styleId="TOCHeading">
+  <w:style w:type="paragraph" w:styleId="TOC">
     <w:name w:val="TOC Heading"/>
-    <w:basedOn w:val="Heading1"/>
-    <w:next w:val="Normal"/>
+    <w:basedOn w:val="1"/>
+    <w:next w:val="a"/>
     <w:uiPriority w:val="39"/>
     <w:unhideWhenUsed/>
     <w:qFormat/>
@@ -1638,8 +1968,8 @@
   </w:style>
   <w:style w:type="paragraph" w:styleId="TOC1">
     <w:name w:val="toc 1"/>
-    <w:basedOn w:val="Normal"/>
-    <w:next w:val="Normal"/>
+    <w:basedOn w:val="a"/>
+    <w:next w:val="a"/>
     <w:autoRedefine/>
     <w:uiPriority w:val="39"/>
     <w:unhideWhenUsed/>
@@ -1650,8 +1980,8 @@
   </w:style>
   <w:style w:type="paragraph" w:styleId="TOC2">
     <w:name w:val="toc 2"/>
-    <w:basedOn w:val="Normal"/>
-    <w:next w:val="Normal"/>
+    <w:basedOn w:val="a"/>
+    <w:next w:val="a"/>
     <w:autoRedefine/>
     <w:uiPriority w:val="39"/>
     <w:unhideWhenUsed/>
@@ -1661,9 +1991,9 @@
       <w:ind w:left="220"/>
     </w:pPr>
   </w:style>
-  <w:style w:type="character" w:styleId="Hyperlink">
+  <w:style w:type="character" w:styleId="ad">
     <w:name w:val="Hyperlink"/>
-    <w:basedOn w:val="DefaultParagraphFont"/>
+    <w:basedOn w:val="a1"/>
     <w:uiPriority w:val="99"/>
     <w:unhideWhenUsed/>
     <w:rsid w:val="00AF5424"/>
@@ -1672,17 +2002,17 @@
       <w:u w:val="single"/>
     </w:rPr>
   </w:style>
-  <w:style w:type="paragraph" w:styleId="Bibliography">
+  <w:style w:type="paragraph" w:styleId="ae">
     <w:name w:val="Bibliography"/>
-    <w:basedOn w:val="Normal"/>
-    <w:next w:val="Normal"/>
+    <w:basedOn w:val="a"/>
+    <w:next w:val="a"/>
     <w:uiPriority w:val="37"/>
     <w:unhideWhenUsed/>
     <w:rsid w:val="00CA7DEA"/>
   </w:style>
-  <w:style w:type="character" w:styleId="Emphasis">
+  <w:style w:type="character" w:styleId="af">
     <w:name w:val="Emphasis"/>
-    <w:basedOn w:val="DefaultParagraphFont"/>
+    <w:basedOn w:val="a1"/>
     <w:uiPriority w:val="20"/>
     <w:qFormat/>
     <w:rsid w:val="000A7D3A"/>
@@ -1691,9 +2021,9 @@
       <w:iCs/>
     </w:rPr>
   </w:style>
-  <w:style w:type="character" w:styleId="IntenseEmphasis">
+  <w:style w:type="character" w:styleId="af0">
     <w:name w:val="Intense Emphasis"/>
-    <w:basedOn w:val="DefaultParagraphFont"/>
+    <w:basedOn w:val="a1"/>
     <w:uiPriority w:val="21"/>
     <w:qFormat/>
     <w:rsid w:val="000A7D3A"/>

--- a/MATLAB Coursework 2  Word Template.docx
+++ b/MATLAB Coursework 2  Word Template.docx
@@ -18,7 +18,6 @@
     <w:p>
       <w:pPr>
         <w:rPr>
-          <w:rFonts w:hint="eastAsia"/>
           <w:b/>
           <w:bCs/>
           <w:lang w:eastAsia="zh-CN"/>
@@ -44,7 +43,6 @@
     <w:p>
       <w:pPr>
         <w:rPr>
-          <w:rFonts w:hint="eastAsia"/>
           <w:b/>
           <w:bCs/>
           <w:lang w:eastAsia="zh-CN"/>
@@ -70,7 +68,6 @@
     <w:p>
       <w:pPr>
         <w:rPr>
-          <w:rFonts w:hint="eastAsia"/>
           <w:b/>
           <w:bCs/>
           <w:lang w:eastAsia="zh-CN"/>
@@ -161,6 +158,470 @@
             <w14:round/>
           </w14:textOutline>
         </w:rPr>
+        <w:t>Task 1</w:t>
+      </w:r>
+    </w:p>
+    <w:p>
+      <w:pPr>
+        <w:spacing w:line="259" w:lineRule="auto"/>
+        <w:jc w:val="both"/>
+        <w:rPr>
+          <w:bCs/>
+          <w:color w:val="000000" w:themeColor="text1"/>
+          <w:lang w:eastAsia="zh-CN"/>
+          <w14:shadow w14:blurRad="38100" w14:dist="19050" w14:dir="2700000" w14:sx="100000" w14:sy="100000" w14:kx="0" w14:ky="0" w14:algn="tl">
+            <w14:schemeClr w14:val="dk1">
+              <w14:alpha w14:val="60000"/>
+            </w14:schemeClr>
+          </w14:shadow>
+          <w14:textOutline w14:w="0" w14:cap="flat" w14:cmpd="sng" w14:algn="ctr">
+            <w14:noFill/>
+            <w14:prstDash w14:val="solid"/>
+            <w14:round/>
+          </w14:textOutline>
+        </w:rPr>
+      </w:pPr>
+      <w:r>
+        <w:rPr>
+          <w:bCs/>
+          <w:color w:val="000000" w:themeColor="text1"/>
+          <w:lang w:eastAsia="zh-CN"/>
+          <w14:shadow w14:blurRad="38100" w14:dist="19050" w14:dir="2700000" w14:sx="100000" w14:sy="100000" w14:kx="0" w14:ky="0" w14:algn="tl">
+            <w14:schemeClr w14:val="dk1">
+              <w14:alpha w14:val="60000"/>
+            </w14:schemeClr>
+          </w14:shadow>
+          <w14:textOutline w14:w="0" w14:cap="flat" w14:cmpd="sng" w14:algn="ctr">
+            <w14:noFill/>
+            <w14:prstDash w14:val="solid"/>
+            <w14:round/>
+          </w14:textOutline>
+        </w:rPr>
+        <w:t>G</w:t>
+      </w:r>
+      <w:r>
+        <w:rPr>
+          <w:rFonts w:hint="eastAsia"/>
+          <w:bCs/>
+          <w:color w:val="000000" w:themeColor="text1"/>
+          <w:lang w:eastAsia="zh-CN"/>
+          <w14:shadow w14:blurRad="38100" w14:dist="19050" w14:dir="2700000" w14:sx="100000" w14:sy="100000" w14:kx="0" w14:ky="0" w14:algn="tl">
+            <w14:schemeClr w14:val="dk1">
+              <w14:alpha w14:val="60000"/>
+            </w14:schemeClr>
+          </w14:shadow>
+          <w14:textOutline w14:w="0" w14:cap="flat" w14:cmpd="sng" w14:algn="ctr">
+            <w14:noFill/>
+            <w14:prstDash w14:val="solid"/>
+            <w14:round/>
+          </w14:textOutline>
+        </w:rPr>
+        <w:t>raph (test)</w:t>
+      </w:r>
+    </w:p>
+    <w:p>
+      <w:pPr>
+        <w:spacing w:line="259" w:lineRule="auto"/>
+        <w:jc w:val="both"/>
+        <w:rPr>
+          <w:bCs/>
+          <w:color w:val="000000" w:themeColor="text1"/>
+          <w:lang w:eastAsia="zh-CN"/>
+          <w14:shadow w14:blurRad="38100" w14:dist="19050" w14:dir="2700000" w14:sx="100000" w14:sy="100000" w14:kx="0" w14:ky="0" w14:algn="tl">
+            <w14:schemeClr w14:val="dk1">
+              <w14:alpha w14:val="60000"/>
+            </w14:schemeClr>
+          </w14:shadow>
+          <w14:textOutline w14:w="0" w14:cap="flat" w14:cmpd="sng" w14:algn="ctr">
+            <w14:noFill/>
+            <w14:prstDash w14:val="solid"/>
+            <w14:round/>
+          </w14:textOutline>
+        </w:rPr>
+      </w:pPr>
+      <w:r>
+        <w:rPr>
+          <w:rFonts w:hint="eastAsia"/>
+          <w:bCs/>
+          <w:noProof/>
+          <w:color w:val="000000" w:themeColor="text1"/>
+          <w:lang w:eastAsia="zh-CN"/>
+        </w:rPr>
+        <w:drawing>
+          <wp:inline distT="0" distB="0" distL="0" distR="0" wp14:anchorId="68BE051E" wp14:editId="069A3AE5">
+            <wp:extent cx="5731510" cy="3509645"/>
+            <wp:effectExtent l="0" t="0" r="2540" b="0"/>
+            <wp:docPr id="1622090513" name="图片 5"/>
+            <wp:cNvGraphicFramePr>
+              <a:graphicFrameLocks xmlns:a="http://schemas.openxmlformats.org/drawingml/2006/main" noChangeAspect="1"/>
+            </wp:cNvGraphicFramePr>
+            <a:graphic xmlns:a="http://schemas.openxmlformats.org/drawingml/2006/main">
+              <a:graphicData uri="http://schemas.openxmlformats.org/drawingml/2006/picture">
+                <pic:pic xmlns:pic="http://schemas.openxmlformats.org/drawingml/2006/picture">
+                  <pic:nvPicPr>
+                    <pic:cNvPr id="1622090513" name="图片 1622090513"/>
+                    <pic:cNvPicPr/>
+                  </pic:nvPicPr>
+                  <pic:blipFill>
+                    <a:blip r:embed="rId8">
+                      <a:extLst>
+                        <a:ext uri="{28A0092B-C50C-407E-A947-70E740481C1C}">
+                          <a14:useLocalDpi xmlns:a14="http://schemas.microsoft.com/office/drawing/2010/main" val="0"/>
+                        </a:ext>
+                      </a:extLst>
+                    </a:blip>
+                    <a:stretch>
+                      <a:fillRect/>
+                    </a:stretch>
+                  </pic:blipFill>
+                  <pic:spPr>
+                    <a:xfrm>
+                      <a:off x="0" y="0"/>
+                      <a:ext cx="5731510" cy="3509645"/>
+                    </a:xfrm>
+                    <a:prstGeom prst="rect">
+                      <a:avLst/>
+                    </a:prstGeom>
+                  </pic:spPr>
+                </pic:pic>
+              </a:graphicData>
+            </a:graphic>
+          </wp:inline>
+        </w:drawing>
+      </w:r>
+    </w:p>
+    <w:p>
+      <w:pPr>
+        <w:spacing w:line="259" w:lineRule="auto"/>
+        <w:jc w:val="both"/>
+        <w:rPr>
+          <w:bCs/>
+          <w:color w:val="000000" w:themeColor="text1"/>
+          <w:lang w:eastAsia="zh-CN"/>
+          <w14:shadow w14:blurRad="38100" w14:dist="19050" w14:dir="2700000" w14:sx="100000" w14:sy="100000" w14:kx="0" w14:ky="0" w14:algn="tl">
+            <w14:schemeClr w14:val="dk1">
+              <w14:alpha w14:val="60000"/>
+            </w14:schemeClr>
+          </w14:shadow>
+          <w14:textOutline w14:w="0" w14:cap="flat" w14:cmpd="sng" w14:algn="ctr">
+            <w14:noFill/>
+            <w14:prstDash w14:val="solid"/>
+            <w14:round/>
+          </w14:textOutline>
+        </w:rPr>
+      </w:pPr>
+    </w:p>
+    <w:p>
+      <w:pPr>
+        <w:spacing w:line="259" w:lineRule="auto"/>
+        <w:jc w:val="both"/>
+        <w:rPr>
+          <w:bCs/>
+          <w:color w:val="000000" w:themeColor="text1"/>
+          <w:lang w:eastAsia="zh-CN"/>
+          <w14:shadow w14:blurRad="38100" w14:dist="19050" w14:dir="2700000" w14:sx="100000" w14:sy="100000" w14:kx="0" w14:ky="0" w14:algn="tl">
+            <w14:schemeClr w14:val="dk1">
+              <w14:alpha w14:val="60000"/>
+            </w14:schemeClr>
+          </w14:shadow>
+          <w14:textOutline w14:w="0" w14:cap="flat" w14:cmpd="sng" w14:algn="ctr">
+            <w14:noFill/>
+            <w14:prstDash w14:val="solid"/>
+            <w14:round/>
+          </w14:textOutline>
+        </w:rPr>
+      </w:pPr>
+    </w:p>
+    <w:p>
+      <w:pPr>
+        <w:spacing w:line="259" w:lineRule="auto"/>
+        <w:jc w:val="both"/>
+        <w:rPr>
+          <w:bCs/>
+          <w:color w:val="000000" w:themeColor="text1"/>
+          <w:lang w:eastAsia="zh-CN"/>
+          <w14:shadow w14:blurRad="38100" w14:dist="19050" w14:dir="2700000" w14:sx="100000" w14:sy="100000" w14:kx="0" w14:ky="0" w14:algn="tl">
+            <w14:schemeClr w14:val="dk1">
+              <w14:alpha w14:val="60000"/>
+            </w14:schemeClr>
+          </w14:shadow>
+          <w14:textOutline w14:w="0" w14:cap="flat" w14:cmpd="sng" w14:algn="ctr">
+            <w14:noFill/>
+            <w14:prstDash w14:val="solid"/>
+            <w14:round/>
+          </w14:textOutline>
+        </w:rPr>
+      </w:pPr>
+    </w:p>
+    <w:p>
+      <w:pPr>
+        <w:spacing w:line="259" w:lineRule="auto"/>
+        <w:jc w:val="both"/>
+        <w:rPr>
+          <w:bCs/>
+          <w:color w:val="000000" w:themeColor="text1"/>
+          <w:lang w:eastAsia="zh-CN"/>
+          <w14:shadow w14:blurRad="38100" w14:dist="19050" w14:dir="2700000" w14:sx="100000" w14:sy="100000" w14:kx="0" w14:ky="0" w14:algn="tl">
+            <w14:schemeClr w14:val="dk1">
+              <w14:alpha w14:val="60000"/>
+            </w14:schemeClr>
+          </w14:shadow>
+          <w14:textOutline w14:w="0" w14:cap="flat" w14:cmpd="sng" w14:algn="ctr">
+            <w14:noFill/>
+            <w14:prstDash w14:val="solid"/>
+            <w14:round/>
+          </w14:textOutline>
+        </w:rPr>
+      </w:pPr>
+    </w:p>
+    <w:p>
+      <w:pPr>
+        <w:spacing w:line="259" w:lineRule="auto"/>
+        <w:jc w:val="both"/>
+        <w:rPr>
+          <w:bCs/>
+          <w:color w:val="000000" w:themeColor="text1"/>
+          <w:lang w:eastAsia="zh-CN"/>
+          <w14:shadow w14:blurRad="38100" w14:dist="19050" w14:dir="2700000" w14:sx="100000" w14:sy="100000" w14:kx="0" w14:ky="0" w14:algn="tl">
+            <w14:schemeClr w14:val="dk1">
+              <w14:alpha w14:val="60000"/>
+            </w14:schemeClr>
+          </w14:shadow>
+          <w14:textOutline w14:w="0" w14:cap="flat" w14:cmpd="sng" w14:algn="ctr">
+            <w14:noFill/>
+            <w14:prstDash w14:val="solid"/>
+            <w14:round/>
+          </w14:textOutline>
+        </w:rPr>
+      </w:pPr>
+    </w:p>
+    <w:p>
+      <w:pPr>
+        <w:spacing w:line="259" w:lineRule="auto"/>
+        <w:jc w:val="both"/>
+        <w:rPr>
+          <w:bCs/>
+          <w:color w:val="000000" w:themeColor="text1"/>
+          <w:lang w:eastAsia="zh-CN"/>
+          <w14:shadow w14:blurRad="38100" w14:dist="19050" w14:dir="2700000" w14:sx="100000" w14:sy="100000" w14:kx="0" w14:ky="0" w14:algn="tl">
+            <w14:schemeClr w14:val="dk1">
+              <w14:alpha w14:val="60000"/>
+            </w14:schemeClr>
+          </w14:shadow>
+          <w14:textOutline w14:w="0" w14:cap="flat" w14:cmpd="sng" w14:algn="ctr">
+            <w14:noFill/>
+            <w14:prstDash w14:val="solid"/>
+            <w14:round/>
+          </w14:textOutline>
+        </w:rPr>
+      </w:pPr>
+    </w:p>
+    <w:p>
+      <w:pPr>
+        <w:spacing w:line="259" w:lineRule="auto"/>
+        <w:jc w:val="both"/>
+        <w:rPr>
+          <w:bCs/>
+          <w:color w:val="000000" w:themeColor="text1"/>
+          <w:lang w:eastAsia="zh-CN"/>
+          <w14:shadow w14:blurRad="38100" w14:dist="19050" w14:dir="2700000" w14:sx="100000" w14:sy="100000" w14:kx="0" w14:ky="0" w14:algn="tl">
+            <w14:schemeClr w14:val="dk1">
+              <w14:alpha w14:val="60000"/>
+            </w14:schemeClr>
+          </w14:shadow>
+          <w14:textOutline w14:w="0" w14:cap="flat" w14:cmpd="sng" w14:algn="ctr">
+            <w14:noFill/>
+            <w14:prstDash w14:val="solid"/>
+            <w14:round/>
+          </w14:textOutline>
+        </w:rPr>
+      </w:pPr>
+    </w:p>
+    <w:p>
+      <w:pPr>
+        <w:spacing w:line="259" w:lineRule="auto"/>
+        <w:jc w:val="both"/>
+        <w:rPr>
+          <w:bCs/>
+          <w:color w:val="000000" w:themeColor="text1"/>
+          <w:lang w:eastAsia="zh-CN"/>
+          <w14:shadow w14:blurRad="38100" w14:dist="19050" w14:dir="2700000" w14:sx="100000" w14:sy="100000" w14:kx="0" w14:ky="0" w14:algn="tl">
+            <w14:schemeClr w14:val="dk1">
+              <w14:alpha w14:val="60000"/>
+            </w14:schemeClr>
+          </w14:shadow>
+          <w14:textOutline w14:w="0" w14:cap="flat" w14:cmpd="sng" w14:algn="ctr">
+            <w14:noFill/>
+            <w14:prstDash w14:val="solid"/>
+            <w14:round/>
+          </w14:textOutline>
+        </w:rPr>
+      </w:pPr>
+    </w:p>
+    <w:p>
+      <w:pPr>
+        <w:spacing w:line="259" w:lineRule="auto"/>
+        <w:jc w:val="both"/>
+        <w:rPr>
+          <w:bCs/>
+          <w:color w:val="000000" w:themeColor="text1"/>
+          <w:lang w:eastAsia="zh-CN"/>
+          <w14:shadow w14:blurRad="38100" w14:dist="19050" w14:dir="2700000" w14:sx="100000" w14:sy="100000" w14:kx="0" w14:ky="0" w14:algn="tl">
+            <w14:schemeClr w14:val="dk1">
+              <w14:alpha w14:val="60000"/>
+            </w14:schemeClr>
+          </w14:shadow>
+          <w14:textOutline w14:w="0" w14:cap="flat" w14:cmpd="sng" w14:algn="ctr">
+            <w14:noFill/>
+            <w14:prstDash w14:val="solid"/>
+            <w14:round/>
+          </w14:textOutline>
+        </w:rPr>
+      </w:pPr>
+    </w:p>
+    <w:p>
+      <w:pPr>
+        <w:spacing w:line="259" w:lineRule="auto"/>
+        <w:jc w:val="both"/>
+        <w:rPr>
+          <w:bCs/>
+          <w:color w:val="000000" w:themeColor="text1"/>
+          <w:lang w:eastAsia="zh-CN"/>
+          <w14:shadow w14:blurRad="38100" w14:dist="19050" w14:dir="2700000" w14:sx="100000" w14:sy="100000" w14:kx="0" w14:ky="0" w14:algn="tl">
+            <w14:schemeClr w14:val="dk1">
+              <w14:alpha w14:val="60000"/>
+            </w14:schemeClr>
+          </w14:shadow>
+          <w14:textOutline w14:w="0" w14:cap="flat" w14:cmpd="sng" w14:algn="ctr">
+            <w14:noFill/>
+            <w14:prstDash w14:val="solid"/>
+            <w14:round/>
+          </w14:textOutline>
+        </w:rPr>
+      </w:pPr>
+    </w:p>
+    <w:p>
+      <w:pPr>
+        <w:spacing w:line="259" w:lineRule="auto"/>
+        <w:jc w:val="both"/>
+        <w:rPr>
+          <w:bCs/>
+          <w:color w:val="000000" w:themeColor="text1"/>
+          <w:lang w:eastAsia="zh-CN"/>
+          <w14:shadow w14:blurRad="38100" w14:dist="19050" w14:dir="2700000" w14:sx="100000" w14:sy="100000" w14:kx="0" w14:ky="0" w14:algn="tl">
+            <w14:schemeClr w14:val="dk1">
+              <w14:alpha w14:val="60000"/>
+            </w14:schemeClr>
+          </w14:shadow>
+          <w14:textOutline w14:w="0" w14:cap="flat" w14:cmpd="sng" w14:algn="ctr">
+            <w14:noFill/>
+            <w14:prstDash w14:val="solid"/>
+            <w14:round/>
+          </w14:textOutline>
+        </w:rPr>
+      </w:pPr>
+    </w:p>
+    <w:p>
+      <w:pPr>
+        <w:spacing w:line="259" w:lineRule="auto"/>
+        <w:jc w:val="both"/>
+        <w:rPr>
+          <w:bCs/>
+          <w:color w:val="000000" w:themeColor="text1"/>
+          <w:lang w:eastAsia="zh-CN"/>
+          <w14:shadow w14:blurRad="38100" w14:dist="19050" w14:dir="2700000" w14:sx="100000" w14:sy="100000" w14:kx="0" w14:ky="0" w14:algn="tl">
+            <w14:schemeClr w14:val="dk1">
+              <w14:alpha w14:val="60000"/>
+            </w14:schemeClr>
+          </w14:shadow>
+          <w14:textOutline w14:w="0" w14:cap="flat" w14:cmpd="sng" w14:algn="ctr">
+            <w14:noFill/>
+            <w14:prstDash w14:val="solid"/>
+            <w14:round/>
+          </w14:textOutline>
+        </w:rPr>
+      </w:pPr>
+    </w:p>
+    <w:p>
+      <w:pPr>
+        <w:spacing w:line="259" w:lineRule="auto"/>
+        <w:jc w:val="both"/>
+        <w:rPr>
+          <w:bCs/>
+          <w:color w:val="000000" w:themeColor="text1"/>
+          <w:lang w:eastAsia="zh-CN"/>
+          <w14:shadow w14:blurRad="38100" w14:dist="19050" w14:dir="2700000" w14:sx="100000" w14:sy="100000" w14:kx="0" w14:ky="0" w14:algn="tl">
+            <w14:schemeClr w14:val="dk1">
+              <w14:alpha w14:val="60000"/>
+            </w14:schemeClr>
+          </w14:shadow>
+          <w14:textOutline w14:w="0" w14:cap="flat" w14:cmpd="sng" w14:algn="ctr">
+            <w14:noFill/>
+            <w14:prstDash w14:val="solid"/>
+            <w14:round/>
+          </w14:textOutline>
+        </w:rPr>
+      </w:pPr>
+    </w:p>
+    <w:p>
+      <w:pPr>
+        <w:spacing w:line="259" w:lineRule="auto"/>
+        <w:jc w:val="both"/>
+        <w:rPr>
+          <w:bCs/>
+          <w:color w:val="000000" w:themeColor="text1"/>
+          <w:lang w:eastAsia="zh-CN"/>
+          <w14:shadow w14:blurRad="38100" w14:dist="19050" w14:dir="2700000" w14:sx="100000" w14:sy="100000" w14:kx="0" w14:ky="0" w14:algn="tl">
+            <w14:schemeClr w14:val="dk1">
+              <w14:alpha w14:val="60000"/>
+            </w14:schemeClr>
+          </w14:shadow>
+          <w14:textOutline w14:w="0" w14:cap="flat" w14:cmpd="sng" w14:algn="ctr">
+            <w14:noFill/>
+            <w14:prstDash w14:val="solid"/>
+            <w14:round/>
+          </w14:textOutline>
+        </w:rPr>
+      </w:pPr>
+    </w:p>
+    <w:p>
+      <w:pPr>
+        <w:spacing w:line="259" w:lineRule="auto"/>
+        <w:jc w:val="both"/>
+        <w:rPr>
+          <w:bCs/>
+          <w:color w:val="000000" w:themeColor="text1"/>
+          <w:lang w:eastAsia="zh-CN"/>
+          <w14:shadow w14:blurRad="38100" w14:dist="19050" w14:dir="2700000" w14:sx="100000" w14:sy="100000" w14:kx="0" w14:ky="0" w14:algn="tl">
+            <w14:schemeClr w14:val="dk1">
+              <w14:alpha w14:val="60000"/>
+            </w14:schemeClr>
+          </w14:shadow>
+          <w14:textOutline w14:w="0" w14:cap="flat" w14:cmpd="sng" w14:algn="ctr">
+            <w14:noFill/>
+            <w14:prstDash w14:val="solid"/>
+            <w14:round/>
+          </w14:textOutline>
+        </w:rPr>
+      </w:pPr>
+      <w:r>
+        <w:rPr>
+          <w:rFonts w:hint="eastAsia"/>
+          <w:bCs/>
+          <w:color w:val="000000" w:themeColor="text1"/>
+          <w:lang w:eastAsia="zh-CN"/>
+          <w14:shadow w14:blurRad="38100" w14:dist="19050" w14:dir="2700000" w14:sx="100000" w14:sy="100000" w14:kx="0" w14:ky="0" w14:algn="tl">
+            <w14:schemeClr w14:val="dk1">
+              <w14:alpha w14:val="60000"/>
+            </w14:schemeClr>
+          </w14:shadow>
+          <w14:textOutline w14:w="0" w14:cap="flat" w14:cmpd="sng" w14:algn="ctr">
+            <w14:noFill/>
+            <w14:prstDash w14:val="solid"/>
+            <w14:round/>
+          </w14:textOutline>
+        </w:rPr>
+        <w:lastRenderedPageBreak/>
         <w:t xml:space="preserve">Task 2 </w:t>
       </w:r>
     </w:p>
@@ -248,7 +709,7 @@
                     <pic:cNvPicPr/>
                   </pic:nvPicPr>
                   <pic:blipFill>
-                    <a:blip r:embed="rId8">
+                    <a:blip r:embed="rId9">
                       <a:extLst>
                         <a:ext uri="{28A0092B-C50C-407E-A947-70E740481C1C}">
                           <a14:useLocalDpi xmlns:a14="http://schemas.microsoft.com/office/drawing/2010/main" val="0"/>
@@ -295,6 +756,48 @@
           </w14:textOutline>
         </w:rPr>
       </w:pPr>
+    </w:p>
+    <w:p>
+      <w:pPr>
+        <w:spacing w:line="259" w:lineRule="auto"/>
+        <w:jc w:val="both"/>
+        <w:rPr>
+          <w:bCs/>
+          <w:color w:val="000000" w:themeColor="text1"/>
+          <w:lang w:eastAsia="zh-CN"/>
+          <w14:shadow w14:blurRad="38100" w14:dist="19050" w14:dir="2700000" w14:sx="100000" w14:sy="100000" w14:kx="0" w14:ky="0" w14:algn="tl">
+            <w14:schemeClr w14:val="dk1">
+              <w14:alpha w14:val="60000"/>
+            </w14:schemeClr>
+          </w14:shadow>
+          <w14:textOutline w14:w="0" w14:cap="flat" w14:cmpd="sng" w14:algn="ctr">
+            <w14:noFill/>
+            <w14:prstDash w14:val="solid"/>
+            <w14:round/>
+          </w14:textOutline>
+        </w:rPr>
+      </w:pPr>
+    </w:p>
+    <w:p>
+      <w:pPr>
+        <w:spacing w:line="259" w:lineRule="auto"/>
+        <w:jc w:val="both"/>
+        <w:rPr>
+          <w:bCs/>
+          <w:color w:val="000000" w:themeColor="text1"/>
+          <w:lang w:eastAsia="zh-CN"/>
+          <w14:shadow w14:blurRad="38100" w14:dist="19050" w14:dir="2700000" w14:sx="100000" w14:sy="100000" w14:kx="0" w14:ky="0" w14:algn="tl">
+            <w14:schemeClr w14:val="dk1">
+              <w14:alpha w14:val="60000"/>
+            </w14:schemeClr>
+          </w14:shadow>
+          <w14:textOutline w14:w="0" w14:cap="flat" w14:cmpd="sng" w14:algn="ctr">
+            <w14:noFill/>
+            <w14:prstDash w14:val="solid"/>
+            <w14:round/>
+          </w14:textOutline>
+        </w:rPr>
+      </w:pPr>
       <w:r>
         <w:rPr>
           <w:rFonts w:hint="eastAsia"/>
@@ -321,6 +824,23 @@
         <w:spacing w:line="259" w:lineRule="auto"/>
         <w:jc w:val="both"/>
         <w:rPr>
+          <w:bCs/>
+          <w:color w:val="000000" w:themeColor="text1"/>
+          <w:lang w:eastAsia="zh-CN"/>
+          <w14:shadow w14:blurRad="38100" w14:dist="19050" w14:dir="2700000" w14:sx="100000" w14:sy="100000" w14:kx="0" w14:ky="0" w14:algn="tl">
+            <w14:schemeClr w14:val="dk1">
+              <w14:alpha w14:val="60000"/>
+            </w14:schemeClr>
+          </w14:shadow>
+          <w14:textOutline w14:w="0" w14:cap="flat" w14:cmpd="sng" w14:algn="ctr">
+            <w14:noFill/>
+            <w14:prstDash w14:val="solid"/>
+            <w14:round/>
+          </w14:textOutline>
+        </w:rPr>
+      </w:pPr>
+      <w:r>
+        <w:rPr>
           <w:rFonts w:hint="eastAsia"/>
           <w:bCs/>
           <w:color w:val="000000" w:themeColor="text1"/>
@@ -336,44 +856,48 @@
             <w14:round/>
           </w14:textOutline>
         </w:rPr>
-      </w:pPr>
-      <w:r>
-        <w:rPr>
-          <w:rFonts w:hint="eastAsia"/>
-          <w:bCs/>
-          <w:color w:val="000000" w:themeColor="text1"/>
-          <w:lang w:eastAsia="zh-CN"/>
-          <w14:shadow w14:blurRad="38100" w14:dist="19050" w14:dir="2700000" w14:sx="100000" w14:sy="100000" w14:kx="0" w14:ky="0" w14:algn="tl">
-            <w14:schemeClr w14:val="dk1">
-              <w14:alpha w14:val="60000"/>
-            </w14:schemeClr>
-          </w14:shadow>
-          <w14:textOutline w14:w="0" w14:cap="flat" w14:cmpd="sng" w14:algn="ctr">
-            <w14:noFill/>
-            <w14:prstDash w14:val="solid"/>
-            <w14:round/>
-          </w14:textOutline>
-        </w:rPr>
-        <w:t>Flowchart 2</w:t>
+        <w:t>Flowchart</w:t>
       </w:r>
       <w:r>
         <w:rPr>
-          <w:bCs/>
-          <w:color w:val="000000" w:themeColor="text1"/>
-          <w:lang w:eastAsia="zh-CN"/>
-          <w14:shadow w14:blurRad="38100" w14:dist="19050" w14:dir="2700000" w14:sx="100000" w14:sy="100000" w14:kx="0" w14:ky="0" w14:algn="tl">
-            <w14:schemeClr w14:val="dk1">
-              <w14:alpha w14:val="60000"/>
-            </w14:schemeClr>
-          </w14:shadow>
-          <w14:textOutline w14:w="0" w14:cap="flat" w14:cmpd="sng" w14:algn="ctr">
-            <w14:noFill/>
-            <w14:prstDash w14:val="solid"/>
-            <w14:round/>
-          </w14:textOutline>
-        </w:rPr>
-        <w:br/>
+          <w:rFonts w:hint="eastAsia"/>
+          <w:bCs/>
+          <w:color w:val="000000" w:themeColor="text1"/>
+          <w:lang w:eastAsia="zh-CN"/>
+          <w14:shadow w14:blurRad="38100" w14:dist="19050" w14:dir="2700000" w14:sx="100000" w14:sy="100000" w14:kx="0" w14:ky="0" w14:algn="tl">
+            <w14:schemeClr w14:val="dk1">
+              <w14:alpha w14:val="60000"/>
+            </w14:schemeClr>
+          </w14:shadow>
+          <w14:textOutline w14:w="0" w14:cap="flat" w14:cmpd="sng" w14:algn="ctr">
+            <w14:noFill/>
+            <w14:prstDash w14:val="solid"/>
+            <w14:round/>
+          </w14:textOutline>
+        </w:rPr>
+        <w:t xml:space="preserve"> 2</w:t>
       </w:r>
+    </w:p>
+    <w:p>
+      <w:pPr>
+        <w:spacing w:line="259" w:lineRule="auto"/>
+        <w:jc w:val="both"/>
+        <w:rPr>
+          <w:bCs/>
+          <w:color w:val="000000" w:themeColor="text1"/>
+          <w:lang w:eastAsia="zh-CN"/>
+          <w14:shadow w14:blurRad="38100" w14:dist="19050" w14:dir="2700000" w14:sx="100000" w14:sy="100000" w14:kx="0" w14:ky="0" w14:algn="tl">
+            <w14:schemeClr w14:val="dk1">
+              <w14:alpha w14:val="60000"/>
+            </w14:schemeClr>
+          </w14:shadow>
+          <w14:textOutline w14:w="0" w14:cap="flat" w14:cmpd="sng" w14:algn="ctr">
+            <w14:noFill/>
+            <w14:prstDash w14:val="solid"/>
+            <w14:round/>
+          </w14:textOutline>
+        </w:rPr>
+      </w:pPr>
       <w:r>
         <w:rPr>
           <w:rFonts w:hint="eastAsia"/>
@@ -383,10 +907,10 @@
           <w:lang w:eastAsia="zh-CN"/>
         </w:rPr>
         <w:drawing>
-          <wp:inline distT="0" distB="0" distL="0" distR="0" wp14:anchorId="070AC0F3" wp14:editId="61AEAE70">
+          <wp:inline distT="0" distB="0" distL="0" distR="0" wp14:anchorId="33CE1C50" wp14:editId="66412A89">
             <wp:extent cx="5731510" cy="8260715"/>
             <wp:effectExtent l="0" t="0" r="2540" b="6985"/>
-            <wp:docPr id="436544076" name="图片 4"/>
+            <wp:docPr id="1582009190" name="图片 3"/>
             <wp:cNvGraphicFramePr>
               <a:graphicFrameLocks xmlns:a="http://schemas.openxmlformats.org/drawingml/2006/main" noChangeAspect="1"/>
             </wp:cNvGraphicFramePr>
@@ -394,11 +918,11 @@
               <a:graphicData uri="http://schemas.openxmlformats.org/drawingml/2006/picture">
                 <pic:pic xmlns:pic="http://schemas.openxmlformats.org/drawingml/2006/picture">
                   <pic:nvPicPr>
-                    <pic:cNvPr id="436544076" name="图片 436544076"/>
+                    <pic:cNvPr id="1582009190" name="图片 1582009190"/>
                     <pic:cNvPicPr/>
                   </pic:nvPicPr>
                   <pic:blipFill>
-                    <a:blip r:embed="rId9">
+                    <a:blip r:embed="rId10">
                       <a:extLst>
                         <a:ext uri="{28A0092B-C50C-407E-A947-70E740481C1C}">
                           <a14:useLocalDpi xmlns:a14="http://schemas.microsoft.com/office/drawing/2010/main" val="0"/>
@@ -425,13 +949,166 @@
         </w:drawing>
       </w:r>
     </w:p>
+    <w:p>
+      <w:pPr>
+        <w:spacing w:line="259" w:lineRule="auto"/>
+        <w:jc w:val="both"/>
+        <w:rPr>
+          <w:bCs/>
+          <w:color w:val="000000" w:themeColor="text1"/>
+          <w:lang w:eastAsia="zh-CN"/>
+          <w14:shadow w14:blurRad="38100" w14:dist="19050" w14:dir="2700000" w14:sx="100000" w14:sy="100000" w14:kx="0" w14:ky="0" w14:algn="tl">
+            <w14:schemeClr w14:val="dk1">
+              <w14:alpha w14:val="60000"/>
+            </w14:schemeClr>
+          </w14:shadow>
+          <w14:textOutline w14:w="0" w14:cap="flat" w14:cmpd="sng" w14:algn="ctr">
+            <w14:noFill/>
+            <w14:prstDash w14:val="solid"/>
+            <w14:round/>
+          </w14:textOutline>
+        </w:rPr>
+      </w:pPr>
+      <w:r>
+        <w:rPr>
+          <w:rFonts w:hint="eastAsia"/>
+          <w:bCs/>
+          <w:color w:val="000000" w:themeColor="text1"/>
+          <w:lang w:eastAsia="zh-CN"/>
+          <w14:shadow w14:blurRad="38100" w14:dist="19050" w14:dir="2700000" w14:sx="100000" w14:sy="100000" w14:kx="0" w14:ky="0" w14:algn="tl">
+            <w14:schemeClr w14:val="dk1">
+              <w14:alpha w14:val="60000"/>
+            </w14:schemeClr>
+          </w14:shadow>
+          <w14:textOutline w14:w="0" w14:cap="flat" w14:cmpd="sng" w14:algn="ctr">
+            <w14:noFill/>
+            <w14:prstDash w14:val="solid"/>
+            <w14:round/>
+          </w14:textOutline>
+        </w:rPr>
+        <w:lastRenderedPageBreak/>
+        <w:t>Task 3</w:t>
+      </w:r>
+    </w:p>
+    <w:p>
+      <w:pPr>
+        <w:spacing w:line="259" w:lineRule="auto"/>
+        <w:jc w:val="both"/>
+        <w:rPr>
+          <w:bCs/>
+          <w:color w:val="000000" w:themeColor="text1"/>
+          <w:lang w:eastAsia="zh-CN"/>
+          <w14:shadow w14:blurRad="38100" w14:dist="19050" w14:dir="2700000" w14:sx="100000" w14:sy="100000" w14:kx="0" w14:ky="0" w14:algn="tl">
+            <w14:schemeClr w14:val="dk1">
+              <w14:alpha w14:val="60000"/>
+            </w14:schemeClr>
+          </w14:shadow>
+          <w14:textOutline w14:w="0" w14:cap="flat" w14:cmpd="sng" w14:algn="ctr">
+            <w14:noFill/>
+            <w14:prstDash w14:val="solid"/>
+            <w14:round/>
+          </w14:textOutline>
+        </w:rPr>
+      </w:pPr>
+      <w:r>
+        <w:rPr>
+          <w:rFonts w:hint="eastAsia"/>
+          <w:bCs/>
+          <w:color w:val="000000" w:themeColor="text1"/>
+          <w:lang w:eastAsia="zh-CN"/>
+          <w14:shadow w14:blurRad="38100" w14:dist="19050" w14:dir="2700000" w14:sx="100000" w14:sy="100000" w14:kx="0" w14:ky="0" w14:algn="tl">
+            <w14:schemeClr w14:val="dk1">
+              <w14:alpha w14:val="60000"/>
+            </w14:schemeClr>
+          </w14:shadow>
+          <w14:textOutline w14:w="0" w14:cap="flat" w14:cmpd="sng" w14:algn="ctr">
+            <w14:noFill/>
+            <w14:prstDash w14:val="solid"/>
+            <w14:round/>
+          </w14:textOutline>
+        </w:rPr>
+        <w:t>Flowchart</w:t>
+      </w:r>
+    </w:p>
+    <w:p>
+      <w:pPr>
+        <w:spacing w:line="259" w:lineRule="auto"/>
+        <w:jc w:val="both"/>
+        <w:rPr>
+          <w:rFonts w:hint="eastAsia"/>
+          <w:bCs/>
+          <w:color w:val="000000" w:themeColor="text1"/>
+          <w:lang w:eastAsia="zh-CN"/>
+          <w14:shadow w14:blurRad="38100" w14:dist="19050" w14:dir="2700000" w14:sx="100000" w14:sy="100000" w14:kx="0" w14:ky="0" w14:algn="tl">
+            <w14:schemeClr w14:val="dk1">
+              <w14:alpha w14:val="60000"/>
+            </w14:schemeClr>
+          </w14:shadow>
+          <w14:textOutline w14:w="0" w14:cap="flat" w14:cmpd="sng" w14:algn="ctr">
+            <w14:noFill/>
+            <w14:prstDash w14:val="solid"/>
+            <w14:round/>
+          </w14:textOutline>
+        </w:rPr>
+      </w:pPr>
+      <w:r>
+        <w:rPr>
+          <w:rFonts w:hint="eastAsia"/>
+          <w:bCs/>
+          <w:noProof/>
+          <w:color w:val="000000" w:themeColor="text1"/>
+          <w:lang w:eastAsia="zh-CN"/>
+        </w:rPr>
+        <w:drawing>
+          <wp:inline distT="0" distB="0" distL="0" distR="0" wp14:anchorId="12A1FF09" wp14:editId="04F009D2">
+            <wp:extent cx="5731510" cy="8191500"/>
+            <wp:effectExtent l="0" t="0" r="2540" b="0"/>
+            <wp:docPr id="1784093170" name="图片 4"/>
+            <wp:cNvGraphicFramePr>
+              <a:graphicFrameLocks xmlns:a="http://schemas.openxmlformats.org/drawingml/2006/main" noChangeAspect="1"/>
+            </wp:cNvGraphicFramePr>
+            <a:graphic xmlns:a="http://schemas.openxmlformats.org/drawingml/2006/main">
+              <a:graphicData uri="http://schemas.openxmlformats.org/drawingml/2006/picture">
+                <pic:pic xmlns:pic="http://schemas.openxmlformats.org/drawingml/2006/picture">
+                  <pic:nvPicPr>
+                    <pic:cNvPr id="1784093170" name="图片 1784093170"/>
+                    <pic:cNvPicPr/>
+                  </pic:nvPicPr>
+                  <pic:blipFill>
+                    <a:blip r:embed="rId11">
+                      <a:extLst>
+                        <a:ext uri="{28A0092B-C50C-407E-A947-70E740481C1C}">
+                          <a14:useLocalDpi xmlns:a14="http://schemas.microsoft.com/office/drawing/2010/main" val="0"/>
+                        </a:ext>
+                      </a:extLst>
+                    </a:blip>
+                    <a:stretch>
+                      <a:fillRect/>
+                    </a:stretch>
+                  </pic:blipFill>
+                  <pic:spPr>
+                    <a:xfrm>
+                      <a:off x="0" y="0"/>
+                      <a:ext cx="5731510" cy="8191500"/>
+                    </a:xfrm>
+                    <a:prstGeom prst="rect">
+                      <a:avLst/>
+                    </a:prstGeom>
+                  </pic:spPr>
+                </pic:pic>
+              </a:graphicData>
+            </a:graphic>
+          </wp:inline>
+        </w:drawing>
+      </w:r>
+    </w:p>
     <w:sectPr>
-      <w:headerReference w:type="even" r:id="rId10"/>
-      <w:headerReference w:type="default" r:id="rId11"/>
-      <w:footerReference w:type="even" r:id="rId12"/>
-      <w:footerReference w:type="default" r:id="rId13"/>
-      <w:headerReference w:type="first" r:id="rId14"/>
-      <w:footerReference w:type="first" r:id="rId15"/>
+      <w:headerReference w:type="even" r:id="rId12"/>
+      <w:headerReference w:type="default" r:id="rId13"/>
+      <w:footerReference w:type="even" r:id="rId14"/>
+      <w:footerReference w:type="default" r:id="rId15"/>
+      <w:headerReference w:type="first" r:id="rId16"/>
+      <w:footerReference w:type="first" r:id="rId17"/>
       <w:pgSz w:w="11906" w:h="16838"/>
       <w:pgMar w:top="1440" w:right="1440" w:bottom="1440" w:left="1440" w:header="850" w:footer="708" w:gutter="0"/>
       <w:cols w:space="708"/>
@@ -555,7 +1232,7 @@
             </mc:Choice>
             <mc:Fallback>
               <w:pict>
-                <v:line w14:anchorId="1880DC13" id="Straight Connector 4" o:spid="_x0000_s1026" style="position:absolute;z-index:251658243;visibility:visible;mso-wrap-style:square;mso-wrap-distance-left:9pt;mso-wrap-distance-top:0;mso-wrap-distance-right:9pt;mso-wrap-distance-bottom:0;mso-position-horizontal:absolute;mso-position-horizontal-relative:text;mso-position-vertical:absolute;mso-position-vertical-relative:text" from="-.75pt,-10.2pt" to="454.5pt,-10.2pt" o:gfxdata="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" strokecolor="#4472c4 [3204]" strokeweight=".5pt">
+                <v:line w14:anchorId="3D5544F3" id="Straight Connector 4" o:spid="_x0000_s1026" style="position:absolute;z-index:251658243;visibility:visible;mso-wrap-style:square;mso-wrap-distance-left:9pt;mso-wrap-distance-top:0;mso-wrap-distance-right:9pt;mso-wrap-distance-bottom:0;mso-position-horizontal:absolute;mso-position-horizontal-relative:text;mso-position-vertical:absolute;mso-position-vertical-relative:text" from="-.75pt,-10.2pt" to="454.5pt,-10.2pt" o:gfxdata="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" strokecolor="#4472c4 [3204]" strokeweight=".5pt">
                   <v:stroke joinstyle="miter"/>
                 </v:line>
               </w:pict>

--- a/MATLAB Coursework 2  Word Template.docx
+++ b/MATLAB Coursework 2  Word Template.docx
@@ -87,7 +87,25 @@
           <w:bCs/>
           <w:lang w:eastAsia="zh-CN"/>
         </w:rPr>
-        <w:t>05/06/2026</w:t>
+        <w:t>05/0</w:t>
+      </w:r>
+      <w:r>
+        <w:rPr>
+          <w:rFonts w:hint="eastAsia"/>
+          <w:b/>
+          <w:bCs/>
+          <w:lang w:eastAsia="zh-CN"/>
+        </w:rPr>
+        <w:t>5</w:t>
+      </w:r>
+      <w:r>
+        <w:rPr>
+          <w:rFonts w:hint="eastAsia"/>
+          <w:b/>
+          <w:bCs/>
+          <w:lang w:eastAsia="zh-CN"/>
+        </w:rPr>
+        <w:t>/2026</w:t>
       </w:r>
     </w:p>
     <w:p/>
@@ -143,6 +161,24 @@
       </w:pPr>
       <w:r>
         <w:rPr>
+          <w:bCs/>
+          <w:color w:val="000000" w:themeColor="text1"/>
+          <w:lang w:eastAsia="zh-CN"/>
+          <w14:shadow w14:blurRad="38100" w14:dist="19050" w14:dir="2700000" w14:sx="100000" w14:sy="100000" w14:kx="0" w14:ky="0" w14:algn="tl">
+            <w14:schemeClr w14:val="dk1">
+              <w14:alpha w14:val="60000"/>
+            </w14:schemeClr>
+          </w14:shadow>
+          <w14:textOutline w14:w="0" w14:cap="flat" w14:cmpd="sng" w14:algn="ctr">
+            <w14:noFill/>
+            <w14:prstDash w14:val="solid"/>
+            <w14:round/>
+          </w14:textOutline>
+        </w:rPr>
+        <w:t>P</w:t>
+      </w:r>
+      <w:r>
+        <w:rPr>
           <w:rFonts w:hint="eastAsia"/>
           <w:bCs/>
           <w:color w:val="000000" w:themeColor="text1"/>
@@ -158,6 +194,265 @@
             <w14:round/>
           </w14:textOutline>
         </w:rPr>
+        <w:t>reliminary task</w:t>
+      </w:r>
+    </w:p>
+    <w:p>
+      <w:pPr>
+        <w:spacing w:line="259" w:lineRule="auto"/>
+        <w:jc w:val="both"/>
+        <w:rPr>
+          <w:bCs/>
+          <w:color w:val="000000" w:themeColor="text1"/>
+          <w:lang w:eastAsia="zh-CN"/>
+          <w14:shadow w14:blurRad="38100" w14:dist="19050" w14:dir="2700000" w14:sx="100000" w14:sy="100000" w14:kx="0" w14:ky="0" w14:algn="tl">
+            <w14:schemeClr w14:val="dk1">
+              <w14:alpha w14:val="60000"/>
+            </w14:schemeClr>
+          </w14:shadow>
+          <w14:textOutline w14:w="0" w14:cap="flat" w14:cmpd="sng" w14:algn="ctr">
+            <w14:noFill/>
+            <w14:prstDash w14:val="solid"/>
+            <w14:round/>
+          </w14:textOutline>
+        </w:rPr>
+      </w:pPr>
+      <w:r>
+        <w:rPr>
+          <w:rFonts w:hint="eastAsia"/>
+          <w:bCs/>
+          <w:noProof/>
+          <w:color w:val="000000" w:themeColor="text1"/>
+          <w:lang w:eastAsia="zh-CN"/>
+        </w:rPr>
+        <w:drawing>
+          <wp:inline distT="0" distB="0" distL="0" distR="0" wp14:anchorId="6D04A3E5" wp14:editId="62220A5C">
+            <wp:extent cx="4462463" cy="5951104"/>
+            <wp:effectExtent l="0" t="0" r="0" b="0"/>
+            <wp:docPr id="1516290886" name="图片 7"/>
+            <wp:cNvGraphicFramePr>
+              <a:graphicFrameLocks xmlns:a="http://schemas.openxmlformats.org/drawingml/2006/main" noChangeAspect="1"/>
+            </wp:cNvGraphicFramePr>
+            <a:graphic xmlns:a="http://schemas.openxmlformats.org/drawingml/2006/main">
+              <a:graphicData uri="http://schemas.openxmlformats.org/drawingml/2006/picture">
+                <pic:pic xmlns:pic="http://schemas.openxmlformats.org/drawingml/2006/picture">
+                  <pic:nvPicPr>
+                    <pic:cNvPr id="1516290886" name="图片 1516290886"/>
+                    <pic:cNvPicPr/>
+                  </pic:nvPicPr>
+                  <pic:blipFill>
+                    <a:blip r:embed="rId8" cstate="print">
+                      <a:extLst>
+                        <a:ext uri="{28A0092B-C50C-407E-A947-70E740481C1C}">
+                          <a14:useLocalDpi xmlns:a14="http://schemas.microsoft.com/office/drawing/2010/main" val="0"/>
+                        </a:ext>
+                      </a:extLst>
+                    </a:blip>
+                    <a:stretch>
+                      <a:fillRect/>
+                    </a:stretch>
+                  </pic:blipFill>
+                  <pic:spPr>
+                    <a:xfrm>
+                      <a:off x="0" y="0"/>
+                      <a:ext cx="4464713" cy="5954104"/>
+                    </a:xfrm>
+                    <a:prstGeom prst="rect">
+                      <a:avLst/>
+                    </a:prstGeom>
+                  </pic:spPr>
+                </pic:pic>
+              </a:graphicData>
+            </a:graphic>
+          </wp:inline>
+        </w:drawing>
+      </w:r>
+    </w:p>
+    <w:p>
+      <w:pPr>
+        <w:spacing w:line="259" w:lineRule="auto"/>
+        <w:jc w:val="both"/>
+        <w:rPr>
+          <w:bCs/>
+          <w:color w:val="000000" w:themeColor="text1"/>
+          <w:lang w:eastAsia="zh-CN"/>
+          <w14:shadow w14:blurRad="38100" w14:dist="19050" w14:dir="2700000" w14:sx="100000" w14:sy="100000" w14:kx="0" w14:ky="0" w14:algn="tl">
+            <w14:schemeClr w14:val="dk1">
+              <w14:alpha w14:val="60000"/>
+            </w14:schemeClr>
+          </w14:shadow>
+          <w14:textOutline w14:w="0" w14:cap="flat" w14:cmpd="sng" w14:algn="ctr">
+            <w14:noFill/>
+            <w14:prstDash w14:val="solid"/>
+            <w14:round/>
+          </w14:textOutline>
+        </w:rPr>
+      </w:pPr>
+    </w:p>
+    <w:p>
+      <w:pPr>
+        <w:spacing w:line="259" w:lineRule="auto"/>
+        <w:jc w:val="both"/>
+        <w:rPr>
+          <w:bCs/>
+          <w:color w:val="000000" w:themeColor="text1"/>
+          <w:lang w:eastAsia="zh-CN"/>
+          <w14:shadow w14:blurRad="38100" w14:dist="19050" w14:dir="2700000" w14:sx="100000" w14:sy="100000" w14:kx="0" w14:ky="0" w14:algn="tl">
+            <w14:schemeClr w14:val="dk1">
+              <w14:alpha w14:val="60000"/>
+            </w14:schemeClr>
+          </w14:shadow>
+          <w14:textOutline w14:w="0" w14:cap="flat" w14:cmpd="sng" w14:algn="ctr">
+            <w14:noFill/>
+            <w14:prstDash w14:val="solid"/>
+            <w14:round/>
+          </w14:textOutline>
+        </w:rPr>
+      </w:pPr>
+    </w:p>
+    <w:p>
+      <w:pPr>
+        <w:spacing w:line="259" w:lineRule="auto"/>
+        <w:jc w:val="both"/>
+        <w:rPr>
+          <w:bCs/>
+          <w:color w:val="000000" w:themeColor="text1"/>
+          <w:lang w:eastAsia="zh-CN"/>
+          <w14:shadow w14:blurRad="38100" w14:dist="19050" w14:dir="2700000" w14:sx="100000" w14:sy="100000" w14:kx="0" w14:ky="0" w14:algn="tl">
+            <w14:schemeClr w14:val="dk1">
+              <w14:alpha w14:val="60000"/>
+            </w14:schemeClr>
+          </w14:shadow>
+          <w14:textOutline w14:w="0" w14:cap="flat" w14:cmpd="sng" w14:algn="ctr">
+            <w14:noFill/>
+            <w14:prstDash w14:val="solid"/>
+            <w14:round/>
+          </w14:textOutline>
+        </w:rPr>
+      </w:pPr>
+    </w:p>
+    <w:p>
+      <w:pPr>
+        <w:spacing w:line="259" w:lineRule="auto"/>
+        <w:jc w:val="both"/>
+        <w:rPr>
+          <w:bCs/>
+          <w:color w:val="000000" w:themeColor="text1"/>
+          <w:lang w:eastAsia="zh-CN"/>
+          <w14:shadow w14:blurRad="38100" w14:dist="19050" w14:dir="2700000" w14:sx="100000" w14:sy="100000" w14:kx="0" w14:ky="0" w14:algn="tl">
+            <w14:schemeClr w14:val="dk1">
+              <w14:alpha w14:val="60000"/>
+            </w14:schemeClr>
+          </w14:shadow>
+          <w14:textOutline w14:w="0" w14:cap="flat" w14:cmpd="sng" w14:algn="ctr">
+            <w14:noFill/>
+            <w14:prstDash w14:val="solid"/>
+            <w14:round/>
+          </w14:textOutline>
+        </w:rPr>
+      </w:pPr>
+    </w:p>
+    <w:p>
+      <w:pPr>
+        <w:spacing w:line="259" w:lineRule="auto"/>
+        <w:jc w:val="both"/>
+        <w:rPr>
+          <w:bCs/>
+          <w:color w:val="000000" w:themeColor="text1"/>
+          <w:lang w:eastAsia="zh-CN"/>
+          <w14:shadow w14:blurRad="38100" w14:dist="19050" w14:dir="2700000" w14:sx="100000" w14:sy="100000" w14:kx="0" w14:ky="0" w14:algn="tl">
+            <w14:schemeClr w14:val="dk1">
+              <w14:alpha w14:val="60000"/>
+            </w14:schemeClr>
+          </w14:shadow>
+          <w14:textOutline w14:w="0" w14:cap="flat" w14:cmpd="sng" w14:algn="ctr">
+            <w14:noFill/>
+            <w14:prstDash w14:val="solid"/>
+            <w14:round/>
+          </w14:textOutline>
+        </w:rPr>
+      </w:pPr>
+    </w:p>
+    <w:p>
+      <w:pPr>
+        <w:spacing w:line="259" w:lineRule="auto"/>
+        <w:jc w:val="both"/>
+        <w:rPr>
+          <w:bCs/>
+          <w:color w:val="000000" w:themeColor="text1"/>
+          <w:lang w:eastAsia="zh-CN"/>
+          <w14:shadow w14:blurRad="38100" w14:dist="19050" w14:dir="2700000" w14:sx="100000" w14:sy="100000" w14:kx="0" w14:ky="0" w14:algn="tl">
+            <w14:schemeClr w14:val="dk1">
+              <w14:alpha w14:val="60000"/>
+            </w14:schemeClr>
+          </w14:shadow>
+          <w14:textOutline w14:w="0" w14:cap="flat" w14:cmpd="sng" w14:algn="ctr">
+            <w14:noFill/>
+            <w14:prstDash w14:val="solid"/>
+            <w14:round/>
+          </w14:textOutline>
+        </w:rPr>
+      </w:pPr>
+    </w:p>
+    <w:p>
+      <w:pPr>
+        <w:spacing w:line="259" w:lineRule="auto"/>
+        <w:jc w:val="both"/>
+        <w:rPr>
+          <w:bCs/>
+          <w:color w:val="000000" w:themeColor="text1"/>
+          <w:lang w:eastAsia="zh-CN"/>
+          <w14:shadow w14:blurRad="38100" w14:dist="19050" w14:dir="2700000" w14:sx="100000" w14:sy="100000" w14:kx="0" w14:ky="0" w14:algn="tl">
+            <w14:schemeClr w14:val="dk1">
+              <w14:alpha w14:val="60000"/>
+            </w14:schemeClr>
+          </w14:shadow>
+          <w14:textOutline w14:w="0" w14:cap="flat" w14:cmpd="sng" w14:algn="ctr">
+            <w14:noFill/>
+            <w14:prstDash w14:val="solid"/>
+            <w14:round/>
+          </w14:textOutline>
+        </w:rPr>
+      </w:pPr>
+    </w:p>
+    <w:p>
+      <w:pPr>
+        <w:spacing w:line="259" w:lineRule="auto"/>
+        <w:jc w:val="both"/>
+        <w:rPr>
+          <w:bCs/>
+          <w:color w:val="000000" w:themeColor="text1"/>
+          <w:lang w:eastAsia="zh-CN"/>
+          <w14:shadow w14:blurRad="38100" w14:dist="19050" w14:dir="2700000" w14:sx="100000" w14:sy="100000" w14:kx="0" w14:ky="0" w14:algn="tl">
+            <w14:schemeClr w14:val="dk1">
+              <w14:alpha w14:val="60000"/>
+            </w14:schemeClr>
+          </w14:shadow>
+          <w14:textOutline w14:w="0" w14:cap="flat" w14:cmpd="sng" w14:algn="ctr">
+            <w14:noFill/>
+            <w14:prstDash w14:val="solid"/>
+            <w14:round/>
+          </w14:textOutline>
+        </w:rPr>
+      </w:pPr>
+      <w:r>
+        <w:rPr>
+          <w:rFonts w:hint="eastAsia"/>
+          <w:bCs/>
+          <w:color w:val="000000" w:themeColor="text1"/>
+          <w:lang w:eastAsia="zh-CN"/>
+          <w14:shadow w14:blurRad="38100" w14:dist="19050" w14:dir="2700000" w14:sx="100000" w14:sy="100000" w14:kx="0" w14:ky="0" w14:algn="tl">
+            <w14:schemeClr w14:val="dk1">
+              <w14:alpha w14:val="60000"/>
+            </w14:schemeClr>
+          </w14:shadow>
+          <w14:textOutline w14:w="0" w14:cap="flat" w14:cmpd="sng" w14:algn="ctr">
+            <w14:noFill/>
+            <w14:prstDash w14:val="solid"/>
+            <w14:round/>
+          </w14:textOutline>
+        </w:rPr>
+        <w:lastRenderedPageBreak/>
         <w:t>Task 1</w:t>
       </w:r>
     </w:p>
@@ -263,7 +558,7 @@
                     <pic:cNvPicPr/>
                   </pic:nvPicPr>
                   <pic:blipFill>
-                    <a:blip r:embed="rId8">
+                    <a:blip r:embed="rId9">
                       <a:extLst>
                         <a:ext uri="{28A0092B-C50C-407E-A947-70E740481C1C}">
                           <a14:useLocalDpi xmlns:a14="http://schemas.microsoft.com/office/drawing/2010/main" val="0"/>
@@ -310,237 +605,55 @@
           </w14:textOutline>
         </w:rPr>
       </w:pPr>
-    </w:p>
-    <w:p>
-      <w:pPr>
-        <w:spacing w:line="259" w:lineRule="auto"/>
-        <w:jc w:val="both"/>
-        <w:rPr>
-          <w:bCs/>
-          <w:color w:val="000000" w:themeColor="text1"/>
-          <w:lang w:eastAsia="zh-CN"/>
-          <w14:shadow w14:blurRad="38100" w14:dist="19050" w14:dir="2700000" w14:sx="100000" w14:sy="100000" w14:kx="0" w14:ky="0" w14:algn="tl">
-            <w14:schemeClr w14:val="dk1">
-              <w14:alpha w14:val="60000"/>
-            </w14:schemeClr>
-          </w14:shadow>
-          <w14:textOutline w14:w="0" w14:cap="flat" w14:cmpd="sng" w14:algn="ctr">
-            <w14:noFill/>
-            <w14:prstDash w14:val="solid"/>
-            <w14:round/>
-          </w14:textOutline>
-        </w:rPr>
-      </w:pPr>
-    </w:p>
-    <w:p>
-      <w:pPr>
-        <w:spacing w:line="259" w:lineRule="auto"/>
-        <w:jc w:val="both"/>
-        <w:rPr>
-          <w:bCs/>
-          <w:color w:val="000000" w:themeColor="text1"/>
-          <w:lang w:eastAsia="zh-CN"/>
-          <w14:shadow w14:blurRad="38100" w14:dist="19050" w14:dir="2700000" w14:sx="100000" w14:sy="100000" w14:kx="0" w14:ky="0" w14:algn="tl">
-            <w14:schemeClr w14:val="dk1">
-              <w14:alpha w14:val="60000"/>
-            </w14:schemeClr>
-          </w14:shadow>
-          <w14:textOutline w14:w="0" w14:cap="flat" w14:cmpd="sng" w14:algn="ctr">
-            <w14:noFill/>
-            <w14:prstDash w14:val="solid"/>
-            <w14:round/>
-          </w14:textOutline>
-        </w:rPr>
-      </w:pPr>
-    </w:p>
-    <w:p>
-      <w:pPr>
-        <w:spacing w:line="259" w:lineRule="auto"/>
-        <w:jc w:val="both"/>
-        <w:rPr>
-          <w:bCs/>
-          <w:color w:val="000000" w:themeColor="text1"/>
-          <w:lang w:eastAsia="zh-CN"/>
-          <w14:shadow w14:blurRad="38100" w14:dist="19050" w14:dir="2700000" w14:sx="100000" w14:sy="100000" w14:kx="0" w14:ky="0" w14:algn="tl">
-            <w14:schemeClr w14:val="dk1">
-              <w14:alpha w14:val="60000"/>
-            </w14:schemeClr>
-          </w14:shadow>
-          <w14:textOutline w14:w="0" w14:cap="flat" w14:cmpd="sng" w14:algn="ctr">
-            <w14:noFill/>
-            <w14:prstDash w14:val="solid"/>
-            <w14:round/>
-          </w14:textOutline>
-        </w:rPr>
-      </w:pPr>
-    </w:p>
-    <w:p>
-      <w:pPr>
-        <w:spacing w:line="259" w:lineRule="auto"/>
-        <w:jc w:val="both"/>
-        <w:rPr>
-          <w:bCs/>
-          <w:color w:val="000000" w:themeColor="text1"/>
-          <w:lang w:eastAsia="zh-CN"/>
-          <w14:shadow w14:blurRad="38100" w14:dist="19050" w14:dir="2700000" w14:sx="100000" w14:sy="100000" w14:kx="0" w14:ky="0" w14:algn="tl">
-            <w14:schemeClr w14:val="dk1">
-              <w14:alpha w14:val="60000"/>
-            </w14:schemeClr>
-          </w14:shadow>
-          <w14:textOutline w14:w="0" w14:cap="flat" w14:cmpd="sng" w14:algn="ctr">
-            <w14:noFill/>
-            <w14:prstDash w14:val="solid"/>
-            <w14:round/>
-          </w14:textOutline>
-        </w:rPr>
-      </w:pPr>
-    </w:p>
-    <w:p>
-      <w:pPr>
-        <w:spacing w:line="259" w:lineRule="auto"/>
-        <w:jc w:val="both"/>
-        <w:rPr>
-          <w:bCs/>
-          <w:color w:val="000000" w:themeColor="text1"/>
-          <w:lang w:eastAsia="zh-CN"/>
-          <w14:shadow w14:blurRad="38100" w14:dist="19050" w14:dir="2700000" w14:sx="100000" w14:sy="100000" w14:kx="0" w14:ky="0" w14:algn="tl">
-            <w14:schemeClr w14:val="dk1">
-              <w14:alpha w14:val="60000"/>
-            </w14:schemeClr>
-          </w14:shadow>
-          <w14:textOutline w14:w="0" w14:cap="flat" w14:cmpd="sng" w14:algn="ctr">
-            <w14:noFill/>
-            <w14:prstDash w14:val="solid"/>
-            <w14:round/>
-          </w14:textOutline>
-        </w:rPr>
-      </w:pPr>
-    </w:p>
-    <w:p>
-      <w:pPr>
-        <w:spacing w:line="259" w:lineRule="auto"/>
-        <w:jc w:val="both"/>
-        <w:rPr>
-          <w:bCs/>
-          <w:color w:val="000000" w:themeColor="text1"/>
-          <w:lang w:eastAsia="zh-CN"/>
-          <w14:shadow w14:blurRad="38100" w14:dist="19050" w14:dir="2700000" w14:sx="100000" w14:sy="100000" w14:kx="0" w14:ky="0" w14:algn="tl">
-            <w14:schemeClr w14:val="dk1">
-              <w14:alpha w14:val="60000"/>
-            </w14:schemeClr>
-          </w14:shadow>
-          <w14:textOutline w14:w="0" w14:cap="flat" w14:cmpd="sng" w14:algn="ctr">
-            <w14:noFill/>
-            <w14:prstDash w14:val="solid"/>
-            <w14:round/>
-          </w14:textOutline>
-        </w:rPr>
-      </w:pPr>
-    </w:p>
-    <w:p>
-      <w:pPr>
-        <w:spacing w:line="259" w:lineRule="auto"/>
-        <w:jc w:val="both"/>
-        <w:rPr>
-          <w:bCs/>
-          <w:color w:val="000000" w:themeColor="text1"/>
-          <w:lang w:eastAsia="zh-CN"/>
-          <w14:shadow w14:blurRad="38100" w14:dist="19050" w14:dir="2700000" w14:sx="100000" w14:sy="100000" w14:kx="0" w14:ky="0" w14:algn="tl">
-            <w14:schemeClr w14:val="dk1">
-              <w14:alpha w14:val="60000"/>
-            </w14:schemeClr>
-          </w14:shadow>
-          <w14:textOutline w14:w="0" w14:cap="flat" w14:cmpd="sng" w14:algn="ctr">
-            <w14:noFill/>
-            <w14:prstDash w14:val="solid"/>
-            <w14:round/>
-          </w14:textOutline>
-        </w:rPr>
-      </w:pPr>
-    </w:p>
-    <w:p>
-      <w:pPr>
-        <w:spacing w:line="259" w:lineRule="auto"/>
-        <w:jc w:val="both"/>
-        <w:rPr>
-          <w:bCs/>
-          <w:color w:val="000000" w:themeColor="text1"/>
-          <w:lang w:eastAsia="zh-CN"/>
-          <w14:shadow w14:blurRad="38100" w14:dist="19050" w14:dir="2700000" w14:sx="100000" w14:sy="100000" w14:kx="0" w14:ky="0" w14:algn="tl">
-            <w14:schemeClr w14:val="dk1">
-              <w14:alpha w14:val="60000"/>
-            </w14:schemeClr>
-          </w14:shadow>
-          <w14:textOutline w14:w="0" w14:cap="flat" w14:cmpd="sng" w14:algn="ctr">
-            <w14:noFill/>
-            <w14:prstDash w14:val="solid"/>
-            <w14:round/>
-          </w14:textOutline>
-        </w:rPr>
-      </w:pPr>
-    </w:p>
-    <w:p>
-      <w:pPr>
-        <w:spacing w:line="259" w:lineRule="auto"/>
-        <w:jc w:val="both"/>
-        <w:rPr>
-          <w:bCs/>
-          <w:color w:val="000000" w:themeColor="text1"/>
-          <w:lang w:eastAsia="zh-CN"/>
-          <w14:shadow w14:blurRad="38100" w14:dist="19050" w14:dir="2700000" w14:sx="100000" w14:sy="100000" w14:kx="0" w14:ky="0" w14:algn="tl">
-            <w14:schemeClr w14:val="dk1">
-              <w14:alpha w14:val="60000"/>
-            </w14:schemeClr>
-          </w14:shadow>
-          <w14:textOutline w14:w="0" w14:cap="flat" w14:cmpd="sng" w14:algn="ctr">
-            <w14:noFill/>
-            <w14:prstDash w14:val="solid"/>
-            <w14:round/>
-          </w14:textOutline>
-        </w:rPr>
-      </w:pPr>
-    </w:p>
-    <w:p>
-      <w:pPr>
-        <w:spacing w:line="259" w:lineRule="auto"/>
-        <w:jc w:val="both"/>
-        <w:rPr>
-          <w:bCs/>
-          <w:color w:val="000000" w:themeColor="text1"/>
-          <w:lang w:eastAsia="zh-CN"/>
-          <w14:shadow w14:blurRad="38100" w14:dist="19050" w14:dir="2700000" w14:sx="100000" w14:sy="100000" w14:kx="0" w14:ky="0" w14:algn="tl">
-            <w14:schemeClr w14:val="dk1">
-              <w14:alpha w14:val="60000"/>
-            </w14:schemeClr>
-          </w14:shadow>
-          <w14:textOutline w14:w="0" w14:cap="flat" w14:cmpd="sng" w14:algn="ctr">
-            <w14:noFill/>
-            <w14:prstDash w14:val="solid"/>
-            <w14:round/>
-          </w14:textOutline>
-        </w:rPr>
-      </w:pPr>
-    </w:p>
-    <w:p>
-      <w:pPr>
-        <w:spacing w:line="259" w:lineRule="auto"/>
-        <w:jc w:val="both"/>
-        <w:rPr>
-          <w:bCs/>
-          <w:color w:val="000000" w:themeColor="text1"/>
-          <w:lang w:eastAsia="zh-CN"/>
-          <w14:shadow w14:blurRad="38100" w14:dist="19050" w14:dir="2700000" w14:sx="100000" w14:sy="100000" w14:kx="0" w14:ky="0" w14:algn="tl">
-            <w14:schemeClr w14:val="dk1">
-              <w14:alpha w14:val="60000"/>
-            </w14:schemeClr>
-          </w14:shadow>
-          <w14:textOutline w14:w="0" w14:cap="flat" w14:cmpd="sng" w14:algn="ctr">
-            <w14:noFill/>
-            <w14:prstDash w14:val="solid"/>
-            <w14:round/>
-          </w14:textOutline>
-        </w:rPr>
-      </w:pPr>
+      <w:r>
+        <w:rPr>
+          <w:bCs/>
+          <w:noProof/>
+          <w:color w:val="000000" w:themeColor="text1"/>
+          <w:lang w:eastAsia="zh-CN"/>
+        </w:rPr>
+        <w:drawing>
+          <wp:inline distT="0" distB="0" distL="0" distR="0" wp14:anchorId="6F29F3D1" wp14:editId="66235CB6">
+            <wp:extent cx="2889087" cy="3852863"/>
+            <wp:effectExtent l="0" t="0" r="6985" b="0"/>
+            <wp:docPr id="1025617626" name="图片 4"/>
+            <wp:cNvGraphicFramePr>
+              <a:graphicFrameLocks xmlns:a="http://schemas.openxmlformats.org/drawingml/2006/main" noChangeAspect="1"/>
+            </wp:cNvGraphicFramePr>
+            <a:graphic xmlns:a="http://schemas.openxmlformats.org/drawingml/2006/main">
+              <a:graphicData uri="http://schemas.openxmlformats.org/drawingml/2006/picture">
+                <pic:pic xmlns:pic="http://schemas.openxmlformats.org/drawingml/2006/picture">
+                  <pic:nvPicPr>
+                    <pic:cNvPr id="1025617626" name="图片 1025617626"/>
+                    <pic:cNvPicPr/>
+                  </pic:nvPicPr>
+                  <pic:blipFill>
+                    <a:blip r:embed="rId10" cstate="print">
+                      <a:extLst>
+                        <a:ext uri="{28A0092B-C50C-407E-A947-70E740481C1C}">
+                          <a14:useLocalDpi xmlns:a14="http://schemas.microsoft.com/office/drawing/2010/main" val="0"/>
+                        </a:ext>
+                      </a:extLst>
+                    </a:blip>
+                    <a:stretch>
+                      <a:fillRect/>
+                    </a:stretch>
+                  </pic:blipFill>
+                  <pic:spPr>
+                    <a:xfrm>
+                      <a:off x="0" y="0"/>
+                      <a:ext cx="2891891" cy="3856603"/>
+                    </a:xfrm>
+                    <a:prstGeom prst="rect">
+                      <a:avLst/>
+                    </a:prstGeom>
+                  </pic:spPr>
+                </pic:pic>
+              </a:graphicData>
+            </a:graphic>
+          </wp:inline>
+        </w:drawing>
+      </w:r>
     </w:p>
     <w:p>
       <w:pPr>
@@ -632,24 +745,199 @@
         <w:rPr>
           <w:bCs/>
           <w:color w:val="000000" w:themeColor="text1"/>
-          <w:lang w:eastAsia="zh-CN"/>
-          <w14:shadow w14:blurRad="38100" w14:dist="19050" w14:dir="2700000" w14:sx="100000" w14:sy="100000" w14:kx="0" w14:ky="0" w14:algn="tl">
-            <w14:schemeClr w14:val="dk1">
-              <w14:alpha w14:val="60000"/>
-            </w14:schemeClr>
-          </w14:shadow>
-          <w14:textOutline w14:w="0" w14:cap="flat" w14:cmpd="sng" w14:algn="ctr">
-            <w14:noFill/>
-            <w14:prstDash w14:val="solid"/>
-            <w14:round/>
-          </w14:textOutline>
-        </w:rPr>
-      </w:pPr>
+          <w:lang w:val="en-US" w:eastAsia="zh-CN"/>
+          <w14:shadow w14:blurRad="38100" w14:dist="19050" w14:dir="2700000" w14:sx="100000" w14:sy="100000" w14:kx="0" w14:ky="0" w14:algn="tl">
+            <w14:schemeClr w14:val="dk1">
+              <w14:alpha w14:val="60000"/>
+            </w14:schemeClr>
+          </w14:shadow>
+          <w14:textOutline w14:w="0" w14:cap="flat" w14:cmpd="sng" w14:algn="ctr">
+            <w14:noFill/>
+            <w14:prstDash w14:val="solid"/>
+            <w14:round/>
+          </w14:textOutline>
+        </w:rPr>
+      </w:pPr>
+      <w:r>
+        <w:rPr>
+          <w:bCs/>
+          <w:color w:val="000000" w:themeColor="text1"/>
+          <w:lang w:val="en-US" w:eastAsia="zh-CN"/>
+          <w14:shadow w14:blurRad="38100" w14:dist="19050" w14:dir="2700000" w14:sx="100000" w14:sy="100000" w14:kx="0" w14:ky="0" w14:algn="tl">
+            <w14:schemeClr w14:val="dk1">
+              <w14:alpha w14:val="60000"/>
+            </w14:schemeClr>
+          </w14:shadow>
+          <w14:textOutline w14:w="0" w14:cap="flat" w14:cmpd="sng" w14:algn="ctr">
+            <w14:noFill/>
+            <w14:prstDash w14:val="solid"/>
+            <w14:round/>
+          </w14:textOutline>
+        </w:rPr>
+        <w:t xml:space="preserve"> </w:t>
+      </w:r>
       <w:r>
         <w:rPr>
           <w:rFonts w:hint="eastAsia"/>
           <w:bCs/>
           <w:color w:val="000000" w:themeColor="text1"/>
+          <w:lang w:val="en-US" w:eastAsia="zh-CN"/>
+          <w14:shadow w14:blurRad="38100" w14:dist="19050" w14:dir="2700000" w14:sx="100000" w14:sy="100000" w14:kx="0" w14:ky="0" w14:algn="tl">
+            <w14:schemeClr w14:val="dk1">
+              <w14:alpha w14:val="60000"/>
+            </w14:schemeClr>
+          </w14:shadow>
+          <w14:textOutline w14:w="0" w14:cap="flat" w14:cmpd="sng" w14:algn="ctr">
+            <w14:noFill/>
+            <w14:prstDash w14:val="solid"/>
+            <w14:round/>
+          </w14:textOutline>
+        </w:rPr>
+        <w:t>(</w:t>
+      </w:r>
+      <w:proofErr w:type="spellStart"/>
+      <w:r>
+        <w:rPr>
+          <w:bCs/>
+          <w:color w:val="000000" w:themeColor="text1"/>
+          <w:lang w:val="en-US" w:eastAsia="zh-CN"/>
+          <w14:shadow w14:blurRad="38100" w14:dist="19050" w14:dir="2700000" w14:sx="100000" w14:sy="100000" w14:kx="0" w14:ky="0" w14:algn="tl">
+            <w14:schemeClr w14:val="dk1">
+              <w14:alpha w14:val="60000"/>
+            </w14:schemeClr>
+          </w14:shadow>
+          <w14:textOutline w14:w="0" w14:cap="flat" w14:cmpd="sng" w14:algn="ctr">
+            <w14:noFill/>
+            <w14:prstDash w14:val="solid"/>
+            <w14:round/>
+          </w14:textOutline>
+        </w:rPr>
+        <w:t>i</w:t>
+      </w:r>
+      <w:proofErr w:type="spellEnd"/>
+      <w:r>
+        <w:rPr>
+          <w:bCs/>
+          <w:color w:val="000000" w:themeColor="text1"/>
+          <w:lang w:val="en-US" w:eastAsia="zh-CN"/>
+          <w14:shadow w14:blurRad="38100" w14:dist="19050" w14:dir="2700000" w14:sx="100000" w14:sy="100000" w14:kx="0" w14:ky="0" w14:algn="tl">
+            <w14:schemeClr w14:val="dk1">
+              <w14:alpha w14:val="60000"/>
+            </w14:schemeClr>
+          </w14:shadow>
+          <w14:textOutline w14:w="0" w14:cap="flat" w14:cmpd="sng" w14:algn="ctr">
+            <w14:noFill/>
+            <w14:prstDash w14:val="solid"/>
+            <w14:round/>
+          </w14:textOutline>
+        </w:rPr>
+        <w:t>)</w:t>
+      </w:r>
+    </w:p>
+    <w:p>
+      <w:pPr>
+        <w:spacing w:line="259" w:lineRule="auto"/>
+        <w:jc w:val="both"/>
+        <w:rPr>
+          <w:bCs/>
+          <w:color w:val="000000" w:themeColor="text1"/>
+          <w:lang w:val="en-US" w:eastAsia="zh-CN"/>
+          <w14:shadow w14:blurRad="38100" w14:dist="19050" w14:dir="2700000" w14:sx="100000" w14:sy="100000" w14:kx="0" w14:ky="0" w14:algn="tl">
+            <w14:schemeClr w14:val="dk1">
+              <w14:alpha w14:val="60000"/>
+            </w14:schemeClr>
+          </w14:shadow>
+          <w14:textOutline w14:w="0" w14:cap="flat" w14:cmpd="sng" w14:algn="ctr">
+            <w14:noFill/>
+            <w14:prstDash w14:val="solid"/>
+            <w14:round/>
+          </w14:textOutline>
+        </w:rPr>
+      </w:pPr>
+      <w:r>
+        <w:rPr>
+          <w:bCs/>
+          <w:color w:val="000000" w:themeColor="text1"/>
+          <w:lang w:val="en-US" w:eastAsia="zh-CN"/>
+          <w14:shadow w14:blurRad="38100" w14:dist="19050" w14:dir="2700000" w14:sx="100000" w14:sy="100000" w14:kx="0" w14:ky="0" w14:algn="tl">
+            <w14:schemeClr w14:val="dk1">
+              <w14:alpha w14:val="60000"/>
+            </w14:schemeClr>
+          </w14:shadow>
+          <w14:textOutline w14:w="0" w14:cap="flat" w14:cmpd="sng" w14:algn="ctr">
+            <w14:noFill/>
+            <w14:prstDash w14:val="solid"/>
+            <w14:round/>
+          </w14:textOutline>
+        </w:rPr>
+        <w:t>This function provides a real-time temperature monitoring interface for the spacecraft crew capsule. It continuously acquires data from the thermistor via the Arduino object, converting voltage to Celsius to update a live graphical plot with appropriate axes and scaling. The function implements a safety logic: it maintains a constant green LED when the temperature is within the 18-24 C comfort range. If the temperature drops below 18 C, a yellow LED blinks every 0.5 s, and if it exceeds 24 C, a red LED blinks every 0.25 s.\n</w:t>
+      </w:r>
+      <w:r>
+        <w:rPr>
+          <w:rFonts w:hint="eastAsia"/>
+          <w:bCs/>
+          <w:color w:val="000000" w:themeColor="text1"/>
+          <w:lang w:val="en-US" w:eastAsia="zh-CN"/>
+          <w14:shadow w14:blurRad="38100" w14:dist="19050" w14:dir="2700000" w14:sx="100000" w14:sy="100000" w14:kx="0" w14:ky="0" w14:algn="tl">
+            <w14:schemeClr w14:val="dk1">
+              <w14:alpha w14:val="60000"/>
+            </w14:schemeClr>
+          </w14:shadow>
+          <w14:textOutline w14:w="0" w14:cap="flat" w14:cmpd="sng" w14:algn="ctr">
+            <w14:noFill/>
+            <w14:prstDash w14:val="solid"/>
+            <w14:round/>
+          </w14:textOutline>
+        </w:rPr>
+        <w:t>.</w:t>
+      </w:r>
+    </w:p>
+    <w:p>
+      <w:pPr>
+        <w:spacing w:line="259" w:lineRule="auto"/>
+        <w:jc w:val="both"/>
+        <w:rPr>
+          <w:bCs/>
+          <w:color w:val="000000" w:themeColor="text1"/>
+          <w:lang w:val="en-US" w:eastAsia="zh-CN"/>
+          <w14:shadow w14:blurRad="38100" w14:dist="19050" w14:dir="2700000" w14:sx="100000" w14:sy="100000" w14:kx="0" w14:ky="0" w14:algn="tl">
+            <w14:schemeClr w14:val="dk1">
+              <w14:alpha w14:val="60000"/>
+            </w14:schemeClr>
+          </w14:shadow>
+          <w14:textOutline w14:w="0" w14:cap="flat" w14:cmpd="sng" w14:algn="ctr">
+            <w14:noFill/>
+            <w14:prstDash w14:val="solid"/>
+            <w14:round/>
+          </w14:textOutline>
+        </w:rPr>
+      </w:pPr>
+    </w:p>
+    <w:p>
+      <w:pPr>
+        <w:spacing w:line="259" w:lineRule="auto"/>
+        <w:jc w:val="both"/>
+        <w:rPr>
+          <w:bCs/>
+          <w:color w:val="000000" w:themeColor="text1"/>
+          <w:lang w:eastAsia="zh-CN"/>
+          <w14:shadow w14:blurRad="38100" w14:dist="19050" w14:dir="2700000" w14:sx="100000" w14:sy="100000" w14:kx="0" w14:ky="0" w14:algn="tl">
+            <w14:schemeClr w14:val="dk1">
+              <w14:alpha w14:val="60000"/>
+            </w14:schemeClr>
+          </w14:shadow>
+          <w14:textOutline w14:w="0" w14:cap="flat" w14:cmpd="sng" w14:algn="ctr">
+            <w14:noFill/>
+            <w14:prstDash w14:val="solid"/>
+            <w14:round/>
+          </w14:textOutline>
+        </w:rPr>
+      </w:pPr>
+      <w:r>
+        <w:rPr>
+          <w:rFonts w:hint="eastAsia"/>
+          <w:bCs/>
+          <w:color w:val="000000" w:themeColor="text1"/>
           <w:lang w:eastAsia="zh-CN"/>
           <w14:shadow w14:blurRad="38100" w14:dist="19050" w14:dir="2700000" w14:sx="100000" w14:sy="100000" w14:kx="0" w14:ky="0" w14:algn="tl">
             <w14:schemeClr w14:val="dk1">
@@ -668,7 +956,7 @@
     <w:p>
       <w:pPr>
         <w:spacing w:line="259" w:lineRule="auto"/>
-        <w:jc w:val="both"/>
+        <w:jc w:val="center"/>
         <w:rPr>
           <w:bCs/>
           <w:color w:val="000000" w:themeColor="text1"/>
@@ -694,8 +982,8 @@
           <w:lang w:eastAsia="zh-CN"/>
         </w:rPr>
         <w:drawing>
-          <wp:inline distT="0" distB="0" distL="0" distR="0" wp14:anchorId="54570062" wp14:editId="5A897B60">
-            <wp:extent cx="4252913" cy="7456621"/>
+          <wp:inline distT="0" distB="0" distL="0" distR="0" wp14:anchorId="54570062" wp14:editId="7CB8F4F9">
+            <wp:extent cx="4038600" cy="6312535"/>
             <wp:effectExtent l="0" t="0" r="0" b="0"/>
             <wp:docPr id="1557578953" name="图片 3"/>
             <wp:cNvGraphicFramePr>
@@ -709,7 +997,7 @@
                     <pic:cNvPicPr/>
                   </pic:nvPicPr>
                   <pic:blipFill>
-                    <a:blip r:embed="rId9">
+                    <a:blip r:embed="rId11">
                       <a:extLst>
                         <a:ext uri="{28A0092B-C50C-407E-A947-70E740481C1C}">
                           <a14:useLocalDpi xmlns:a14="http://schemas.microsoft.com/office/drawing/2010/main" val="0"/>
@@ -723,7 +1011,7 @@
                   <pic:spPr>
                     <a:xfrm>
                       <a:off x="0" y="0"/>
-                      <a:ext cx="4259255" cy="7467741"/>
+                      <a:ext cx="4060590" cy="6346907"/>
                     </a:xfrm>
                     <a:prstGeom prst="rect">
                       <a:avLst/>
@@ -735,48 +1023,6 @@
           </wp:inline>
         </w:drawing>
       </w:r>
-    </w:p>
-    <w:p>
-      <w:pPr>
-        <w:spacing w:line="259" w:lineRule="auto"/>
-        <w:jc w:val="both"/>
-        <w:rPr>
-          <w:bCs/>
-          <w:color w:val="000000" w:themeColor="text1"/>
-          <w:lang w:eastAsia="zh-CN"/>
-          <w14:shadow w14:blurRad="38100" w14:dist="19050" w14:dir="2700000" w14:sx="100000" w14:sy="100000" w14:kx="0" w14:ky="0" w14:algn="tl">
-            <w14:schemeClr w14:val="dk1">
-              <w14:alpha w14:val="60000"/>
-            </w14:schemeClr>
-          </w14:shadow>
-          <w14:textOutline w14:w="0" w14:cap="flat" w14:cmpd="sng" w14:algn="ctr">
-            <w14:noFill/>
-            <w14:prstDash w14:val="solid"/>
-            <w14:round/>
-          </w14:textOutline>
-        </w:rPr>
-      </w:pPr>
-    </w:p>
-    <w:p>
-      <w:pPr>
-        <w:spacing w:line="259" w:lineRule="auto"/>
-        <w:jc w:val="both"/>
-        <w:rPr>
-          <w:bCs/>
-          <w:color w:val="000000" w:themeColor="text1"/>
-          <w:lang w:eastAsia="zh-CN"/>
-          <w14:shadow w14:blurRad="38100" w14:dist="19050" w14:dir="2700000" w14:sx="100000" w14:sy="100000" w14:kx="0" w14:ky="0" w14:algn="tl">
-            <w14:schemeClr w14:val="dk1">
-              <w14:alpha w14:val="60000"/>
-            </w14:schemeClr>
-          </w14:shadow>
-          <w14:textOutline w14:w="0" w14:cap="flat" w14:cmpd="sng" w14:algn="ctr">
-            <w14:noFill/>
-            <w14:prstDash w14:val="solid"/>
-            <w14:round/>
-          </w14:textOutline>
-        </w:rPr>
-      </w:pPr>
     </w:p>
     <w:p>
       <w:pPr>
@@ -922,7 +1168,7 @@
                     <pic:cNvPicPr/>
                   </pic:nvPicPr>
                   <pic:blipFill>
-                    <a:blip r:embed="rId10">
+                    <a:blip r:embed="rId12">
                       <a:extLst>
                         <a:ext uri="{28A0092B-C50C-407E-A947-70E740481C1C}">
                           <a14:useLocalDpi xmlns:a14="http://schemas.microsoft.com/office/drawing/2010/main" val="0"/>
@@ -987,7 +1233,7 @@
           </w14:textOutline>
         </w:rPr>
         <w:lastRenderedPageBreak/>
-        <w:t>Task 3</w:t>
+        <w:t>Task 2 &amp; Task 3 image</w:t>
       </w:r>
     </w:p>
     <w:p>
@@ -1014,56 +1260,15 @@
         <w:rPr>
           <w:rFonts w:hint="eastAsia"/>
           <w:bCs/>
-          <w:color w:val="000000" w:themeColor="text1"/>
-          <w:lang w:eastAsia="zh-CN"/>
-          <w14:shadow w14:blurRad="38100" w14:dist="19050" w14:dir="2700000" w14:sx="100000" w14:sy="100000" w14:kx="0" w14:ky="0" w14:algn="tl">
-            <w14:schemeClr w14:val="dk1">
-              <w14:alpha w14:val="60000"/>
-            </w14:schemeClr>
-          </w14:shadow>
-          <w14:textOutline w14:w="0" w14:cap="flat" w14:cmpd="sng" w14:algn="ctr">
-            <w14:noFill/>
-            <w14:prstDash w14:val="solid"/>
-            <w14:round/>
-          </w14:textOutline>
-        </w:rPr>
-        <w:t>Flowchart</w:t>
-      </w:r>
-    </w:p>
-    <w:p>
-      <w:pPr>
-        <w:spacing w:line="259" w:lineRule="auto"/>
-        <w:jc w:val="both"/>
-        <w:rPr>
-          <w:rFonts w:hint="eastAsia"/>
-          <w:bCs/>
-          <w:color w:val="000000" w:themeColor="text1"/>
-          <w:lang w:eastAsia="zh-CN"/>
-          <w14:shadow w14:blurRad="38100" w14:dist="19050" w14:dir="2700000" w14:sx="100000" w14:sy="100000" w14:kx="0" w14:ky="0" w14:algn="tl">
-            <w14:schemeClr w14:val="dk1">
-              <w14:alpha w14:val="60000"/>
-            </w14:schemeClr>
-          </w14:shadow>
-          <w14:textOutline w14:w="0" w14:cap="flat" w14:cmpd="sng" w14:algn="ctr">
-            <w14:noFill/>
-            <w14:prstDash w14:val="solid"/>
-            <w14:round/>
-          </w14:textOutline>
-        </w:rPr>
-      </w:pPr>
-      <w:r>
-        <w:rPr>
-          <w:rFonts w:hint="eastAsia"/>
-          <w:bCs/>
           <w:noProof/>
           <w:color w:val="000000" w:themeColor="text1"/>
           <w:lang w:eastAsia="zh-CN"/>
         </w:rPr>
         <w:drawing>
-          <wp:inline distT="0" distB="0" distL="0" distR="0" wp14:anchorId="12A1FF09" wp14:editId="04F009D2">
-            <wp:extent cx="5731510" cy="8191500"/>
-            <wp:effectExtent l="0" t="0" r="2540" b="0"/>
-            <wp:docPr id="1784093170" name="图片 4"/>
+          <wp:inline distT="0" distB="0" distL="0" distR="0" wp14:anchorId="132915E1" wp14:editId="07DDC6D8">
+            <wp:extent cx="5323266" cy="3990975"/>
+            <wp:effectExtent l="0" t="0" r="0" b="0"/>
+            <wp:docPr id="1085485571" name="图片 5"/>
             <wp:cNvGraphicFramePr>
               <a:graphicFrameLocks xmlns:a="http://schemas.openxmlformats.org/drawingml/2006/main" noChangeAspect="1"/>
             </wp:cNvGraphicFramePr>
@@ -1071,11 +1276,11 @@
               <a:graphicData uri="http://schemas.openxmlformats.org/drawingml/2006/picture">
                 <pic:pic xmlns:pic="http://schemas.openxmlformats.org/drawingml/2006/picture">
                   <pic:nvPicPr>
-                    <pic:cNvPr id="1784093170" name="图片 1784093170"/>
+                    <pic:cNvPr id="1085485571" name="图片 1085485571"/>
                     <pic:cNvPicPr/>
                   </pic:nvPicPr>
                   <pic:blipFill>
-                    <a:blip r:embed="rId11">
+                    <a:blip r:embed="rId13" cstate="print">
                       <a:extLst>
                         <a:ext uri="{28A0092B-C50C-407E-A947-70E740481C1C}">
                           <a14:useLocalDpi xmlns:a14="http://schemas.microsoft.com/office/drawing/2010/main" val="0"/>
@@ -1089,7 +1294,7 @@
                   <pic:spPr>
                     <a:xfrm>
                       <a:off x="0" y="0"/>
-                      <a:ext cx="5731510" cy="8191500"/>
+                      <a:ext cx="5326607" cy="3993480"/>
                     </a:xfrm>
                     <a:prstGeom prst="rect">
                       <a:avLst/>
@@ -1102,13 +1307,1955 @@
         </w:drawing>
       </w:r>
     </w:p>
+    <w:p>
+      <w:pPr>
+        <w:spacing w:line="259" w:lineRule="auto"/>
+        <w:jc w:val="both"/>
+        <w:rPr>
+          <w:bCs/>
+          <w:color w:val="000000" w:themeColor="text1"/>
+          <w:lang w:eastAsia="zh-CN"/>
+          <w14:shadow w14:blurRad="38100" w14:dist="19050" w14:dir="2700000" w14:sx="100000" w14:sy="100000" w14:kx="0" w14:ky="0" w14:algn="tl">
+            <w14:schemeClr w14:val="dk1">
+              <w14:alpha w14:val="60000"/>
+            </w14:schemeClr>
+          </w14:shadow>
+          <w14:textOutline w14:w="0" w14:cap="flat" w14:cmpd="sng" w14:algn="ctr">
+            <w14:noFill/>
+            <w14:prstDash w14:val="solid"/>
+            <w14:round/>
+          </w14:textOutline>
+        </w:rPr>
+      </w:pPr>
+      <w:r>
+        <w:rPr>
+          <w:rFonts w:hint="eastAsia"/>
+          <w:bCs/>
+          <w:noProof/>
+          <w:color w:val="000000" w:themeColor="text1"/>
+          <w:lang w:eastAsia="zh-CN"/>
+        </w:rPr>
+        <w:drawing>
+          <wp:inline distT="0" distB="0" distL="0" distR="0" wp14:anchorId="37476370" wp14:editId="5E2D3882">
+            <wp:extent cx="3314700" cy="4420456"/>
+            <wp:effectExtent l="0" t="0" r="0" b="0"/>
+            <wp:docPr id="184979224" name="图片 6"/>
+            <wp:cNvGraphicFramePr>
+              <a:graphicFrameLocks xmlns:a="http://schemas.openxmlformats.org/drawingml/2006/main" noChangeAspect="1"/>
+            </wp:cNvGraphicFramePr>
+            <a:graphic xmlns:a="http://schemas.openxmlformats.org/drawingml/2006/main">
+              <a:graphicData uri="http://schemas.openxmlformats.org/drawingml/2006/picture">
+                <pic:pic xmlns:pic="http://schemas.openxmlformats.org/drawingml/2006/picture">
+                  <pic:nvPicPr>
+                    <pic:cNvPr id="184979224" name="图片 184979224"/>
+                    <pic:cNvPicPr/>
+                  </pic:nvPicPr>
+                  <pic:blipFill>
+                    <a:blip r:embed="rId14" cstate="print">
+                      <a:extLst>
+                        <a:ext uri="{28A0092B-C50C-407E-A947-70E740481C1C}">
+                          <a14:useLocalDpi xmlns:a14="http://schemas.microsoft.com/office/drawing/2010/main" val="0"/>
+                        </a:ext>
+                      </a:extLst>
+                    </a:blip>
+                    <a:stretch>
+                      <a:fillRect/>
+                    </a:stretch>
+                  </pic:blipFill>
+                  <pic:spPr>
+                    <a:xfrm>
+                      <a:off x="0" y="0"/>
+                      <a:ext cx="3328027" cy="4438229"/>
+                    </a:xfrm>
+                    <a:prstGeom prst="rect">
+                      <a:avLst/>
+                    </a:prstGeom>
+                  </pic:spPr>
+                </pic:pic>
+              </a:graphicData>
+            </a:graphic>
+          </wp:inline>
+        </w:drawing>
+      </w:r>
+    </w:p>
+    <w:p>
+      <w:pPr>
+        <w:spacing w:line="259" w:lineRule="auto"/>
+        <w:jc w:val="both"/>
+        <w:rPr>
+          <w:bCs/>
+          <w:color w:val="000000" w:themeColor="text1"/>
+          <w:lang w:eastAsia="zh-CN"/>
+          <w14:shadow w14:blurRad="38100" w14:dist="19050" w14:dir="2700000" w14:sx="100000" w14:sy="100000" w14:kx="0" w14:ky="0" w14:algn="tl">
+            <w14:schemeClr w14:val="dk1">
+              <w14:alpha w14:val="60000"/>
+            </w14:schemeClr>
+          </w14:shadow>
+          <w14:textOutline w14:w="0" w14:cap="flat" w14:cmpd="sng" w14:algn="ctr">
+            <w14:noFill/>
+            <w14:prstDash w14:val="solid"/>
+            <w14:round/>
+          </w14:textOutline>
+        </w:rPr>
+      </w:pPr>
+      <w:r>
+        <w:rPr>
+          <w:rFonts w:hint="eastAsia"/>
+          <w:bCs/>
+          <w:color w:val="000000" w:themeColor="text1"/>
+          <w:lang w:eastAsia="zh-CN"/>
+          <w14:shadow w14:blurRad="38100" w14:dist="19050" w14:dir="2700000" w14:sx="100000" w14:sy="100000" w14:kx="0" w14:ky="0" w14:algn="tl">
+            <w14:schemeClr w14:val="dk1">
+              <w14:alpha w14:val="60000"/>
+            </w14:schemeClr>
+          </w14:shadow>
+          <w14:textOutline w14:w="0" w14:cap="flat" w14:cmpd="sng" w14:algn="ctr">
+            <w14:noFill/>
+            <w14:prstDash w14:val="solid"/>
+            <w14:round/>
+          </w14:textOutline>
+        </w:rPr>
+        <w:lastRenderedPageBreak/>
+        <w:t>Task 3</w:t>
+      </w:r>
+    </w:p>
+    <w:p>
+      <w:pPr>
+        <w:spacing w:line="259" w:lineRule="auto"/>
+        <w:jc w:val="both"/>
+        <w:rPr>
+          <w:bCs/>
+          <w:color w:val="000000" w:themeColor="text1"/>
+          <w:lang w:val="en-US" w:eastAsia="zh-CN"/>
+          <w14:shadow w14:blurRad="38100" w14:dist="19050" w14:dir="2700000" w14:sx="100000" w14:sy="100000" w14:kx="0" w14:ky="0" w14:algn="tl">
+            <w14:schemeClr w14:val="dk1">
+              <w14:alpha w14:val="60000"/>
+            </w14:schemeClr>
+          </w14:shadow>
+          <w14:textOutline w14:w="0" w14:cap="flat" w14:cmpd="sng" w14:algn="ctr">
+            <w14:noFill/>
+            <w14:prstDash w14:val="solid"/>
+            <w14:round/>
+          </w14:textOutline>
+        </w:rPr>
+      </w:pPr>
+      <w:r>
+        <w:rPr>
+          <w:bCs/>
+          <w:color w:val="000000" w:themeColor="text1"/>
+          <w:lang w:val="en-US" w:eastAsia="zh-CN"/>
+          <w14:shadow w14:blurRad="38100" w14:dist="19050" w14:dir="2700000" w14:sx="100000" w14:sy="100000" w14:kx="0" w14:ky="0" w14:algn="tl">
+            <w14:schemeClr w14:val="dk1">
+              <w14:alpha w14:val="60000"/>
+            </w14:schemeClr>
+          </w14:shadow>
+          <w14:textOutline w14:w="0" w14:cap="flat" w14:cmpd="sng" w14:algn="ctr">
+            <w14:noFill/>
+            <w14:prstDash w14:val="solid"/>
+            <w14:round/>
+          </w14:textOutline>
+        </w:rPr>
+        <w:t>% e)</w:t>
+      </w:r>
+    </w:p>
+    <w:p>
+      <w:pPr>
+        <w:spacing w:line="259" w:lineRule="auto"/>
+        <w:jc w:val="both"/>
+        <w:rPr>
+          <w:bCs/>
+          <w:color w:val="000000" w:themeColor="text1"/>
+          <w:lang w:val="en-US" w:eastAsia="zh-CN"/>
+          <w14:shadow w14:blurRad="38100" w14:dist="19050" w14:dir="2700000" w14:sx="100000" w14:sy="100000" w14:kx="0" w14:ky="0" w14:algn="tl">
+            <w14:schemeClr w14:val="dk1">
+              <w14:alpha w14:val="60000"/>
+            </w14:schemeClr>
+          </w14:shadow>
+          <w14:textOutline w14:w="0" w14:cap="flat" w14:cmpd="sng" w14:algn="ctr">
+            <w14:noFill/>
+            <w14:prstDash w14:val="solid"/>
+            <w14:round/>
+          </w14:textOutline>
+        </w:rPr>
+      </w:pPr>
+      <w:r>
+        <w:rPr>
+          <w:bCs/>
+          <w:color w:val="000000" w:themeColor="text1"/>
+          <w:lang w:val="en-US" w:eastAsia="zh-CN"/>
+          <w14:shadow w14:blurRad="38100" w14:dist="19050" w14:dir="2700000" w14:sx="100000" w14:sy="100000" w14:kx="0" w14:ky="0" w14:algn="tl">
+            <w14:schemeClr w14:val="dk1">
+              <w14:alpha w14:val="60000"/>
+            </w14:schemeClr>
+          </w14:shadow>
+          <w14:textOutline w14:w="0" w14:cap="flat" w14:cmpd="sng" w14:algn="ctr">
+            <w14:noFill/>
+            <w14:prstDash w14:val="solid"/>
+            <w14:round/>
+          </w14:textOutline>
+        </w:rPr>
+        <w:t>The temp</w:t>
+      </w:r>
+      <w:r>
+        <w:rPr>
+          <w:rFonts w:hint="eastAsia"/>
+          <w:bCs/>
+          <w:color w:val="000000" w:themeColor="text1"/>
+          <w:lang w:val="en-US" w:eastAsia="zh-CN"/>
+          <w14:shadow w14:blurRad="38100" w14:dist="19050" w14:dir="2700000" w14:sx="100000" w14:sy="100000" w14:kx="0" w14:ky="0" w14:algn="tl">
+            <w14:schemeClr w14:val="dk1">
+              <w14:alpha w14:val="60000"/>
+            </w14:schemeClr>
+          </w14:shadow>
+          <w14:textOutline w14:w="0" w14:cap="flat" w14:cmpd="sng" w14:algn="ctr">
+            <w14:noFill/>
+            <w14:prstDash w14:val="solid"/>
+            <w14:round/>
+          </w14:textOutline>
+        </w:rPr>
+        <w:t xml:space="preserve"> </w:t>
+      </w:r>
+      <w:r>
+        <w:rPr>
+          <w:bCs/>
+          <w:color w:val="000000" w:themeColor="text1"/>
+          <w:lang w:val="en-US" w:eastAsia="zh-CN"/>
+          <w14:shadow w14:blurRad="38100" w14:dist="19050" w14:dir="2700000" w14:sx="100000" w14:sy="100000" w14:kx="0" w14:ky="0" w14:algn="tl">
+            <w14:schemeClr w14:val="dk1">
+              <w14:alpha w14:val="60000"/>
+            </w14:schemeClr>
+          </w14:shadow>
+          <w14:textOutline w14:w="0" w14:cap="flat" w14:cmpd="sng" w14:algn="ctr">
+            <w14:noFill/>
+            <w14:prstDash w14:val="solid"/>
+            <w14:round/>
+          </w14:textOutline>
+        </w:rPr>
+        <w:t>prediction function extends safety monitoring by analyzing the rate of temperature change (</w:t>
+      </w:r>
+      <w:proofErr w:type="spellStart"/>
+      <w:r>
+        <w:rPr>
+          <w:bCs/>
+          <w:color w:val="000000" w:themeColor="text1"/>
+          <w:lang w:val="en-US" w:eastAsia="zh-CN"/>
+          <w14:shadow w14:blurRad="38100" w14:dist="19050" w14:dir="2700000" w14:sx="100000" w14:sy="100000" w14:kx="0" w14:ky="0" w14:algn="tl">
+            <w14:schemeClr w14:val="dk1">
+              <w14:alpha w14:val="60000"/>
+            </w14:schemeClr>
+          </w14:shadow>
+          <w14:textOutline w14:w="0" w14:cap="flat" w14:cmpd="sng" w14:algn="ctr">
+            <w14:noFill/>
+            <w14:prstDash w14:val="solid"/>
+            <w14:round/>
+          </w14:textOutline>
+        </w:rPr>
+        <w:t>degC</w:t>
+      </w:r>
+      <w:proofErr w:type="spellEnd"/>
+      <w:r>
+        <w:rPr>
+          <w:bCs/>
+          <w:color w:val="000000" w:themeColor="text1"/>
+          <w:lang w:val="en-US" w:eastAsia="zh-CN"/>
+          <w14:shadow w14:blurRad="38100" w14:dist="19050" w14:dir="2700000" w14:sx="100000" w14:sy="100000" w14:kx="0" w14:ky="0" w14:algn="tl">
+            <w14:schemeClr w14:val="dk1">
+              <w14:alpha w14:val="60000"/>
+            </w14:schemeClr>
+          </w14:shadow>
+          <w14:textOutline w14:w="0" w14:cap="flat" w14:cmpd="sng" w14:algn="ctr">
+            <w14:noFill/>
+            <w14:prstDash w14:val="solid"/>
+            <w14:round/>
+          </w14:textOutline>
+        </w:rPr>
+        <w:t xml:space="preserve">/s). By calculating the derivative of the collected data, it filters noise to predict the capsule temperature five minutes into the future. Beyond threshold monitoring, it provides early warnings based on volatility: a constant red light activates if the temperature rises faster than +4 </w:t>
+      </w:r>
+      <w:proofErr w:type="spellStart"/>
+      <w:r>
+        <w:rPr>
+          <w:bCs/>
+          <w:color w:val="000000" w:themeColor="text1"/>
+          <w:lang w:val="en-US" w:eastAsia="zh-CN"/>
+          <w14:shadow w14:blurRad="38100" w14:dist="19050" w14:dir="2700000" w14:sx="100000" w14:sy="100000" w14:kx="0" w14:ky="0" w14:algn="tl">
+            <w14:schemeClr w14:val="dk1">
+              <w14:alpha w14:val="60000"/>
+            </w14:schemeClr>
+          </w14:shadow>
+          <w14:textOutline w14:w="0" w14:cap="flat" w14:cmpd="sng" w14:algn="ctr">
+            <w14:noFill/>
+            <w14:prstDash w14:val="solid"/>
+            <w14:round/>
+          </w14:textOutline>
+        </w:rPr>
+        <w:t>degC</w:t>
+      </w:r>
+      <w:proofErr w:type="spellEnd"/>
+      <w:r>
+        <w:rPr>
+          <w:bCs/>
+          <w:color w:val="000000" w:themeColor="text1"/>
+          <w:lang w:val="en-US" w:eastAsia="zh-CN"/>
+          <w14:shadow w14:blurRad="38100" w14:dist="19050" w14:dir="2700000" w14:sx="100000" w14:sy="100000" w14:kx="0" w14:ky="0" w14:algn="tl">
+            <w14:schemeClr w14:val="dk1">
+              <w14:alpha w14:val="60000"/>
+            </w14:schemeClr>
+          </w14:shadow>
+          <w14:textOutline w14:w="0" w14:cap="flat" w14:cmpd="sng" w14:algn="ctr">
+            <w14:noFill/>
+            <w14:prstDash w14:val="solid"/>
+            <w14:round/>
+          </w14:textOutline>
+        </w:rPr>
+        <w:t xml:space="preserve">/min, and a constant yellow light activates for decreases exceeding -4 </w:t>
+      </w:r>
+      <w:proofErr w:type="spellStart"/>
+      <w:r>
+        <w:rPr>
+          <w:bCs/>
+          <w:color w:val="000000" w:themeColor="text1"/>
+          <w:lang w:val="en-US" w:eastAsia="zh-CN"/>
+          <w14:shadow w14:blurRad="38100" w14:dist="19050" w14:dir="2700000" w14:sx="100000" w14:sy="100000" w14:kx="0" w14:ky="0" w14:algn="tl">
+            <w14:schemeClr w14:val="dk1">
+              <w14:alpha w14:val="60000"/>
+            </w14:schemeClr>
+          </w14:shadow>
+          <w14:textOutline w14:w="0" w14:cap="flat" w14:cmpd="sng" w14:algn="ctr">
+            <w14:noFill/>
+            <w14:prstDash w14:val="solid"/>
+            <w14:round/>
+          </w14:textOutline>
+        </w:rPr>
+        <w:t>degC</w:t>
+      </w:r>
+      <w:proofErr w:type="spellEnd"/>
+      <w:r>
+        <w:rPr>
+          <w:bCs/>
+          <w:color w:val="000000" w:themeColor="text1"/>
+          <w:lang w:val="en-US" w:eastAsia="zh-CN"/>
+          <w14:shadow w14:blurRad="38100" w14:dist="19050" w14:dir="2700000" w14:sx="100000" w14:sy="100000" w14:kx="0" w14:ky="0" w14:algn="tl">
+            <w14:schemeClr w14:val="dk1">
+              <w14:alpha w14:val="60000"/>
+            </w14:schemeClr>
+          </w14:shadow>
+          <w14:textOutline w14:w="0" w14:cap="flat" w14:cmpd="sng" w14:algn="ctr">
+            <w14:noFill/>
+            <w14:prstDash w14:val="solid"/>
+            <w14:round/>
+          </w14:textOutline>
+        </w:rPr>
+        <w:t>/min. This allows the crew to proactively adjust cabin controls before comfort limits are breached.\n</w:t>
+      </w:r>
+      <w:r>
+        <w:rPr>
+          <w:rFonts w:hint="eastAsia"/>
+          <w:bCs/>
+          <w:color w:val="000000" w:themeColor="text1"/>
+          <w:lang w:val="en-US" w:eastAsia="zh-CN"/>
+          <w14:shadow w14:blurRad="38100" w14:dist="19050" w14:dir="2700000" w14:sx="100000" w14:sy="100000" w14:kx="0" w14:ky="0" w14:algn="tl">
+            <w14:schemeClr w14:val="dk1">
+              <w14:alpha w14:val="60000"/>
+            </w14:schemeClr>
+          </w14:shadow>
+          <w14:textOutline w14:w="0" w14:cap="flat" w14:cmpd="sng" w14:algn="ctr">
+            <w14:noFill/>
+            <w14:prstDash w14:val="solid"/>
+            <w14:round/>
+          </w14:textOutline>
+        </w:rPr>
+        <w:t>.</w:t>
+      </w:r>
+    </w:p>
+    <w:p>
+      <w:pPr>
+        <w:spacing w:line="259" w:lineRule="auto"/>
+        <w:jc w:val="both"/>
+        <w:rPr>
+          <w:bCs/>
+          <w:color w:val="000000" w:themeColor="text1"/>
+          <w:lang w:val="en-US" w:eastAsia="zh-CN"/>
+          <w14:shadow w14:blurRad="38100" w14:dist="19050" w14:dir="2700000" w14:sx="100000" w14:sy="100000" w14:kx="0" w14:ky="0" w14:algn="tl">
+            <w14:schemeClr w14:val="dk1">
+              <w14:alpha w14:val="60000"/>
+            </w14:schemeClr>
+          </w14:shadow>
+          <w14:textOutline w14:w="0" w14:cap="flat" w14:cmpd="sng" w14:algn="ctr">
+            <w14:noFill/>
+            <w14:prstDash w14:val="solid"/>
+            <w14:round/>
+          </w14:textOutline>
+        </w:rPr>
+      </w:pPr>
+    </w:p>
+    <w:p>
+      <w:pPr>
+        <w:spacing w:line="259" w:lineRule="auto"/>
+        <w:jc w:val="both"/>
+        <w:rPr>
+          <w:bCs/>
+          <w:color w:val="000000" w:themeColor="text1"/>
+          <w:lang w:eastAsia="zh-CN"/>
+          <w14:shadow w14:blurRad="38100" w14:dist="19050" w14:dir="2700000" w14:sx="100000" w14:sy="100000" w14:kx="0" w14:ky="0" w14:algn="tl">
+            <w14:schemeClr w14:val="dk1">
+              <w14:alpha w14:val="60000"/>
+            </w14:schemeClr>
+          </w14:shadow>
+          <w14:textOutline w14:w="0" w14:cap="flat" w14:cmpd="sng" w14:algn="ctr">
+            <w14:noFill/>
+            <w14:prstDash w14:val="solid"/>
+            <w14:round/>
+          </w14:textOutline>
+        </w:rPr>
+      </w:pPr>
+      <w:r>
+        <w:rPr>
+          <w:rFonts w:hint="eastAsia"/>
+          <w:bCs/>
+          <w:color w:val="000000" w:themeColor="text1"/>
+          <w:lang w:eastAsia="zh-CN"/>
+          <w14:shadow w14:blurRad="38100" w14:dist="19050" w14:dir="2700000" w14:sx="100000" w14:sy="100000" w14:kx="0" w14:ky="0" w14:algn="tl">
+            <w14:schemeClr w14:val="dk1">
+              <w14:alpha w14:val="60000"/>
+            </w14:schemeClr>
+          </w14:shadow>
+          <w14:textOutline w14:w="0" w14:cap="flat" w14:cmpd="sng" w14:algn="ctr">
+            <w14:noFill/>
+            <w14:prstDash w14:val="solid"/>
+            <w14:round/>
+          </w14:textOutline>
+        </w:rPr>
+        <w:t>Flowchart</w:t>
+      </w:r>
+    </w:p>
+    <w:p>
+      <w:pPr>
+        <w:spacing w:line="259" w:lineRule="auto"/>
+        <w:jc w:val="center"/>
+        <w:rPr>
+          <w:bCs/>
+          <w:color w:val="000000" w:themeColor="text1"/>
+          <w:lang w:eastAsia="zh-CN"/>
+          <w14:shadow w14:blurRad="38100" w14:dist="19050" w14:dir="2700000" w14:sx="100000" w14:sy="100000" w14:kx="0" w14:ky="0" w14:algn="tl">
+            <w14:schemeClr w14:val="dk1">
+              <w14:alpha w14:val="60000"/>
+            </w14:schemeClr>
+          </w14:shadow>
+          <w14:textOutline w14:w="0" w14:cap="flat" w14:cmpd="sng" w14:algn="ctr">
+            <w14:noFill/>
+            <w14:prstDash w14:val="solid"/>
+            <w14:round/>
+          </w14:textOutline>
+        </w:rPr>
+      </w:pPr>
+      <w:r>
+        <w:rPr>
+          <w:rFonts w:hint="eastAsia"/>
+          <w:bCs/>
+          <w:noProof/>
+          <w:color w:val="000000" w:themeColor="text1"/>
+          <w:lang w:eastAsia="zh-CN"/>
+        </w:rPr>
+        <w:drawing>
+          <wp:inline distT="0" distB="0" distL="0" distR="0" wp14:anchorId="12A1FF09" wp14:editId="2B76400D">
+            <wp:extent cx="4467225" cy="5833699"/>
+            <wp:effectExtent l="0" t="0" r="0" b="0"/>
+            <wp:docPr id="1784093170" name="图片 4"/>
+            <wp:cNvGraphicFramePr>
+              <a:graphicFrameLocks xmlns:a="http://schemas.openxmlformats.org/drawingml/2006/main" noChangeAspect="1"/>
+            </wp:cNvGraphicFramePr>
+            <a:graphic xmlns:a="http://schemas.openxmlformats.org/drawingml/2006/main">
+              <a:graphicData uri="http://schemas.openxmlformats.org/drawingml/2006/picture">
+                <pic:pic xmlns:pic="http://schemas.openxmlformats.org/drawingml/2006/picture">
+                  <pic:nvPicPr>
+                    <pic:cNvPr id="1784093170" name="图片 1784093170"/>
+                    <pic:cNvPicPr/>
+                  </pic:nvPicPr>
+                  <pic:blipFill>
+                    <a:blip r:embed="rId15">
+                      <a:extLst>
+                        <a:ext uri="{28A0092B-C50C-407E-A947-70E740481C1C}">
+                          <a14:useLocalDpi xmlns:a14="http://schemas.microsoft.com/office/drawing/2010/main" val="0"/>
+                        </a:ext>
+                      </a:extLst>
+                    </a:blip>
+                    <a:stretch>
+                      <a:fillRect/>
+                    </a:stretch>
+                  </pic:blipFill>
+                  <pic:spPr>
+                    <a:xfrm>
+                      <a:off x="0" y="0"/>
+                      <a:ext cx="4476038" cy="5845208"/>
+                    </a:xfrm>
+                    <a:prstGeom prst="rect">
+                      <a:avLst/>
+                    </a:prstGeom>
+                  </pic:spPr>
+                </pic:pic>
+              </a:graphicData>
+            </a:graphic>
+          </wp:inline>
+        </w:drawing>
+      </w:r>
+    </w:p>
+    <w:p>
+      <w:pPr>
+        <w:spacing w:line="259" w:lineRule="auto"/>
+        <w:jc w:val="center"/>
+        <w:rPr>
+          <w:bCs/>
+          <w:color w:val="000000" w:themeColor="text1"/>
+          <w:lang w:eastAsia="zh-CN"/>
+          <w14:shadow w14:blurRad="38100" w14:dist="19050" w14:dir="2700000" w14:sx="100000" w14:sy="100000" w14:kx="0" w14:ky="0" w14:algn="tl">
+            <w14:schemeClr w14:val="dk1">
+              <w14:alpha w14:val="60000"/>
+            </w14:schemeClr>
+          </w14:shadow>
+          <w14:textOutline w14:w="0" w14:cap="flat" w14:cmpd="sng" w14:algn="ctr">
+            <w14:noFill/>
+            <w14:prstDash w14:val="solid"/>
+            <w14:round/>
+          </w14:textOutline>
+        </w:rPr>
+      </w:pPr>
+    </w:p>
+    <w:p>
+      <w:pPr>
+        <w:spacing w:line="259" w:lineRule="auto"/>
+        <w:rPr>
+          <w:bCs/>
+          <w:color w:val="000000" w:themeColor="text1"/>
+          <w:lang w:eastAsia="zh-CN"/>
+          <w14:shadow w14:blurRad="38100" w14:dist="19050" w14:dir="2700000" w14:sx="100000" w14:sy="100000" w14:kx="0" w14:ky="0" w14:algn="tl">
+            <w14:schemeClr w14:val="dk1">
+              <w14:alpha w14:val="60000"/>
+            </w14:schemeClr>
+          </w14:shadow>
+          <w14:textOutline w14:w="0" w14:cap="flat" w14:cmpd="sng" w14:algn="ctr">
+            <w14:noFill/>
+            <w14:prstDash w14:val="solid"/>
+            <w14:round/>
+          </w14:textOutline>
+        </w:rPr>
+      </w:pPr>
+      <w:r>
+        <w:rPr>
+          <w:rFonts w:hint="eastAsia"/>
+          <w:bCs/>
+          <w:color w:val="000000" w:themeColor="text1"/>
+          <w:lang w:eastAsia="zh-CN"/>
+          <w14:shadow w14:blurRad="38100" w14:dist="19050" w14:dir="2700000" w14:sx="100000" w14:sy="100000" w14:kx="0" w14:ky="0" w14:algn="tl">
+            <w14:schemeClr w14:val="dk1">
+              <w14:alpha w14:val="60000"/>
+            </w14:schemeClr>
+          </w14:shadow>
+          <w14:textOutline w14:w="0" w14:cap="flat" w14:cmpd="sng" w14:algn="ctr">
+            <w14:noFill/>
+            <w14:prstDash w14:val="solid"/>
+            <w14:round/>
+          </w14:textOutline>
+        </w:rPr>
+        <w:lastRenderedPageBreak/>
+        <w:t>Task 4</w:t>
+      </w:r>
+    </w:p>
+    <w:p>
+      <w:pPr>
+        <w:spacing w:line="259" w:lineRule="auto"/>
+        <w:rPr>
+          <w:bCs/>
+          <w:color w:val="000000" w:themeColor="text1"/>
+          <w:lang w:val="en-US" w:eastAsia="zh-CN"/>
+          <w14:shadow w14:blurRad="38100" w14:dist="19050" w14:dir="2700000" w14:sx="100000" w14:sy="100000" w14:kx="0" w14:ky="0" w14:algn="tl">
+            <w14:schemeClr w14:val="dk1">
+              <w14:alpha w14:val="60000"/>
+            </w14:schemeClr>
+          </w14:shadow>
+          <w14:textOutline w14:w="0" w14:cap="flat" w14:cmpd="sng" w14:algn="ctr">
+            <w14:noFill/>
+            <w14:prstDash w14:val="solid"/>
+            <w14:round/>
+          </w14:textOutline>
+        </w:rPr>
+      </w:pPr>
+      <w:r>
+        <w:rPr>
+          <w:b/>
+          <w:bCs/>
+          <w:color w:val="000000" w:themeColor="text1"/>
+          <w:lang w:val="en-US" w:eastAsia="zh-CN"/>
+          <w14:shadow w14:blurRad="38100" w14:dist="19050" w14:dir="2700000" w14:sx="100000" w14:sy="100000" w14:kx="0" w14:ky="0" w14:algn="tl">
+            <w14:schemeClr w14:val="dk1">
+              <w14:alpha w14:val="60000"/>
+            </w14:schemeClr>
+          </w14:shadow>
+          <w14:textOutline w14:w="0" w14:cap="flat" w14:cmpd="sng" w14:algn="ctr">
+            <w14:noFill/>
+            <w14:prstDash w14:val="solid"/>
+            <w14:round/>
+          </w14:textOutline>
+        </w:rPr>
+        <w:t>Challenges</w:t>
+      </w:r>
+      <w:r>
+        <w:rPr>
+          <w:bCs/>
+          <w:color w:val="000000" w:themeColor="text1"/>
+          <w:lang w:val="en-US" w:eastAsia="zh-CN"/>
+          <w14:shadow w14:blurRad="38100" w14:dist="19050" w14:dir="2700000" w14:sx="100000" w14:sy="100000" w14:kx="0" w14:ky="0" w14:algn="tl">
+            <w14:schemeClr w14:val="dk1">
+              <w14:alpha w14:val="60000"/>
+            </w14:schemeClr>
+          </w14:shadow>
+          <w14:textOutline w14:w="0" w14:cap="flat" w14:cmpd="sng" w14:algn="ctr">
+            <w14:noFill/>
+            <w14:prstDash w14:val="solid"/>
+            <w14:round/>
+          </w14:textOutline>
+        </w:rPr>
+        <w:t xml:space="preserve"> </w:t>
+      </w:r>
+    </w:p>
+    <w:p>
+      <w:pPr>
+        <w:spacing w:line="259" w:lineRule="auto"/>
+        <w:rPr>
+          <w:bCs/>
+          <w:color w:val="000000" w:themeColor="text1"/>
+          <w:lang w:val="en-US" w:eastAsia="zh-CN"/>
+          <w14:shadow w14:blurRad="38100" w14:dist="19050" w14:dir="2700000" w14:sx="100000" w14:sy="100000" w14:kx="0" w14:ky="0" w14:algn="tl">
+            <w14:schemeClr w14:val="dk1">
+              <w14:alpha w14:val="60000"/>
+            </w14:schemeClr>
+          </w14:shadow>
+          <w14:textOutline w14:w="0" w14:cap="flat" w14:cmpd="sng" w14:algn="ctr">
+            <w14:noFill/>
+            <w14:prstDash w14:val="solid"/>
+            <w14:round/>
+          </w14:textOutline>
+        </w:rPr>
+      </w:pPr>
+      <w:r>
+        <w:rPr>
+          <w:bCs/>
+          <w:color w:val="000000" w:themeColor="text1"/>
+          <w:lang w:val="en-US" w:eastAsia="zh-CN"/>
+          <w14:shadow w14:blurRad="38100" w14:dist="19050" w14:dir="2700000" w14:sx="100000" w14:sy="100000" w14:kx="0" w14:ky="0" w14:algn="tl">
+            <w14:schemeClr w14:val="dk1">
+              <w14:alpha w14:val="60000"/>
+            </w14:schemeClr>
+          </w14:shadow>
+          <w14:textOutline w14:w="0" w14:cap="flat" w14:cmpd="sng" w14:algn="ctr">
+            <w14:noFill/>
+            <w14:prstDash w14:val="solid"/>
+            <w14:round/>
+          </w14:textOutline>
+        </w:rPr>
+        <w:t xml:space="preserve">The primary challenge during implementation was synchronizing MATLAB's real-time plotting with </w:t>
+      </w:r>
+      <w:proofErr w:type="gramStart"/>
+      <w:r>
+        <w:rPr>
+          <w:bCs/>
+          <w:color w:val="000000" w:themeColor="text1"/>
+          <w:lang w:val="en-US" w:eastAsia="zh-CN"/>
+          <w14:shadow w14:blurRad="38100" w14:dist="19050" w14:dir="2700000" w14:sx="100000" w14:sy="100000" w14:kx="0" w14:ky="0" w14:algn="tl">
+            <w14:schemeClr w14:val="dk1">
+              <w14:alpha w14:val="60000"/>
+            </w14:schemeClr>
+          </w14:shadow>
+          <w14:textOutline w14:w="0" w14:cap="flat" w14:cmpd="sng" w14:algn="ctr">
+            <w14:noFill/>
+            <w14:prstDash w14:val="solid"/>
+            <w14:round/>
+          </w14:textOutline>
+        </w:rPr>
+        <w:t>the Arduino's</w:t>
+      </w:r>
+      <w:proofErr w:type="gramEnd"/>
+      <w:r>
+        <w:rPr>
+          <w:bCs/>
+          <w:color w:val="000000" w:themeColor="text1"/>
+          <w:lang w:val="en-US" w:eastAsia="zh-CN"/>
+          <w14:shadow w14:blurRad="38100" w14:dist="19050" w14:dir="2700000" w14:sx="100000" w14:sy="100000" w14:kx="0" w14:ky="0" w14:algn="tl">
+            <w14:schemeClr w14:val="dk1">
+              <w14:alpha w14:val="60000"/>
+            </w14:schemeClr>
+          </w14:shadow>
+          <w14:textOutline w14:w="0" w14:cap="flat" w14:cmpd="sng" w14:algn="ctr">
+            <w14:noFill/>
+            <w14:prstDash w14:val="solid"/>
+            <w14:round/>
+          </w14:textOutline>
+        </w:rPr>
+        <w:t xml:space="preserve"> hardware response. In Task 2, frequent calls to plot and </w:t>
+      </w:r>
+      <w:proofErr w:type="spellStart"/>
+      <w:r>
+        <w:rPr>
+          <w:bCs/>
+          <w:color w:val="000000" w:themeColor="text1"/>
+          <w:lang w:val="en-US" w:eastAsia="zh-CN"/>
+          <w14:shadow w14:blurRad="38100" w14:dist="19050" w14:dir="2700000" w14:sx="100000" w14:sy="100000" w14:kx="0" w14:ky="0" w14:algn="tl">
+            <w14:schemeClr w14:val="dk1">
+              <w14:alpha w14:val="60000"/>
+            </w14:schemeClr>
+          </w14:shadow>
+          <w14:textOutline w14:w="0" w14:cap="flat" w14:cmpd="sng" w14:algn="ctr">
+            <w14:noFill/>
+            <w14:prstDash w14:val="solid"/>
+            <w14:round/>
+          </w14:textOutline>
+        </w:rPr>
+        <w:t>drawnow</w:t>
+      </w:r>
+      <w:proofErr w:type="spellEnd"/>
+      <w:r>
+        <w:rPr>
+          <w:bCs/>
+          <w:color w:val="000000" w:themeColor="text1"/>
+          <w:lang w:val="en-US" w:eastAsia="zh-CN"/>
+          <w14:shadow w14:blurRad="38100" w14:dist="19050" w14:dir="2700000" w14:sx="100000" w14:sy="100000" w14:kx="0" w14:ky="0" w14:algn="tl">
+            <w14:schemeClr w14:val="dk1">
+              <w14:alpha w14:val="60000"/>
+            </w14:schemeClr>
+          </w14:shadow>
+          <w14:textOutline w14:w="0" w14:cap="flat" w14:cmpd="sng" w14:algn="ctr">
+            <w14:noFill/>
+            <w14:prstDash w14:val="solid"/>
+            <w14:round/>
+          </w14:textOutline>
+        </w:rPr>
+        <w:t xml:space="preserve"> significantly increased loop latency, which interfered with the LED blinking intervals, making the 0.5s and 0.25s periods inconsistent. On the hardware side, the thermistor readings were unstable due to minor voltage fluctuations in the Arduino’s 5V rail. These fluctuations created high-frequency noise that, if left unprocessed, would have been amplified during the derivative calculations in Task 3, leading to inaccurate temperature change rates. </w:t>
+      </w:r>
+    </w:p>
+    <w:p>
+      <w:pPr>
+        <w:spacing w:line="259" w:lineRule="auto"/>
+        <w:rPr>
+          <w:bCs/>
+          <w:color w:val="000000" w:themeColor="text1"/>
+          <w:lang w:val="en-US" w:eastAsia="zh-CN"/>
+          <w14:shadow w14:blurRad="38100" w14:dist="19050" w14:dir="2700000" w14:sx="100000" w14:sy="100000" w14:kx="0" w14:ky="0" w14:algn="tl">
+            <w14:schemeClr w14:val="dk1">
+              <w14:alpha w14:val="60000"/>
+            </w14:schemeClr>
+          </w14:shadow>
+          <w14:textOutline w14:w="0" w14:cap="flat" w14:cmpd="sng" w14:algn="ctr">
+            <w14:noFill/>
+            <w14:prstDash w14:val="solid"/>
+            <w14:round/>
+          </w14:textOutline>
+        </w:rPr>
+      </w:pPr>
+      <w:r>
+        <w:rPr>
+          <w:b/>
+          <w:bCs/>
+          <w:color w:val="000000" w:themeColor="text1"/>
+          <w:lang w:val="en-US" w:eastAsia="zh-CN"/>
+          <w14:shadow w14:blurRad="38100" w14:dist="19050" w14:dir="2700000" w14:sx="100000" w14:sy="100000" w14:kx="0" w14:ky="0" w14:algn="tl">
+            <w14:schemeClr w14:val="dk1">
+              <w14:alpha w14:val="60000"/>
+            </w14:schemeClr>
+          </w14:shadow>
+          <w14:textOutline w14:w="0" w14:cap="flat" w14:cmpd="sng" w14:algn="ctr">
+            <w14:noFill/>
+            <w14:prstDash w14:val="solid"/>
+            <w14:round/>
+          </w14:textOutline>
+        </w:rPr>
+        <w:t>Strengths</w:t>
+      </w:r>
+      <w:r>
+        <w:rPr>
+          <w:bCs/>
+          <w:color w:val="000000" w:themeColor="text1"/>
+          <w:lang w:val="en-US" w:eastAsia="zh-CN"/>
+          <w14:shadow w14:blurRad="38100" w14:dist="19050" w14:dir="2700000" w14:sx="100000" w14:sy="100000" w14:kx="0" w14:ky="0" w14:algn="tl">
+            <w14:schemeClr w14:val="dk1">
+              <w14:alpha w14:val="60000"/>
+            </w14:schemeClr>
+          </w14:shadow>
+          <w14:textOutline w14:w="0" w14:cap="flat" w14:cmpd="sng" w14:algn="ctr">
+            <w14:noFill/>
+            <w14:prstDash w14:val="solid"/>
+            <w14:round/>
+          </w14:textOutline>
+        </w:rPr>
+        <w:t xml:space="preserve"> </w:t>
+      </w:r>
+    </w:p>
+    <w:p>
+      <w:pPr>
+        <w:spacing w:line="259" w:lineRule="auto"/>
+        <w:rPr>
+          <w:bCs/>
+          <w:color w:val="000000" w:themeColor="text1"/>
+          <w:lang w:val="en-US" w:eastAsia="zh-CN"/>
+          <w14:shadow w14:blurRad="38100" w14:dist="19050" w14:dir="2700000" w14:sx="100000" w14:sy="100000" w14:kx="0" w14:ky="0" w14:algn="tl">
+            <w14:schemeClr w14:val="dk1">
+              <w14:alpha w14:val="60000"/>
+            </w14:schemeClr>
+          </w14:shadow>
+          <w14:textOutline w14:w="0" w14:cap="flat" w14:cmpd="sng" w14:algn="ctr">
+            <w14:noFill/>
+            <w14:prstDash w14:val="solid"/>
+            <w14:round/>
+          </w14:textOutline>
+        </w:rPr>
+      </w:pPr>
+      <w:r>
+        <w:rPr>
+          <w:bCs/>
+          <w:color w:val="000000" w:themeColor="text1"/>
+          <w:lang w:val="en-US" w:eastAsia="zh-CN"/>
+          <w14:shadow w14:blurRad="38100" w14:dist="19050" w14:dir="2700000" w14:sx="100000" w14:sy="100000" w14:kx="0" w14:ky="0" w14:algn="tl">
+            <w14:schemeClr w14:val="dk1">
+              <w14:alpha w14:val="60000"/>
+            </w14:schemeClr>
+          </w14:shadow>
+          <w14:textOutline w14:w="0" w14:cap="flat" w14:cmpd="sng" w14:algn="ctr">
+            <w14:noFill/>
+            <w14:prstDash w14:val="solid"/>
+            <w14:round/>
+          </w14:textOutline>
+        </w:rPr>
+        <w:t xml:space="preserve">The strength of this design lies in the robustness of data processing. To mitigate sensor noise, I implemented a simple moving average filter within </w:t>
+      </w:r>
+      <w:proofErr w:type="spellStart"/>
+      <w:r>
+        <w:rPr>
+          <w:bCs/>
+          <w:color w:val="000000" w:themeColor="text1"/>
+          <w:lang w:val="en-US" w:eastAsia="zh-CN"/>
+          <w14:shadow w14:blurRad="38100" w14:dist="19050" w14:dir="2700000" w14:sx="100000" w14:sy="100000" w14:kx="0" w14:ky="0" w14:algn="tl">
+            <w14:schemeClr w14:val="dk1">
+              <w14:alpha w14:val="60000"/>
+            </w14:schemeClr>
+          </w14:shadow>
+          <w14:textOutline w14:w="0" w14:cap="flat" w14:cmpd="sng" w14:algn="ctr">
+            <w14:noFill/>
+            <w14:prstDash w14:val="solid"/>
+            <w14:round/>
+          </w14:textOutline>
+        </w:rPr>
+        <w:t>temp_prediction.m</w:t>
+      </w:r>
+      <w:proofErr w:type="spellEnd"/>
+      <w:r>
+        <w:rPr>
+          <w:bCs/>
+          <w:color w:val="000000" w:themeColor="text1"/>
+          <w:lang w:val="en-US" w:eastAsia="zh-CN"/>
+          <w14:shadow w14:blurRad="38100" w14:dist="19050" w14:dir="2700000" w14:sx="100000" w14:sy="100000" w14:kx="0" w14:ky="0" w14:algn="tl">
+            <w14:schemeClr w14:val="dk1">
+              <w14:alpha w14:val="60000"/>
+            </w14:schemeClr>
+          </w14:shadow>
+          <w14:textOutline w14:w="0" w14:cap="flat" w14:cmpd="sng" w14:algn="ctr">
+            <w14:noFill/>
+            <w14:prstDash w14:val="solid"/>
+            <w14:round/>
+          </w14:textOutline>
+        </w:rPr>
+        <w:t xml:space="preserve">. By averaging the five most recent samples, I smoothed the $dT/dt$ curve and ensured a reliable prediction output. Furthermore, the code follows strict modularity by passing the Arduino object a as a parameter, maintaining workspace independence and ensuring that the LED logic remains stable without flickering at the </w:t>
+      </w:r>
+      <w:r>
+        <w:rPr>
+          <w:rFonts w:hint="eastAsia"/>
+          <w:bCs/>
+          <w:color w:val="000000" w:themeColor="text1"/>
+          <w:lang w:val="en-US" w:eastAsia="zh-CN"/>
+          <w14:shadow w14:blurRad="38100" w14:dist="19050" w14:dir="2700000" w14:sx="100000" w14:sy="100000" w14:kx="0" w14:ky="0" w14:algn="tl">
+            <w14:schemeClr w14:val="dk1">
+              <w14:alpha w14:val="60000"/>
+            </w14:schemeClr>
+          </w14:shadow>
+          <w14:textOutline w14:w="0" w14:cap="flat" w14:cmpd="sng" w14:algn="ctr">
+            <w14:noFill/>
+            <w14:prstDash w14:val="solid"/>
+            <w14:round/>
+          </w14:textOutline>
+        </w:rPr>
+        <w:t>18</w:t>
+      </w:r>
+      <w:r>
+        <w:rPr>
+          <w:rFonts w:hint="eastAsia"/>
+          <w:bCs/>
+          <w:color w:val="000000" w:themeColor="text1"/>
+          <w:lang w:val="en-US" w:eastAsia="zh-CN"/>
+          <w14:shadow w14:blurRad="38100" w14:dist="19050" w14:dir="2700000" w14:sx="100000" w14:sy="100000" w14:kx="0" w14:ky="0" w14:algn="tl">
+            <w14:schemeClr w14:val="dk1">
+              <w14:alpha w14:val="60000"/>
+            </w14:schemeClr>
+          </w14:shadow>
+          <w14:textOutline w14:w="0" w14:cap="flat" w14:cmpd="sng" w14:algn="ctr">
+            <w14:noFill/>
+            <w14:prstDash w14:val="solid"/>
+            <w14:round/>
+          </w14:textOutline>
+        </w:rPr>
+        <w:t>℃</w:t>
+      </w:r>
+      <w:r>
+        <w:rPr>
+          <w:bCs/>
+          <w:color w:val="000000" w:themeColor="text1"/>
+          <w:lang w:val="en-US" w:eastAsia="zh-CN"/>
+          <w14:shadow w14:blurRad="38100" w14:dist="19050" w14:dir="2700000" w14:sx="100000" w14:sy="100000" w14:kx="0" w14:ky="0" w14:algn="tl">
+            <w14:schemeClr w14:val="dk1">
+              <w14:alpha w14:val="60000"/>
+            </w14:schemeClr>
+          </w14:shadow>
+          <w14:textOutline w14:w="0" w14:cap="flat" w14:cmpd="sng" w14:algn="ctr">
+            <w14:noFill/>
+            <w14:prstDash w14:val="solid"/>
+            <w14:round/>
+          </w14:textOutline>
+        </w:rPr>
+        <w:t xml:space="preserve"> or </w:t>
+      </w:r>
+      <w:r>
+        <w:rPr>
+          <w:rFonts w:hint="eastAsia"/>
+          <w:bCs/>
+          <w:color w:val="000000" w:themeColor="text1"/>
+          <w:lang w:val="en-US" w:eastAsia="zh-CN"/>
+          <w14:shadow w14:blurRad="38100" w14:dist="19050" w14:dir="2700000" w14:sx="100000" w14:sy="100000" w14:kx="0" w14:ky="0" w14:algn="tl">
+            <w14:schemeClr w14:val="dk1">
+              <w14:alpha w14:val="60000"/>
+            </w14:schemeClr>
+          </w14:shadow>
+          <w14:textOutline w14:w="0" w14:cap="flat" w14:cmpd="sng" w14:algn="ctr">
+            <w14:noFill/>
+            <w14:prstDash w14:val="solid"/>
+            <w14:round/>
+          </w14:textOutline>
+        </w:rPr>
+        <w:t>24</w:t>
+      </w:r>
+      <w:r>
+        <w:rPr>
+          <w:rFonts w:hint="eastAsia"/>
+          <w:bCs/>
+          <w:color w:val="000000" w:themeColor="text1"/>
+          <w:lang w:val="en-US" w:eastAsia="zh-CN"/>
+          <w14:shadow w14:blurRad="38100" w14:dist="19050" w14:dir="2700000" w14:sx="100000" w14:sy="100000" w14:kx="0" w14:ky="0" w14:algn="tl">
+            <w14:schemeClr w14:val="dk1">
+              <w14:alpha w14:val="60000"/>
+            </w14:schemeClr>
+          </w14:shadow>
+          <w14:textOutline w14:w="0" w14:cap="flat" w14:cmpd="sng" w14:algn="ctr">
+            <w14:noFill/>
+            <w14:prstDash w14:val="solid"/>
+            <w14:round/>
+          </w14:textOutline>
+        </w:rPr>
+        <w:t>℃</w:t>
+      </w:r>
+      <w:r>
+        <w:rPr>
+          <w:bCs/>
+          <w:color w:val="000000" w:themeColor="text1"/>
+          <w:lang w:val="en-US" w:eastAsia="zh-CN"/>
+          <w14:shadow w14:blurRad="38100" w14:dist="19050" w14:dir="2700000" w14:sx="100000" w14:sy="100000" w14:kx="0" w14:ky="0" w14:algn="tl">
+            <w14:schemeClr w14:val="dk1">
+              <w14:alpha w14:val="60000"/>
+            </w14:schemeClr>
+          </w14:shadow>
+          <w14:textOutline w14:w="0" w14:cap="flat" w14:cmpd="sng" w14:algn="ctr">
+            <w14:noFill/>
+            <w14:prstDash w14:val="solid"/>
+            <w14:round/>
+          </w14:textOutline>
+        </w:rPr>
+        <w:t xml:space="preserve"> boundary conditions. </w:t>
+      </w:r>
+    </w:p>
+    <w:p>
+      <w:pPr>
+        <w:spacing w:line="259" w:lineRule="auto"/>
+        <w:rPr>
+          <w:bCs/>
+          <w:color w:val="000000" w:themeColor="text1"/>
+          <w:lang w:val="en-US" w:eastAsia="zh-CN"/>
+          <w14:shadow w14:blurRad="38100" w14:dist="19050" w14:dir="2700000" w14:sx="100000" w14:sy="100000" w14:kx="0" w14:ky="0" w14:algn="tl">
+            <w14:schemeClr w14:val="dk1">
+              <w14:alpha w14:val="60000"/>
+            </w14:schemeClr>
+          </w14:shadow>
+          <w14:textOutline w14:w="0" w14:cap="flat" w14:cmpd="sng" w14:algn="ctr">
+            <w14:noFill/>
+            <w14:prstDash w14:val="solid"/>
+            <w14:round/>
+          </w14:textOutline>
+        </w:rPr>
+      </w:pPr>
+      <w:r>
+        <w:rPr>
+          <w:b/>
+          <w:bCs/>
+          <w:color w:val="000000" w:themeColor="text1"/>
+          <w:lang w:val="en-US" w:eastAsia="zh-CN"/>
+          <w14:shadow w14:blurRad="38100" w14:dist="19050" w14:dir="2700000" w14:sx="100000" w14:sy="100000" w14:kx="0" w14:ky="0" w14:algn="tl">
+            <w14:schemeClr w14:val="dk1">
+              <w14:alpha w14:val="60000"/>
+            </w14:schemeClr>
+          </w14:shadow>
+          <w14:textOutline w14:w="0" w14:cap="flat" w14:cmpd="sng" w14:algn="ctr">
+            <w14:noFill/>
+            <w14:prstDash w14:val="solid"/>
+            <w14:round/>
+          </w14:textOutline>
+        </w:rPr>
+        <w:t>Limitations</w:t>
+      </w:r>
+      <w:r>
+        <w:rPr>
+          <w:bCs/>
+          <w:color w:val="000000" w:themeColor="text1"/>
+          <w:lang w:val="en-US" w:eastAsia="zh-CN"/>
+          <w14:shadow w14:blurRad="38100" w14:dist="19050" w14:dir="2700000" w14:sx="100000" w14:sy="100000" w14:kx="0" w14:ky="0" w14:algn="tl">
+            <w14:schemeClr w14:val="dk1">
+              <w14:alpha w14:val="60000"/>
+            </w14:schemeClr>
+          </w14:shadow>
+          <w14:textOutline w14:w="0" w14:cap="flat" w14:cmpd="sng" w14:algn="ctr">
+            <w14:noFill/>
+            <w14:prstDash w14:val="solid"/>
+            <w14:round/>
+          </w14:textOutline>
+        </w:rPr>
+        <w:t xml:space="preserve"> </w:t>
+      </w:r>
+    </w:p>
+    <w:p>
+      <w:pPr>
+        <w:spacing w:line="259" w:lineRule="auto"/>
+        <w:rPr>
+          <w:bCs/>
+          <w:color w:val="000000" w:themeColor="text1"/>
+          <w:lang w:val="en-US" w:eastAsia="zh-CN"/>
+          <w14:shadow w14:blurRad="38100" w14:dist="19050" w14:dir="2700000" w14:sx="100000" w14:sy="100000" w14:kx="0" w14:ky="0" w14:algn="tl">
+            <w14:schemeClr w14:val="dk1">
+              <w14:alpha w14:val="60000"/>
+            </w14:schemeClr>
+          </w14:shadow>
+          <w14:textOutline w14:w="0" w14:cap="flat" w14:cmpd="sng" w14:algn="ctr">
+            <w14:noFill/>
+            <w14:prstDash w14:val="solid"/>
+            <w14:round/>
+          </w14:textOutline>
+        </w:rPr>
+      </w:pPr>
+      <w:r>
+        <w:rPr>
+          <w:bCs/>
+          <w:color w:val="000000" w:themeColor="text1"/>
+          <w:lang w:val="en-US" w:eastAsia="zh-CN"/>
+          <w14:shadow w14:blurRad="38100" w14:dist="19050" w14:dir="2700000" w14:sx="100000" w14:sy="100000" w14:kx="0" w14:ky="0" w14:algn="tl">
+            <w14:schemeClr w14:val="dk1">
+              <w14:alpha w14:val="60000"/>
+            </w14:schemeClr>
+          </w14:shadow>
+          <w14:textOutline w14:w="0" w14:cap="flat" w14:cmpd="sng" w14:algn="ctr">
+            <w14:noFill/>
+            <w14:prstDash w14:val="solid"/>
+            <w14:round/>
+          </w14:textOutline>
+        </w:rPr>
+        <w:t xml:space="preserve">The current implementation has hardware limitations, specifically the disorganized jumper wire layout on the breadboard, which would pose electromagnetic interference risks in a real aerospace environment. Additionally, the prediction model in Task 3 relies entirely on linear extrapolation. This fails to account for the non-linear nature of heat transfer, meaning the system may experience lag during the initial phases of rapid temperature fluctuations and cannot fully simulate real cabin thermal dynamics. </w:t>
+      </w:r>
+    </w:p>
+    <w:p>
+      <w:pPr>
+        <w:spacing w:line="259" w:lineRule="auto"/>
+        <w:rPr>
+          <w:bCs/>
+          <w:color w:val="000000" w:themeColor="text1"/>
+          <w:lang w:val="en-US" w:eastAsia="zh-CN"/>
+          <w14:shadow w14:blurRad="38100" w14:dist="19050" w14:dir="2700000" w14:sx="100000" w14:sy="100000" w14:kx="0" w14:ky="0" w14:algn="tl">
+            <w14:schemeClr w14:val="dk1">
+              <w14:alpha w14:val="60000"/>
+            </w14:schemeClr>
+          </w14:shadow>
+          <w14:textOutline w14:w="0" w14:cap="flat" w14:cmpd="sng" w14:algn="ctr">
+            <w14:noFill/>
+            <w14:prstDash w14:val="solid"/>
+            <w14:round/>
+          </w14:textOutline>
+        </w:rPr>
+      </w:pPr>
+      <w:r>
+        <w:rPr>
+          <w:b/>
+          <w:bCs/>
+          <w:color w:val="000000" w:themeColor="text1"/>
+          <w:lang w:val="en-US" w:eastAsia="zh-CN"/>
+          <w14:shadow w14:blurRad="38100" w14:dist="19050" w14:dir="2700000" w14:sx="100000" w14:sy="100000" w14:kx="0" w14:ky="0" w14:algn="tl">
+            <w14:schemeClr w14:val="dk1">
+              <w14:alpha w14:val="60000"/>
+            </w14:schemeClr>
+          </w14:shadow>
+          <w14:textOutline w14:w="0" w14:cap="flat" w14:cmpd="sng" w14:algn="ctr">
+            <w14:noFill/>
+            <w14:prstDash w14:val="solid"/>
+            <w14:round/>
+          </w14:textOutline>
+        </w:rPr>
+        <w:t>Future Improvements</w:t>
+      </w:r>
+      <w:r>
+        <w:rPr>
+          <w:bCs/>
+          <w:color w:val="000000" w:themeColor="text1"/>
+          <w:lang w:val="en-US" w:eastAsia="zh-CN"/>
+          <w14:shadow w14:blurRad="38100" w14:dist="19050" w14:dir="2700000" w14:sx="100000" w14:sy="100000" w14:kx="0" w14:ky="0" w14:algn="tl">
+            <w14:schemeClr w14:val="dk1">
+              <w14:alpha w14:val="60000"/>
+            </w14:schemeClr>
+          </w14:shadow>
+          <w14:textOutline w14:w="0" w14:cap="flat" w14:cmpd="sng" w14:algn="ctr">
+            <w14:noFill/>
+            <w14:prstDash w14:val="solid"/>
+            <w14:round/>
+          </w14:textOutline>
+        </w:rPr>
+        <w:t xml:space="preserve"> </w:t>
+      </w:r>
+    </w:p>
+    <w:p>
+      <w:pPr>
+        <w:spacing w:line="259" w:lineRule="auto"/>
+        <w:rPr>
+          <w:bCs/>
+          <w:color w:val="000000" w:themeColor="text1"/>
+          <w:lang w:val="en-US" w:eastAsia="zh-CN"/>
+          <w14:shadow w14:blurRad="38100" w14:dist="19050" w14:dir="2700000" w14:sx="100000" w14:sy="100000" w14:kx="0" w14:ky="0" w14:algn="tl">
+            <w14:schemeClr w14:val="dk1">
+              <w14:alpha w14:val="60000"/>
+            </w14:schemeClr>
+          </w14:shadow>
+          <w14:textOutline w14:w="0" w14:cap="flat" w14:cmpd="sng" w14:algn="ctr">
+            <w14:noFill/>
+            <w14:prstDash w14:val="solid"/>
+            <w14:round/>
+          </w14:textOutline>
+        </w:rPr>
+      </w:pPr>
+      <w:r>
+        <w:rPr>
+          <w:bCs/>
+          <w:color w:val="000000" w:themeColor="text1"/>
+          <w:lang w:val="en-US" w:eastAsia="zh-CN"/>
+          <w14:shadow w14:blurRad="38100" w14:dist="19050" w14:dir="2700000" w14:sx="100000" w14:sy="100000" w14:kx="0" w14:ky="0" w14:algn="tl">
+            <w14:schemeClr w14:val="dk1">
+              <w14:alpha w14:val="60000"/>
+            </w14:schemeClr>
+          </w14:shadow>
+          <w14:textOutline w14:w="0" w14:cap="flat" w14:cmpd="sng" w14:algn="ctr">
+            <w14:noFill/>
+            <w14:prstDash w14:val="solid"/>
+            <w14:round/>
+          </w14:textOutline>
+        </w:rPr>
+        <w:t xml:space="preserve">Future improvements will focus on enhancing sampling precision and system real-time performance. I plan to introduce a hardware low-pass filter using capacitors to suppress noise at the source and utilize MATLAB timer objects to handle LED blinking tasks in the background. This would free up the main loop for more complex predictive algorithms. I would also consider using the Steinhart-Hart equation instead of a linear conversion to achieve higher accuracy across a wider temperature range. </w:t>
+      </w:r>
+    </w:p>
+    <w:p>
+      <w:pPr>
+        <w:spacing w:line="259" w:lineRule="auto"/>
+        <w:rPr>
+          <w:bCs/>
+          <w:color w:val="000000" w:themeColor="text1"/>
+          <w:lang w:val="en-US" w:eastAsia="zh-CN"/>
+          <w14:shadow w14:blurRad="38100" w14:dist="19050" w14:dir="2700000" w14:sx="100000" w14:sy="100000" w14:kx="0" w14:ky="0" w14:algn="tl">
+            <w14:schemeClr w14:val="dk1">
+              <w14:alpha w14:val="60000"/>
+            </w14:schemeClr>
+          </w14:shadow>
+          <w14:textOutline w14:w="0" w14:cap="flat" w14:cmpd="sng" w14:algn="ctr">
+            <w14:noFill/>
+            <w14:prstDash w14:val="solid"/>
+            <w14:round/>
+          </w14:textOutline>
+        </w:rPr>
+      </w:pPr>
+    </w:p>
+    <w:p>
+      <w:pPr>
+        <w:spacing w:line="259" w:lineRule="auto"/>
+        <w:rPr>
+          <w:bCs/>
+          <w:color w:val="000000" w:themeColor="text1"/>
+          <w:lang w:val="en-US" w:eastAsia="zh-CN"/>
+          <w14:shadow w14:blurRad="38100" w14:dist="19050" w14:dir="2700000" w14:sx="100000" w14:sy="100000" w14:kx="0" w14:ky="0" w14:algn="tl">
+            <w14:schemeClr w14:val="dk1">
+              <w14:alpha w14:val="60000"/>
+            </w14:schemeClr>
+          </w14:shadow>
+          <w14:textOutline w14:w="0" w14:cap="flat" w14:cmpd="sng" w14:algn="ctr">
+            <w14:noFill/>
+            <w14:prstDash w14:val="solid"/>
+            <w14:round/>
+          </w14:textOutline>
+        </w:rPr>
+      </w:pPr>
+    </w:p>
+    <w:p>
+      <w:pPr>
+        <w:spacing w:line="259" w:lineRule="auto"/>
+        <w:rPr>
+          <w:bCs/>
+          <w:color w:val="000000" w:themeColor="text1"/>
+          <w:lang w:val="en-US" w:eastAsia="zh-CN"/>
+          <w14:shadow w14:blurRad="38100" w14:dist="19050" w14:dir="2700000" w14:sx="100000" w14:sy="100000" w14:kx="0" w14:ky="0" w14:algn="tl">
+            <w14:schemeClr w14:val="dk1">
+              <w14:alpha w14:val="60000"/>
+            </w14:schemeClr>
+          </w14:shadow>
+          <w14:textOutline w14:w="0" w14:cap="flat" w14:cmpd="sng" w14:algn="ctr">
+            <w14:noFill/>
+            <w14:prstDash w14:val="solid"/>
+            <w14:round/>
+          </w14:textOutline>
+        </w:rPr>
+      </w:pPr>
+    </w:p>
+    <w:p>
+      <w:pPr>
+        <w:spacing w:line="259" w:lineRule="auto"/>
+        <w:rPr>
+          <w:bCs/>
+          <w:color w:val="000000" w:themeColor="text1"/>
+          <w:lang w:val="en-US" w:eastAsia="zh-CN"/>
+          <w14:shadow w14:blurRad="38100" w14:dist="19050" w14:dir="2700000" w14:sx="100000" w14:sy="100000" w14:kx="0" w14:ky="0" w14:algn="tl">
+            <w14:schemeClr w14:val="dk1">
+              <w14:alpha w14:val="60000"/>
+            </w14:schemeClr>
+          </w14:shadow>
+          <w14:textOutline w14:w="0" w14:cap="flat" w14:cmpd="sng" w14:algn="ctr">
+            <w14:noFill/>
+            <w14:prstDash w14:val="solid"/>
+            <w14:round/>
+          </w14:textOutline>
+        </w:rPr>
+      </w:pPr>
+    </w:p>
+    <w:p>
+      <w:pPr>
+        <w:spacing w:line="259" w:lineRule="auto"/>
+        <w:rPr>
+          <w:bCs/>
+          <w:color w:val="000000" w:themeColor="text1"/>
+          <w:lang w:val="en-US" w:eastAsia="zh-CN"/>
+          <w14:shadow w14:blurRad="38100" w14:dist="19050" w14:dir="2700000" w14:sx="100000" w14:sy="100000" w14:kx="0" w14:ky="0" w14:algn="tl">
+            <w14:schemeClr w14:val="dk1">
+              <w14:alpha w14:val="60000"/>
+            </w14:schemeClr>
+          </w14:shadow>
+          <w14:textOutline w14:w="0" w14:cap="flat" w14:cmpd="sng" w14:algn="ctr">
+            <w14:noFill/>
+            <w14:prstDash w14:val="solid"/>
+            <w14:round/>
+          </w14:textOutline>
+        </w:rPr>
+      </w:pPr>
+    </w:p>
+    <w:p>
+      <w:pPr>
+        <w:spacing w:line="259" w:lineRule="auto"/>
+        <w:rPr>
+          <w:bCs/>
+          <w:color w:val="000000" w:themeColor="text1"/>
+          <w:lang w:val="en-US" w:eastAsia="zh-CN"/>
+          <w14:shadow w14:blurRad="38100" w14:dist="19050" w14:dir="2700000" w14:sx="100000" w14:sy="100000" w14:kx="0" w14:ky="0" w14:algn="tl">
+            <w14:schemeClr w14:val="dk1">
+              <w14:alpha w14:val="60000"/>
+            </w14:schemeClr>
+          </w14:shadow>
+          <w14:textOutline w14:w="0" w14:cap="flat" w14:cmpd="sng" w14:algn="ctr">
+            <w14:noFill/>
+            <w14:prstDash w14:val="solid"/>
+            <w14:round/>
+          </w14:textOutline>
+        </w:rPr>
+      </w:pPr>
+    </w:p>
+    <w:p>
+      <w:pPr>
+        <w:spacing w:line="259" w:lineRule="auto"/>
+        <w:rPr>
+          <w:bCs/>
+          <w:color w:val="000000" w:themeColor="text1"/>
+          <w:lang w:val="en-US" w:eastAsia="zh-CN"/>
+          <w14:shadow w14:blurRad="38100" w14:dist="19050" w14:dir="2700000" w14:sx="100000" w14:sy="100000" w14:kx="0" w14:ky="0" w14:algn="tl">
+            <w14:schemeClr w14:val="dk1">
+              <w14:alpha w14:val="60000"/>
+            </w14:schemeClr>
+          </w14:shadow>
+          <w14:textOutline w14:w="0" w14:cap="flat" w14:cmpd="sng" w14:algn="ctr">
+            <w14:noFill/>
+            <w14:prstDash w14:val="solid"/>
+            <w14:round/>
+          </w14:textOutline>
+        </w:rPr>
+      </w:pPr>
+    </w:p>
+    <w:p>
+      <w:pPr>
+        <w:spacing w:line="259" w:lineRule="auto"/>
+        <w:rPr>
+          <w:bCs/>
+          <w:color w:val="000000" w:themeColor="text1"/>
+          <w:lang w:val="en-US" w:eastAsia="zh-CN"/>
+          <w14:shadow w14:blurRad="38100" w14:dist="19050" w14:dir="2700000" w14:sx="100000" w14:sy="100000" w14:kx="0" w14:ky="0" w14:algn="tl">
+            <w14:schemeClr w14:val="dk1">
+              <w14:alpha w14:val="60000"/>
+            </w14:schemeClr>
+          </w14:shadow>
+          <w14:textOutline w14:w="0" w14:cap="flat" w14:cmpd="sng" w14:algn="ctr">
+            <w14:noFill/>
+            <w14:prstDash w14:val="solid"/>
+            <w14:round/>
+          </w14:textOutline>
+        </w:rPr>
+      </w:pPr>
+      <w:proofErr w:type="spellStart"/>
+      <w:r>
+        <w:rPr>
+          <w:rFonts w:hint="eastAsia"/>
+          <w:bCs/>
+          <w:color w:val="000000" w:themeColor="text1"/>
+          <w:lang w:val="en-US" w:eastAsia="zh-CN"/>
+          <w14:shadow w14:blurRad="38100" w14:dist="19050" w14:dir="2700000" w14:sx="100000" w14:sy="100000" w14:kx="0" w14:ky="0" w14:algn="tl">
+            <w14:schemeClr w14:val="dk1">
+              <w14:alpha w14:val="60000"/>
+            </w14:schemeClr>
+          </w14:shadow>
+          <w14:textOutline w14:w="0" w14:cap="flat" w14:cmpd="sng" w14:algn="ctr">
+            <w14:noFill/>
+            <w14:prstDash w14:val="solid"/>
+            <w14:round/>
+          </w14:textOutline>
+        </w:rPr>
+        <w:lastRenderedPageBreak/>
+        <w:t>Github</w:t>
+      </w:r>
+      <w:proofErr w:type="spellEnd"/>
+    </w:p>
+    <w:p>
+      <w:pPr>
+        <w:spacing w:line="259" w:lineRule="auto"/>
+        <w:rPr>
+          <w:bCs/>
+          <w:color w:val="000000" w:themeColor="text1"/>
+          <w:lang w:val="en-US" w:eastAsia="zh-CN"/>
+          <w14:shadow w14:blurRad="38100" w14:dist="19050" w14:dir="2700000" w14:sx="100000" w14:sy="100000" w14:kx="0" w14:ky="0" w14:algn="tl">
+            <w14:schemeClr w14:val="dk1">
+              <w14:alpha w14:val="60000"/>
+            </w14:schemeClr>
+          </w14:shadow>
+          <w14:textOutline w14:w="0" w14:cap="flat" w14:cmpd="sng" w14:algn="ctr">
+            <w14:noFill/>
+            <w14:prstDash w14:val="solid"/>
+            <w14:round/>
+          </w14:textOutline>
+        </w:rPr>
+      </w:pPr>
+      <w:r>
+        <w:rPr>
+          <w:bCs/>
+          <w:color w:val="000000" w:themeColor="text1"/>
+          <w:lang w:val="en-US" w:eastAsia="zh-CN"/>
+          <w14:shadow w14:blurRad="38100" w14:dist="19050" w14:dir="2700000" w14:sx="100000" w14:sy="100000" w14:kx="0" w14:ky="0" w14:algn="tl">
+            <w14:schemeClr w14:val="dk1">
+              <w14:alpha w14:val="60000"/>
+            </w14:schemeClr>
+          </w14:shadow>
+          <w14:textOutline w14:w="0" w14:cap="flat" w14:cmpd="sng" w14:algn="ctr">
+            <w14:noFill/>
+            <w14:prstDash w14:val="solid"/>
+            <w14:round/>
+          </w14:textOutline>
+        </w:rPr>
+        <w:drawing>
+          <wp:inline distT="0" distB="0" distL="0" distR="0" wp14:anchorId="05D51F7E" wp14:editId="282AA7A8">
+            <wp:extent cx="5731510" cy="3258185"/>
+            <wp:effectExtent l="0" t="0" r="2540" b="0"/>
+            <wp:docPr id="1822235724" name="图片 1"/>
+            <wp:cNvGraphicFramePr>
+              <a:graphicFrameLocks xmlns:a="http://schemas.openxmlformats.org/drawingml/2006/main" noChangeAspect="1"/>
+            </wp:cNvGraphicFramePr>
+            <a:graphic xmlns:a="http://schemas.openxmlformats.org/drawingml/2006/main">
+              <a:graphicData uri="http://schemas.openxmlformats.org/drawingml/2006/picture">
+                <pic:pic xmlns:pic="http://schemas.openxmlformats.org/drawingml/2006/picture">
+                  <pic:nvPicPr>
+                    <pic:cNvPr id="1822235724" name=""/>
+                    <pic:cNvPicPr/>
+                  </pic:nvPicPr>
+                  <pic:blipFill>
+                    <a:blip r:embed="rId16"/>
+                    <a:stretch>
+                      <a:fillRect/>
+                    </a:stretch>
+                  </pic:blipFill>
+                  <pic:spPr>
+                    <a:xfrm>
+                      <a:off x="0" y="0"/>
+                      <a:ext cx="5731510" cy="3258185"/>
+                    </a:xfrm>
+                    <a:prstGeom prst="rect">
+                      <a:avLst/>
+                    </a:prstGeom>
+                  </pic:spPr>
+                </pic:pic>
+              </a:graphicData>
+            </a:graphic>
+          </wp:inline>
+        </w:drawing>
+      </w:r>
+    </w:p>
+    <w:p>
+      <w:pPr>
+        <w:spacing w:line="259" w:lineRule="auto"/>
+        <w:rPr>
+          <w:rFonts w:hint="eastAsia"/>
+          <w:bCs/>
+          <w:color w:val="000000" w:themeColor="text1"/>
+          <w:lang w:val="en-US" w:eastAsia="zh-CN"/>
+          <w14:shadow w14:blurRad="38100" w14:dist="19050" w14:dir="2700000" w14:sx="100000" w14:sy="100000" w14:kx="0" w14:ky="0" w14:algn="tl">
+            <w14:schemeClr w14:val="dk1">
+              <w14:alpha w14:val="60000"/>
+            </w14:schemeClr>
+          </w14:shadow>
+          <w14:textOutline w14:w="0" w14:cap="flat" w14:cmpd="sng" w14:algn="ctr">
+            <w14:noFill/>
+            <w14:prstDash w14:val="solid"/>
+            <w14:round/>
+          </w14:textOutline>
+        </w:rPr>
+      </w:pPr>
+      <w:r>
+        <w:rPr>
+          <w:bCs/>
+          <w:color w:val="000000" w:themeColor="text1"/>
+          <w:lang w:val="en-US" w:eastAsia="zh-CN"/>
+          <w14:shadow w14:blurRad="38100" w14:dist="19050" w14:dir="2700000" w14:sx="100000" w14:sy="100000" w14:kx="0" w14:ky="0" w14:algn="tl">
+            <w14:schemeClr w14:val="dk1">
+              <w14:alpha w14:val="60000"/>
+            </w14:schemeClr>
+          </w14:shadow>
+          <w14:textOutline w14:w="0" w14:cap="flat" w14:cmpd="sng" w14:algn="ctr">
+            <w14:noFill/>
+            <w14:prstDash w14:val="solid"/>
+            <w14:round/>
+          </w14:textOutline>
+        </w:rPr>
+        <w:t>T</w:t>
+      </w:r>
+      <w:r>
+        <w:rPr>
+          <w:rFonts w:hint="eastAsia"/>
+          <w:bCs/>
+          <w:color w:val="000000" w:themeColor="text1"/>
+          <w:lang w:val="en-US" w:eastAsia="zh-CN"/>
+          <w14:shadow w14:blurRad="38100" w14:dist="19050" w14:dir="2700000" w14:sx="100000" w14:sy="100000" w14:kx="0" w14:ky="0" w14:algn="tl">
+            <w14:schemeClr w14:val="dk1">
+              <w14:alpha w14:val="60000"/>
+            </w14:schemeClr>
+          </w14:shadow>
+          <w14:textOutline w14:w="0" w14:cap="flat" w14:cmpd="sng" w14:algn="ctr">
+            <w14:noFill/>
+            <w14:prstDash w14:val="solid"/>
+            <w14:round/>
+          </w14:textOutline>
+        </w:rPr>
+        <w:t>oken</w:t>
+      </w:r>
+    </w:p>
+    <w:p>
+      <w:pPr>
+        <w:spacing w:line="259" w:lineRule="auto"/>
+        <w:rPr>
+          <w:bCs/>
+          <w:color w:val="000000" w:themeColor="text1"/>
+          <w:lang w:val="en-US" w:eastAsia="zh-CN"/>
+          <w14:shadow w14:blurRad="38100" w14:dist="19050" w14:dir="2700000" w14:sx="100000" w14:sy="100000" w14:kx="0" w14:ky="0" w14:algn="tl">
+            <w14:schemeClr w14:val="dk1">
+              <w14:alpha w14:val="60000"/>
+            </w14:schemeClr>
+          </w14:shadow>
+          <w14:textOutline w14:w="0" w14:cap="flat" w14:cmpd="sng" w14:algn="ctr">
+            <w14:noFill/>
+            <w14:prstDash w14:val="solid"/>
+            <w14:round/>
+          </w14:textOutline>
+        </w:rPr>
+      </w:pPr>
+      <w:r>
+        <w:rPr>
+          <w:bCs/>
+          <w:color w:val="000000" w:themeColor="text1"/>
+          <w:lang w:val="en-US" w:eastAsia="zh-CN"/>
+          <w14:shadow w14:blurRad="38100" w14:dist="19050" w14:dir="2700000" w14:sx="100000" w14:sy="100000" w14:kx="0" w14:ky="0" w14:algn="tl">
+            <w14:schemeClr w14:val="dk1">
+              <w14:alpha w14:val="60000"/>
+            </w14:schemeClr>
+          </w14:shadow>
+          <w14:textOutline w14:w="0" w14:cap="flat" w14:cmpd="sng" w14:algn="ctr">
+            <w14:noFill/>
+            <w14:prstDash w14:val="solid"/>
+            <w14:round/>
+          </w14:textOutline>
+        </w:rPr>
+        <w:drawing>
+          <wp:inline distT="0" distB="0" distL="0" distR="0" wp14:anchorId="0E96EFA9" wp14:editId="721DE285">
+            <wp:extent cx="5731510" cy="3446145"/>
+            <wp:effectExtent l="0" t="0" r="2540" b="1905"/>
+            <wp:docPr id="2137523903" name="图片 1"/>
+            <wp:cNvGraphicFramePr>
+              <a:graphicFrameLocks xmlns:a="http://schemas.openxmlformats.org/drawingml/2006/main" noChangeAspect="1"/>
+            </wp:cNvGraphicFramePr>
+            <a:graphic xmlns:a="http://schemas.openxmlformats.org/drawingml/2006/main">
+              <a:graphicData uri="http://schemas.openxmlformats.org/drawingml/2006/picture">
+                <pic:pic xmlns:pic="http://schemas.openxmlformats.org/drawingml/2006/picture">
+                  <pic:nvPicPr>
+                    <pic:cNvPr id="2137523903" name=""/>
+                    <pic:cNvPicPr/>
+                  </pic:nvPicPr>
+                  <pic:blipFill>
+                    <a:blip r:embed="rId17"/>
+                    <a:stretch>
+                      <a:fillRect/>
+                    </a:stretch>
+                  </pic:blipFill>
+                  <pic:spPr>
+                    <a:xfrm>
+                      <a:off x="0" y="0"/>
+                      <a:ext cx="5731510" cy="3446145"/>
+                    </a:xfrm>
+                    <a:prstGeom prst="rect">
+                      <a:avLst/>
+                    </a:prstGeom>
+                  </pic:spPr>
+                </pic:pic>
+              </a:graphicData>
+            </a:graphic>
+          </wp:inline>
+        </w:drawing>
+      </w:r>
+    </w:p>
+    <w:p>
+      <w:pPr>
+        <w:spacing w:line="259" w:lineRule="auto"/>
+        <w:rPr>
+          <w:bCs/>
+          <w:color w:val="000000" w:themeColor="text1"/>
+          <w:lang w:val="en-US" w:eastAsia="zh-CN"/>
+          <w14:shadow w14:blurRad="38100" w14:dist="19050" w14:dir="2700000" w14:sx="100000" w14:sy="100000" w14:kx="0" w14:ky="0" w14:algn="tl">
+            <w14:schemeClr w14:val="dk1">
+              <w14:alpha w14:val="60000"/>
+            </w14:schemeClr>
+          </w14:shadow>
+          <w14:textOutline w14:w="0" w14:cap="flat" w14:cmpd="sng" w14:algn="ctr">
+            <w14:noFill/>
+            <w14:prstDash w14:val="solid"/>
+            <w14:round/>
+          </w14:textOutline>
+        </w:rPr>
+      </w:pPr>
+    </w:p>
+    <w:p>
+      <w:pPr>
+        <w:spacing w:line="259" w:lineRule="auto"/>
+        <w:rPr>
+          <w:bCs/>
+          <w:color w:val="000000" w:themeColor="text1"/>
+          <w:lang w:val="en-US" w:eastAsia="zh-CN"/>
+          <w14:shadow w14:blurRad="38100" w14:dist="19050" w14:dir="2700000" w14:sx="100000" w14:sy="100000" w14:kx="0" w14:ky="0" w14:algn="tl">
+            <w14:schemeClr w14:val="dk1">
+              <w14:alpha w14:val="60000"/>
+            </w14:schemeClr>
+          </w14:shadow>
+          <w14:textOutline w14:w="0" w14:cap="flat" w14:cmpd="sng" w14:algn="ctr">
+            <w14:noFill/>
+            <w14:prstDash w14:val="solid"/>
+            <w14:round/>
+          </w14:textOutline>
+        </w:rPr>
+      </w:pPr>
+    </w:p>
+    <w:p>
+      <w:pPr>
+        <w:spacing w:line="259" w:lineRule="auto"/>
+        <w:rPr>
+          <w:bCs/>
+          <w:color w:val="000000" w:themeColor="text1"/>
+          <w:lang w:val="en-US" w:eastAsia="zh-CN"/>
+          <w14:shadow w14:blurRad="38100" w14:dist="19050" w14:dir="2700000" w14:sx="100000" w14:sy="100000" w14:kx="0" w14:ky="0" w14:algn="tl">
+            <w14:schemeClr w14:val="dk1">
+              <w14:alpha w14:val="60000"/>
+            </w14:schemeClr>
+          </w14:shadow>
+          <w14:textOutline w14:w="0" w14:cap="flat" w14:cmpd="sng" w14:algn="ctr">
+            <w14:noFill/>
+            <w14:prstDash w14:val="solid"/>
+            <w14:round/>
+          </w14:textOutline>
+        </w:rPr>
+      </w:pPr>
+    </w:p>
+    <w:p>
+      <w:pPr>
+        <w:spacing w:line="259" w:lineRule="auto"/>
+        <w:rPr>
+          <w:bCs/>
+          <w:color w:val="000000" w:themeColor="text1"/>
+          <w:lang w:val="en-US" w:eastAsia="zh-CN"/>
+          <w14:shadow w14:blurRad="38100" w14:dist="19050" w14:dir="2700000" w14:sx="100000" w14:sy="100000" w14:kx="0" w14:ky="0" w14:algn="tl">
+            <w14:schemeClr w14:val="dk1">
+              <w14:alpha w14:val="60000"/>
+            </w14:schemeClr>
+          </w14:shadow>
+          <w14:textOutline w14:w="0" w14:cap="flat" w14:cmpd="sng" w14:algn="ctr">
+            <w14:noFill/>
+            <w14:prstDash w14:val="solid"/>
+            <w14:round/>
+          </w14:textOutline>
+        </w:rPr>
+      </w:pPr>
+    </w:p>
+    <w:p>
+      <w:pPr>
+        <w:spacing w:line="259" w:lineRule="auto"/>
+        <w:rPr>
+          <w:bCs/>
+          <w:color w:val="000000" w:themeColor="text1"/>
+          <w:lang w:val="en-US" w:eastAsia="zh-CN"/>
+          <w14:shadow w14:blurRad="38100" w14:dist="19050" w14:dir="2700000" w14:sx="100000" w14:sy="100000" w14:kx="0" w14:ky="0" w14:algn="tl">
+            <w14:schemeClr w14:val="dk1">
+              <w14:alpha w14:val="60000"/>
+            </w14:schemeClr>
+          </w14:shadow>
+          <w14:textOutline w14:w="0" w14:cap="flat" w14:cmpd="sng" w14:algn="ctr">
+            <w14:noFill/>
+            <w14:prstDash w14:val="solid"/>
+            <w14:round/>
+          </w14:textOutline>
+        </w:rPr>
+      </w:pPr>
+      <w:r>
+        <w:rPr>
+          <w:rFonts w:hint="eastAsia"/>
+          <w:bCs/>
+          <w:color w:val="000000" w:themeColor="text1"/>
+          <w:lang w:val="en-US" w:eastAsia="zh-CN"/>
+          <w14:shadow w14:blurRad="38100" w14:dist="19050" w14:dir="2700000" w14:sx="100000" w14:sy="100000" w14:kx="0" w14:ky="0" w14:algn="tl">
+            <w14:schemeClr w14:val="dk1">
+              <w14:alpha w14:val="60000"/>
+            </w14:schemeClr>
+          </w14:shadow>
+          <w14:textOutline w14:w="0" w14:cap="flat" w14:cmpd="sng" w14:algn="ctr">
+            <w14:noFill/>
+            <w14:prstDash w14:val="solid"/>
+            <w14:round/>
+          </w14:textOutline>
+        </w:rPr>
+        <w:lastRenderedPageBreak/>
+        <w:t xml:space="preserve">Content in </w:t>
+      </w:r>
+      <w:proofErr w:type="spellStart"/>
+      <w:r>
+        <w:rPr>
+          <w:rFonts w:hint="eastAsia"/>
+          <w:bCs/>
+          <w:color w:val="000000" w:themeColor="text1"/>
+          <w:lang w:val="en-US" w:eastAsia="zh-CN"/>
+          <w14:shadow w14:blurRad="38100" w14:dist="19050" w14:dir="2700000" w14:sx="100000" w14:sy="100000" w14:kx="0" w14:ky="0" w14:algn="tl">
+            <w14:schemeClr w14:val="dk1">
+              <w14:alpha w14:val="60000"/>
+            </w14:schemeClr>
+          </w14:shadow>
+          <w14:textOutline w14:w="0" w14:cap="flat" w14:cmpd="sng" w14:algn="ctr">
+            <w14:noFill/>
+            <w14:prstDash w14:val="solid"/>
+            <w14:round/>
+          </w14:textOutline>
+        </w:rPr>
+        <w:t>Github</w:t>
+      </w:r>
+      <w:proofErr w:type="spellEnd"/>
+    </w:p>
+    <w:p>
+      <w:pPr>
+        <w:spacing w:line="259" w:lineRule="auto"/>
+        <w:rPr>
+          <w:rFonts w:hint="eastAsia"/>
+          <w:bCs/>
+          <w:color w:val="000000" w:themeColor="text1"/>
+          <w:lang w:val="en-US" w:eastAsia="zh-CN"/>
+          <w14:shadow w14:blurRad="38100" w14:dist="19050" w14:dir="2700000" w14:sx="100000" w14:sy="100000" w14:kx="0" w14:ky="0" w14:algn="tl">
+            <w14:schemeClr w14:val="dk1">
+              <w14:alpha w14:val="60000"/>
+            </w14:schemeClr>
+          </w14:shadow>
+          <w14:textOutline w14:w="0" w14:cap="flat" w14:cmpd="sng" w14:algn="ctr">
+            <w14:noFill/>
+            <w14:prstDash w14:val="solid"/>
+            <w14:round/>
+          </w14:textOutline>
+        </w:rPr>
+      </w:pPr>
+      <w:r>
+        <w:rPr>
+          <w:rFonts w:hint="eastAsia"/>
+          <w:bCs/>
+          <w:color w:val="000000" w:themeColor="text1"/>
+          <w:lang w:val="en-US" w:eastAsia="zh-CN"/>
+          <w14:shadow w14:blurRad="38100" w14:dist="19050" w14:dir="2700000" w14:sx="100000" w14:sy="100000" w14:kx="0" w14:ky="0" w14:algn="tl">
+            <w14:schemeClr w14:val="dk1">
+              <w14:alpha w14:val="60000"/>
+            </w14:schemeClr>
+          </w14:shadow>
+          <w14:textOutline w14:w="0" w14:cap="flat" w14:cmpd="sng" w14:algn="ctr">
+            <w14:noFill/>
+            <w14:prstDash w14:val="solid"/>
+            <w14:round/>
+          </w14:textOutline>
+        </w:rPr>
+        <w:t>I have updated and submitted many times.</w:t>
+      </w:r>
+    </w:p>
+    <w:p>
+      <w:pPr>
+        <w:spacing w:line="259" w:lineRule="auto"/>
+        <w:rPr>
+          <w:b/>
+          <w:color w:val="000000" w:themeColor="text1"/>
+          <w:lang w:val="en-US" w:eastAsia="zh-CN"/>
+          <w14:shadow w14:blurRad="38100" w14:dist="19050" w14:dir="2700000" w14:sx="100000" w14:sy="100000" w14:kx="0" w14:ky="0" w14:algn="tl">
+            <w14:schemeClr w14:val="dk1">
+              <w14:alpha w14:val="60000"/>
+            </w14:schemeClr>
+          </w14:shadow>
+          <w14:textOutline w14:w="0" w14:cap="flat" w14:cmpd="sng" w14:algn="ctr">
+            <w14:noFill/>
+            <w14:prstDash w14:val="solid"/>
+            <w14:round/>
+          </w14:textOutline>
+        </w:rPr>
+      </w:pPr>
+      <w:r>
+        <w:rPr>
+          <w:b/>
+          <w:color w:val="000000" w:themeColor="text1"/>
+          <w:lang w:val="en-US" w:eastAsia="zh-CN"/>
+          <w14:shadow w14:blurRad="38100" w14:dist="19050" w14:dir="2700000" w14:sx="100000" w14:sy="100000" w14:kx="0" w14:ky="0" w14:algn="tl">
+            <w14:schemeClr w14:val="dk1">
+              <w14:alpha w14:val="60000"/>
+            </w14:schemeClr>
+          </w14:shadow>
+          <w14:textOutline w14:w="0" w14:cap="flat" w14:cmpd="sng" w14:algn="ctr">
+            <w14:noFill/>
+            <w14:prstDash w14:val="solid"/>
+            <w14:round/>
+          </w14:textOutline>
+        </w:rPr>
+        <w:drawing>
+          <wp:inline distT="0" distB="0" distL="0" distR="0" wp14:anchorId="54BCB17D" wp14:editId="7A765C7D">
+            <wp:extent cx="5731510" cy="3343275"/>
+            <wp:effectExtent l="0" t="0" r="2540" b="9525"/>
+            <wp:docPr id="1482216881" name="图片 1"/>
+            <wp:cNvGraphicFramePr>
+              <a:graphicFrameLocks xmlns:a="http://schemas.openxmlformats.org/drawingml/2006/main" noChangeAspect="1"/>
+            </wp:cNvGraphicFramePr>
+            <a:graphic xmlns:a="http://schemas.openxmlformats.org/drawingml/2006/main">
+              <a:graphicData uri="http://schemas.openxmlformats.org/drawingml/2006/picture">
+                <pic:pic xmlns:pic="http://schemas.openxmlformats.org/drawingml/2006/picture">
+                  <pic:nvPicPr>
+                    <pic:cNvPr id="1482216881" name=""/>
+                    <pic:cNvPicPr/>
+                  </pic:nvPicPr>
+                  <pic:blipFill>
+                    <a:blip r:embed="rId18"/>
+                    <a:stretch>
+                      <a:fillRect/>
+                    </a:stretch>
+                  </pic:blipFill>
+                  <pic:spPr>
+                    <a:xfrm>
+                      <a:off x="0" y="0"/>
+                      <a:ext cx="5731510" cy="3343275"/>
+                    </a:xfrm>
+                    <a:prstGeom prst="rect">
+                      <a:avLst/>
+                    </a:prstGeom>
+                  </pic:spPr>
+                </pic:pic>
+              </a:graphicData>
+            </a:graphic>
+          </wp:inline>
+        </w:drawing>
+      </w:r>
+    </w:p>
+    <w:p>
+      <w:pPr>
+        <w:spacing w:line="259" w:lineRule="auto"/>
+        <w:rPr>
+          <w:b/>
+          <w:color w:val="000000" w:themeColor="text1"/>
+          <w:lang w:val="en-US" w:eastAsia="zh-CN"/>
+          <w14:shadow w14:blurRad="38100" w14:dist="19050" w14:dir="2700000" w14:sx="100000" w14:sy="100000" w14:kx="0" w14:ky="0" w14:algn="tl">
+            <w14:schemeClr w14:val="dk1">
+              <w14:alpha w14:val="60000"/>
+            </w14:schemeClr>
+          </w14:shadow>
+          <w14:textOutline w14:w="0" w14:cap="flat" w14:cmpd="sng" w14:algn="ctr">
+            <w14:noFill/>
+            <w14:prstDash w14:val="solid"/>
+            <w14:round/>
+          </w14:textOutline>
+        </w:rPr>
+      </w:pPr>
+      <w:r>
+        <w:rPr>
+          <w:b/>
+          <w:color w:val="000000" w:themeColor="text1"/>
+          <w:lang w:val="en-US" w:eastAsia="zh-CN"/>
+          <w14:shadow w14:blurRad="38100" w14:dist="19050" w14:dir="2700000" w14:sx="100000" w14:sy="100000" w14:kx="0" w14:ky="0" w14:algn="tl">
+            <w14:schemeClr w14:val="dk1">
+              <w14:alpha w14:val="60000"/>
+            </w14:schemeClr>
+          </w14:shadow>
+          <w14:textOutline w14:w="0" w14:cap="flat" w14:cmpd="sng" w14:algn="ctr">
+            <w14:noFill/>
+            <w14:prstDash w14:val="solid"/>
+            <w14:round/>
+          </w14:textOutline>
+        </w:rPr>
+        <w:drawing>
+          <wp:inline distT="0" distB="0" distL="0" distR="0" wp14:anchorId="1DE0A692" wp14:editId="29EF9A83">
+            <wp:extent cx="5731510" cy="3375025"/>
+            <wp:effectExtent l="0" t="0" r="2540" b="0"/>
+            <wp:docPr id="1756287502" name="图片 1"/>
+            <wp:cNvGraphicFramePr>
+              <a:graphicFrameLocks xmlns:a="http://schemas.openxmlformats.org/drawingml/2006/main" noChangeAspect="1"/>
+            </wp:cNvGraphicFramePr>
+            <a:graphic xmlns:a="http://schemas.openxmlformats.org/drawingml/2006/main">
+              <a:graphicData uri="http://schemas.openxmlformats.org/drawingml/2006/picture">
+                <pic:pic xmlns:pic="http://schemas.openxmlformats.org/drawingml/2006/picture">
+                  <pic:nvPicPr>
+                    <pic:cNvPr id="1756287502" name=""/>
+                    <pic:cNvPicPr/>
+                  </pic:nvPicPr>
+                  <pic:blipFill>
+                    <a:blip r:embed="rId19"/>
+                    <a:stretch>
+                      <a:fillRect/>
+                    </a:stretch>
+                  </pic:blipFill>
+                  <pic:spPr>
+                    <a:xfrm>
+                      <a:off x="0" y="0"/>
+                      <a:ext cx="5731510" cy="3375025"/>
+                    </a:xfrm>
+                    <a:prstGeom prst="rect">
+                      <a:avLst/>
+                    </a:prstGeom>
+                  </pic:spPr>
+                </pic:pic>
+              </a:graphicData>
+            </a:graphic>
+          </wp:inline>
+        </w:drawing>
+      </w:r>
+    </w:p>
+    <w:p>
+      <w:pPr>
+        <w:spacing w:line="259" w:lineRule="auto"/>
+        <w:rPr>
+          <w:rFonts w:hint="eastAsia"/>
+          <w:b/>
+          <w:color w:val="000000" w:themeColor="text1"/>
+          <w:lang w:val="en-US" w:eastAsia="zh-CN"/>
+          <w14:shadow w14:blurRad="38100" w14:dist="19050" w14:dir="2700000" w14:sx="100000" w14:sy="100000" w14:kx="0" w14:ky="0" w14:algn="tl">
+            <w14:schemeClr w14:val="dk1">
+              <w14:alpha w14:val="60000"/>
+            </w14:schemeClr>
+          </w14:shadow>
+          <w14:textOutline w14:w="0" w14:cap="flat" w14:cmpd="sng" w14:algn="ctr">
+            <w14:noFill/>
+            <w14:prstDash w14:val="solid"/>
+            <w14:round/>
+          </w14:textOutline>
+        </w:rPr>
+      </w:pPr>
+      <w:r>
+        <w:rPr>
+          <w:b/>
+          <w:color w:val="000000" w:themeColor="text1"/>
+          <w:lang w:val="en-US" w:eastAsia="zh-CN"/>
+          <w14:shadow w14:blurRad="38100" w14:dist="19050" w14:dir="2700000" w14:sx="100000" w14:sy="100000" w14:kx="0" w14:ky="0" w14:algn="tl">
+            <w14:schemeClr w14:val="dk1">
+              <w14:alpha w14:val="60000"/>
+            </w14:schemeClr>
+          </w14:shadow>
+          <w14:textOutline w14:w="0" w14:cap="flat" w14:cmpd="sng" w14:algn="ctr">
+            <w14:noFill/>
+            <w14:prstDash w14:val="solid"/>
+            <w14:round/>
+          </w14:textOutline>
+        </w:rPr>
+        <w:lastRenderedPageBreak/>
+        <w:drawing>
+          <wp:inline distT="0" distB="0" distL="0" distR="0" wp14:anchorId="4D2BD068" wp14:editId="02D900CF">
+            <wp:extent cx="5731510" cy="3380105"/>
+            <wp:effectExtent l="0" t="0" r="2540" b="0"/>
+            <wp:docPr id="1234468151" name="图片 1"/>
+            <wp:cNvGraphicFramePr>
+              <a:graphicFrameLocks xmlns:a="http://schemas.openxmlformats.org/drawingml/2006/main" noChangeAspect="1"/>
+            </wp:cNvGraphicFramePr>
+            <a:graphic xmlns:a="http://schemas.openxmlformats.org/drawingml/2006/main">
+              <a:graphicData uri="http://schemas.openxmlformats.org/drawingml/2006/picture">
+                <pic:pic xmlns:pic="http://schemas.openxmlformats.org/drawingml/2006/picture">
+                  <pic:nvPicPr>
+                    <pic:cNvPr id="1234468151" name=""/>
+                    <pic:cNvPicPr/>
+                  </pic:nvPicPr>
+                  <pic:blipFill>
+                    <a:blip r:embed="rId20"/>
+                    <a:stretch>
+                      <a:fillRect/>
+                    </a:stretch>
+                  </pic:blipFill>
+                  <pic:spPr>
+                    <a:xfrm>
+                      <a:off x="0" y="0"/>
+                      <a:ext cx="5731510" cy="3380105"/>
+                    </a:xfrm>
+                    <a:prstGeom prst="rect">
+                      <a:avLst/>
+                    </a:prstGeom>
+                  </pic:spPr>
+                </pic:pic>
+              </a:graphicData>
+            </a:graphic>
+          </wp:inline>
+        </w:drawing>
+      </w:r>
+    </w:p>
     <w:sectPr>
-      <w:headerReference w:type="even" r:id="rId12"/>
-      <w:headerReference w:type="default" r:id="rId13"/>
-      <w:footerReference w:type="even" r:id="rId14"/>
-      <w:footerReference w:type="default" r:id="rId15"/>
-      <w:headerReference w:type="first" r:id="rId16"/>
-      <w:footerReference w:type="first" r:id="rId17"/>
+      <w:headerReference w:type="even" r:id="rId21"/>
+      <w:headerReference w:type="default" r:id="rId22"/>
+      <w:footerReference w:type="even" r:id="rId23"/>
+      <w:footerReference w:type="default" r:id="rId24"/>
+      <w:headerReference w:type="first" r:id="rId25"/>
+      <w:footerReference w:type="first" r:id="rId26"/>
       <w:pgSz w:w="11906" w:h="16838"/>
       <w:pgMar w:top="1440" w:right="1440" w:bottom="1440" w:left="1440" w:header="850" w:footer="708" w:gutter="0"/>
       <w:cols w:space="708"/>
